--- a/CMA_Summaries_B3_Ch15.docx
+++ b/CMA_Summaries_B3_Ch15.docx
@@ -9171,7 +9171,7 @@
       <w:r>
         <w:drawing>
           <wp:inline distT="0" distB="0" distL="0" distR="0">
-            <wp:extent cx="5734050" cy="2565225"/>
+            <wp:extent cx="5734050" cy="2218175"/>
             <wp:effectExtent t="0" r="0" b="0" l="0"/>
             <wp:docPr id="1" name="" descr="" title=""/>
             <wp:cNvGraphicFramePr>
@@ -9196,7 +9196,7 @@
                   <pic:spPr bwMode="auto">
                     <a:xfrm>
                       <a:off x="0" y="0"/>
-                      <a:ext cx="5734050" cy="2565225"/>
+                      <a:ext cx="5734050" cy="2218175"/>
                     </a:xfrm>
                     <a:prstGeom prst="rect">
                       <a:avLst/>
@@ -9264,25 +9264,13 @@
                 <w:sz w:val="16"/>
                 <w:szCs w:val="16"/>
               </w:rPr>
-              <w:t xml:space="preserve">investment center   ·   stand-alone cost allocation   ·   segment margin</w:t>
+              <w:t xml:space="preserve">stand-alone cost allocation   ·   incremental cost allocation   ·   common cost</w:t>
             </w:r>
           </w:p>
         </w:tc>
       </w:tr>
     </w:tbl>
     <w:p/>
-    <w:p>
-      <w:pPr>
-        <w:pageBreakBefore w:val="true"/>
-        <w:spacing w:after="0"/>
-      </w:pPr>
-      <w:r>
-        <w:rPr>
-          <w:sz w:val="2"/>
-        </w:rPr>
-        <w:t xml:space="preserve"> </w:t>
-      </w:r>
-    </w:p>
     <w:tbl>
       <w:tblPr>
         <w:tblW w:type="pct" w:w="100%"/>
@@ -10144,7 +10132,7 @@
                 <w:sz w:val="16"/>
                 <w:szCs w:val="16"/>
               </w:rPr>
-              <w:t xml:space="preserve">segment margin</w:t>
+              <w:t xml:space="preserve">common cost</w:t>
             </w:r>
           </w:p>
         </w:tc>
@@ -10212,7 +10200,7 @@
                 <w:sz w:val="16"/>
                 <w:szCs w:val="16"/>
               </w:rPr>
-              <w:t xml:space="preserve">stand-alone cost allocation</w:t>
+              <w:t xml:space="preserve">incremental cost allocation</w:t>
             </w:r>
           </w:p>
         </w:tc>
@@ -12425,7 +12413,7 @@
       <w:r>
         <w:drawing>
           <wp:inline distT="0" distB="0" distL="0" distR="0">
-            <wp:extent cx="5734050" cy="2278525"/>
+            <wp:extent cx="5734050" cy="1931475"/>
             <wp:effectExtent t="0" r="0" b="0" l="0"/>
             <wp:docPr id="1" name="" descr="" title=""/>
             <wp:cNvGraphicFramePr>
@@ -12450,7 +12438,7 @@
                   <pic:spPr bwMode="auto">
                     <a:xfrm>
                       <a:off x="0" y="0"/>
-                      <a:ext cx="5734050" cy="2278525"/>
+                      <a:ext cx="5734050" cy="1931475"/>
                     </a:xfrm>
                     <a:prstGeom prst="rect">
                       <a:avLst/>
@@ -14852,7 +14840,7 @@
               <w:sz w:val="16"/>
               <w:szCs w:val="16"/>
             </w:rPr>
-            <w:t xml:space="preserve"> of 3</w:t>
+            <w:t xml:space="preserve"> of 2</w:t>
           </w:r>
         </w:p>
       </w:tc>

--- a/CMA_Summaries_B3_Ch15.docx
+++ b/CMA_Summaries_B3_Ch15.docx
@@ -4529,7 +4529,7 @@
                 <w:sz w:val="16"/>
                 <w:szCs w:val="16"/>
               </w:rPr>
-              <w:t xml:space="preserve">traceable   ·   depreciation   ·   throughout   ·   question   ·   answering   ·   cost-volume-profit   ·   controllable   ·   supervision   ·   variable</w:t>
+              <w:t xml:space="preserve">traceable   ·   depreciation   ·   throughout   ·   question   ·   answering   ·   Complete   ·   controllable   ·   supervision   ·   variable</w:t>
             </w:r>
           </w:p>
         </w:tc>
@@ -4583,6 +4583,19 @@
       </w:tr>
     </w:tbl>
     <w:p/>
+    <w:p>
+      <w:pPr>
+        <w:spacing w:before="20" w:after="20" w:line="360" w:lineRule="auto"/>
+        <w:ind w:left="200"/>
+      </w:pPr>
+      <w:r>
+        <w:rPr>
+          <w:sz w:val="19"/>
+          <w:szCs w:val="19"/>
+        </w:rPr>
+        <w:t xml:space="preserve">Beverages earns a segment margin of $3,180,000, the figure, and the three together earn $5,020,000.</w:t>
+      </w:r>
+    </w:p>
     <w:p>
       <w:pPr>
         <w:spacing w:before="44" w:after="10"/>
@@ -4712,7 +4725,7 @@
                 <w:sz w:val="16"/>
                 <w:szCs w:val="16"/>
               </w:rPr>
-              <w:t xml:space="preserve">stand-alone cost allocation   ·   = Segment margin   ·   Revenue</w:t>
+              <w:t xml:space="preserve">= Segment margin   ·   = Contribution margin   ·   = Controllable margin</w:t>
             </w:r>
           </w:p>
         </w:tc>
@@ -4988,7 +5001,7 @@
                 <w:sz w:val="16"/>
                 <w:szCs w:val="16"/>
               </w:rPr>
-              <w:t xml:space="preserve">contribution   ·   throughout   ·   cost-volume-profit</w:t>
+              <w:t xml:space="preserve">cost-volume-profit   ·   division   ·   contribution</w:t>
             </w:r>
           </w:p>
         </w:tc>
@@ -5478,7 +5491,7 @@
                 <w:sz w:val="16"/>
                 <w:szCs w:val="16"/>
               </w:rPr>
-              <w:t xml:space="preserve">Revenue</w:t>
+              <w:t xml:space="preserve">= Contribution margin</w:t>
             </w:r>
           </w:p>
         </w:tc>
@@ -7613,7 +7626,7 @@
           <w:sz w:val="16"/>
           <w:szCs w:val="16"/>
         </w:rPr>
-        <w:t xml:space="preserve">      gaps 1–3</w:t>
+        <w:t xml:space="preserve">      gaps 1–6</w:t>
       </w:r>
     </w:p>
     <w:p>
@@ -7729,7 +7742,117 @@
           <w:sz w:val="19"/>
           <w:szCs w:val="19"/>
         </w:rPr>
-        <w:t xml:space="preserve"> budget of, and every division is charged a share. </w:t>
+        <w:t xml:space="preserve"> budget of, and every </w:t>
+      </w:r>
+      <w:r>
+        <w:rPr>
+          <w:b/>
+          <w:bCs/>
+          <w:color w:val="8186EF"/>
+          <w:sz w:val="15"/>
+          <w:szCs w:val="15"/>
+        </w:rPr>
+        <w:t xml:space="preserve"> (4) </w:t>
+      </w:r>
+      <w:r>
+        <w:rPr>
+          <w:u w:val="single"/>
+          <w:sz w:val="19"/>
+          <w:szCs w:val="19"/>
+        </w:rPr>
+        <w:t xml:space="preserve">           </w:t>
+      </w:r>
+      <w:r>
+        <w:rPr>
+          <w:sz w:val="19"/>
+          <w:szCs w:val="19"/>
+        </w:rPr>
+        <w:t xml:space="preserve"> </w:t>
+      </w:r>
+      <w:r>
+        <w:rPr>
+          <w:sz w:val="19"/>
+          <w:szCs w:val="19"/>
+        </w:rPr>
+        <w:t xml:space="preserve"> is charged a share. </w:t>
+      </w:r>
+      <w:r>
+        <w:rPr>
+          <w:sz w:val="19"/>
+          <w:szCs w:val="19"/>
+        </w:rPr>
+        <w:t xml:space="preserve">Stand-alone cost allocation </w:t>
+      </w:r>
+      <w:r>
+        <w:rPr>
+          <w:b/>
+          <w:bCs/>
+          <w:color w:val="8186EF"/>
+          <w:sz w:val="15"/>
+          <w:szCs w:val="15"/>
+        </w:rPr>
+        <w:t xml:space="preserve"> (5) </w:t>
+      </w:r>
+      <w:r>
+        <w:rPr>
+          <w:u w:val="single"/>
+          <w:sz w:val="19"/>
+          <w:szCs w:val="19"/>
+        </w:rPr>
+        <w:t xml:space="preserve">           </w:t>
+      </w:r>
+      <w:r>
+        <w:rPr>
+          <w:sz w:val="19"/>
+          <w:szCs w:val="19"/>
+        </w:rPr>
+        <w:t xml:space="preserve"> </w:t>
+      </w:r>
+      <w:r>
+        <w:rPr>
+          <w:sz w:val="19"/>
+          <w:szCs w:val="19"/>
+        </w:rPr>
+        <w:t xml:space="preserve"> the cost in </w:t>
+      </w:r>
+      <w:r>
+        <w:rPr>
+          <w:b/>
+          <w:bCs/>
+          <w:color w:val="8186EF"/>
+          <w:sz w:val="15"/>
+          <w:szCs w:val="15"/>
+        </w:rPr>
+        <w:t xml:space="preserve"> (6) </w:t>
+      </w:r>
+      <w:r>
+        <w:rPr>
+          <w:u w:val="single"/>
+          <w:sz w:val="19"/>
+          <w:szCs w:val="19"/>
+        </w:rPr>
+        <w:t xml:space="preserve">            </w:t>
+      </w:r>
+      <w:r>
+        <w:rPr>
+          <w:sz w:val="19"/>
+          <w:szCs w:val="19"/>
+        </w:rPr>
+        <w:t xml:space="preserve"> </w:t>
+      </w:r>
+      <w:r>
+        <w:rPr>
+          <w:sz w:val="19"/>
+          <w:szCs w:val="19"/>
+        </w:rPr>
+        <w:t xml:space="preserve"> to what each would have paid alone. </w:t>
+      </w:r>
+      <w:r>
+        <w:rPr>
+          <w:sz w:val="19"/>
+          <w:szCs w:val="19"/>
+        </w:rPr>
+        <w:t xml:space="preserve">Incremental cost allocation charges a primary user its stand-alone cost and the other user only the extra cost it adds. </w:t>
       </w:r>
     </w:p>
     <w:tbl>
@@ -7787,7 +7910,7 @@
                 <w:sz w:val="16"/>
                 <w:szCs w:val="16"/>
               </w:rPr>
-              <w:t xml:space="preserve">zero-based   ·   common   ·   division   ·   segment</w:t>
+              <w:t xml:space="preserve">common   ·   shares   ·   division   ·   decision   ·   zero-based   ·   segment   ·   proportion</w:t>
             </w:r>
           </w:p>
         </w:tc>
@@ -7861,7 +7984,7 @@
           <w:sz w:val="16"/>
           <w:szCs w:val="16"/>
         </w:rPr>
-        <w:t xml:space="preserve">      gaps 4–5</w:t>
+        <w:t xml:space="preserve">      gaps 7–8</w:t>
       </w:r>
     </w:p>
     <w:p>
@@ -7884,7 +8007,7 @@
           <w:sz w:val="15"/>
           <w:szCs w:val="15"/>
         </w:rPr>
-        <w:t xml:space="preserve"> (4) </w:t>
+        <w:t xml:space="preserve"> (7) </w:t>
       </w:r>
       <w:r>
         <w:rPr>
@@ -7916,7 +8039,7 @@
           <w:sz w:val="15"/>
           <w:szCs w:val="15"/>
         </w:rPr>
-        <w:t xml:space="preserve"> (5) </w:t>
+        <w:t xml:space="preserve"> (8) </w:t>
       </w:r>
       <w:r>
         <w:rPr>
@@ -7996,7 +8119,7 @@
                 <w:sz w:val="16"/>
                 <w:szCs w:val="16"/>
               </w:rPr>
-              <w:t xml:space="preserve">divisions   ·   different   ·   together</w:t>
+              <w:t xml:space="preserve">divisions   ·   decision   ·   together</w:t>
             </w:r>
           </w:p>
         </w:tc>
@@ -8159,7 +8282,7 @@
           <w:sz w:val="16"/>
           <w:szCs w:val="16"/>
         </w:rPr>
-        <w:t xml:space="preserve">      gaps 7–10</w:t>
+        <w:t xml:space="preserve">      gaps 10–13</w:t>
       </w:r>
     </w:p>
     <w:p>
@@ -8182,7 +8305,7 @@
           <w:sz w:val="15"/>
           <w:szCs w:val="15"/>
         </w:rPr>
-        <w:t xml:space="preserve"> (7) </w:t>
+        <w:t xml:space="preserve"> (10) </w:t>
       </w:r>
       <w:r>
         <w:rPr>
@@ -8221,7 +8344,7 @@
           <w:sz w:val="15"/>
           <w:szCs w:val="15"/>
         </w:rPr>
-        <w:t xml:space="preserve"> (8) </w:t>
+        <w:t xml:space="preserve"> (11) </w:t>
       </w:r>
       <w:r>
         <w:rPr>
@@ -8253,7 +8376,7 @@
           <w:sz w:val="15"/>
           <w:szCs w:val="15"/>
         </w:rPr>
-        <w:t xml:space="preserve"> (9) </w:t>
+        <w:t xml:space="preserve"> (12) </w:t>
       </w:r>
       <w:r>
         <w:rPr>
@@ -8292,7 +8415,7 @@
           <w:sz w:val="15"/>
           <w:szCs w:val="15"/>
         </w:rPr>
-        <w:t xml:space="preserve"> (10) </w:t>
+        <w:t xml:space="preserve"> (13) </w:t>
       </w:r>
       <w:r>
         <w:rPr>
@@ -8372,7 +8495,7 @@
                 <w:sz w:val="16"/>
                 <w:szCs w:val="16"/>
               </w:rPr>
-              <w:t xml:space="preserve">different   ·   therefore   ·   stand-alone   ·   incremental   ·   division</w:t>
+              <w:t xml:space="preserve">different   ·   therefore   ·   stand-alone   ·   incremental   ·   charged</w:t>
             </w:r>
           </w:p>
         </w:tc>
@@ -8592,7 +8715,7 @@
                 <w:sz w:val="14"/>
                 <w:szCs w:val="14"/>
               </w:rPr>
-              <w:t xml:space="preserve">(11)</w:t>
+              <w:t xml:space="preserve">(14)</w:t>
             </w:r>
           </w:p>
         </w:tc>
@@ -8652,7 +8775,7 @@
                 <w:sz w:val="14"/>
                 <w:szCs w:val="14"/>
               </w:rPr>
-              <w:t xml:space="preserve"> (12) </w:t>
+              <w:t xml:space="preserve"> (15) </w:t>
             </w:r>
             <w:r>
               <w:rPr>
@@ -8773,7 +8896,7 @@
                 <w:sz w:val="14"/>
                 <w:szCs w:val="14"/>
               </w:rPr>
-              <w:t xml:space="preserve">(13)</w:t>
+              <w:t xml:space="preserve">(16)</w:t>
             </w:r>
           </w:p>
         </w:tc>
@@ -8826,7 +8949,7 @@
                 <w:sz w:val="14"/>
                 <w:szCs w:val="14"/>
               </w:rPr>
-              <w:t xml:space="preserve">(14)</w:t>
+              <w:t xml:space="preserve">(17)</w:t>
             </w:r>
           </w:p>
         </w:tc>
@@ -8986,7 +9109,7 @@
           <w:sz w:val="16"/>
           <w:szCs w:val="16"/>
         </w:rPr>
-        <w:t xml:space="preserve">      gaps 15–16</w:t>
+        <w:t xml:space="preserve">      gaps 18–19</w:t>
       </w:r>
     </w:p>
     <w:p>
@@ -9009,7 +9132,7 @@
           <w:sz w:val="15"/>
           <w:szCs w:val="15"/>
         </w:rPr>
-        <w:t xml:space="preserve"> (15) </w:t>
+        <w:t xml:space="preserve"> (18) </w:t>
       </w:r>
       <w:r>
         <w:rPr>
@@ -9048,7 +9171,7 @@
           <w:sz w:val="15"/>
           <w:szCs w:val="15"/>
         </w:rPr>
-        <w:t xml:space="preserve"> (16) </w:t>
+        <w:t xml:space="preserve"> (19) </w:t>
       </w:r>
       <w:r>
         <w:rPr>
@@ -9128,7 +9251,7 @@
                 <w:sz w:val="16"/>
                 <w:szCs w:val="16"/>
               </w:rPr>
-              <w:t xml:space="preserve">contributing   ·   segments   ·   divisions</w:t>
+              <w:t xml:space="preserve">contributing   ·   segments   ·   different</w:t>
             </w:r>
           </w:p>
         </w:tc>
@@ -9649,14 +9772,14 @@
                 <w:sz w:val="16"/>
                 <w:szCs w:val="16"/>
               </w:rPr>
-              <w:t xml:space="preserve">10  </w:t>
-            </w:r>
-            <w:r>
-              <w:rPr>
-                <w:sz w:val="16"/>
-                <w:szCs w:val="16"/>
-              </w:rPr>
-              <w:t xml:space="preserve">therefore</w:t>
+              <w:t xml:space="preserve">12  </w:t>
+            </w:r>
+            <w:r>
+              <w:rPr>
+                <w:sz w:val="16"/>
+                <w:szCs w:val="16"/>
+              </w:rPr>
+              <w:t xml:space="preserve">incremental</w:t>
             </w:r>
           </w:p>
         </w:tc>
@@ -9717,14 +9840,14 @@
                 <w:sz w:val="16"/>
                 <w:szCs w:val="16"/>
               </w:rPr>
-              <w:t xml:space="preserve">11  </w:t>
-            </w:r>
-            <w:r>
-              <w:rPr>
-                <w:sz w:val="16"/>
-                <w:szCs w:val="16"/>
-              </w:rPr>
-              <w:t xml:space="preserve">Report it below the segment margin</w:t>
+              <w:t xml:space="preserve">13  </w:t>
+            </w:r>
+            <w:r>
+              <w:rPr>
+                <w:sz w:val="16"/>
+                <w:szCs w:val="16"/>
+              </w:rPr>
+              <w:t xml:space="preserve">therefore</w:t>
             </w:r>
           </w:p>
         </w:tc>
@@ -9785,14 +9908,14 @@
                 <w:sz w:val="16"/>
                 <w:szCs w:val="16"/>
               </w:rPr>
-              <w:t xml:space="preserve">12  </w:t>
-            </w:r>
-            <w:r>
-              <w:rPr>
-                <w:sz w:val="16"/>
-                <w:szCs w:val="16"/>
-              </w:rPr>
-              <w:t xml:space="preserve">headcount</w:t>
+              <w:t xml:space="preserve">14  </w:t>
+            </w:r>
+            <w:r>
+              <w:rPr>
+                <w:sz w:val="16"/>
+                <w:szCs w:val="16"/>
+              </w:rPr>
+              <w:t xml:space="preserve">Report it below the segment margin</w:t>
             </w:r>
           </w:p>
         </w:tc>
@@ -9827,7 +9950,7 @@
                 <w:sz w:val="16"/>
                 <w:szCs w:val="16"/>
               </w:rPr>
-              <w:t xml:space="preserve">divisions</w:t>
+              <w:t xml:space="preserve">division</w:t>
             </w:r>
           </w:p>
         </w:tc>
@@ -9853,14 +9976,14 @@
                 <w:sz w:val="16"/>
                 <w:szCs w:val="16"/>
               </w:rPr>
-              <w:t xml:space="preserve">13  </w:t>
-            </w:r>
-            <w:r>
-              <w:rPr>
-                <w:sz w:val="16"/>
-                <w:szCs w:val="16"/>
-              </w:rPr>
-              <w:t xml:space="preserve">Never close a segment on the allocated figure alone</w:t>
+              <w:t xml:space="preserve">15  </w:t>
+            </w:r>
+            <w:r>
+              <w:rPr>
+                <w:sz w:val="16"/>
+                <w:szCs w:val="16"/>
+              </w:rPr>
+              <w:t xml:space="preserve">headcount</w:t>
             </w:r>
           </w:p>
         </w:tc>
@@ -9895,7 +10018,7 @@
                 <w:sz w:val="16"/>
                 <w:szCs w:val="16"/>
               </w:rPr>
-              <w:t xml:space="preserve">together</w:t>
+              <w:t xml:space="preserve">shares</w:t>
             </w:r>
           </w:p>
         </w:tc>
@@ -9921,14 +10044,14 @@
                 <w:sz w:val="16"/>
                 <w:szCs w:val="16"/>
               </w:rPr>
-              <w:t xml:space="preserve">14  </w:t>
-            </w:r>
-            <w:r>
-              <w:rPr>
-                <w:sz w:val="16"/>
-                <w:szCs w:val="16"/>
-              </w:rPr>
-              <w:t xml:space="preserve">Users have no reason to economise on a free service</w:t>
+              <w:t xml:space="preserve">16  </w:t>
+            </w:r>
+            <w:r>
+              <w:rPr>
+                <w:sz w:val="16"/>
+                <w:szCs w:val="16"/>
+              </w:rPr>
+              <w:t xml:space="preserve">Never close a segment on the allocated figure alone</w:t>
             </w:r>
           </w:p>
         </w:tc>
@@ -9963,7 +10086,7 @@
                 <w:sz w:val="16"/>
                 <w:szCs w:val="16"/>
               </w:rPr>
-              <w:t xml:space="preserve">Incremental allocation (Beverages primary)</w:t>
+              <w:t xml:space="preserve">proportion</w:t>
             </w:r>
           </w:p>
         </w:tc>
@@ -9989,14 +10112,14 @@
                 <w:sz w:val="16"/>
                 <w:szCs w:val="16"/>
               </w:rPr>
-              <w:t xml:space="preserve">15  </w:t>
-            </w:r>
-            <w:r>
-              <w:rPr>
-                <w:sz w:val="16"/>
-                <w:szCs w:val="16"/>
-              </w:rPr>
-              <w:t xml:space="preserve">contributing</w:t>
+              <w:t xml:space="preserve">17  </w:t>
+            </w:r>
+            <w:r>
+              <w:rPr>
+                <w:sz w:val="16"/>
+                <w:szCs w:val="16"/>
+              </w:rPr>
+              <w:t xml:space="preserve">Users have no reason to economise on a free service</w:t>
             </w:r>
           </w:p>
         </w:tc>
@@ -10031,7 +10154,7 @@
                 <w:sz w:val="16"/>
                 <w:szCs w:val="16"/>
               </w:rPr>
-              <w:t xml:space="preserve">different</w:t>
+              <w:t xml:space="preserve">divisions</w:t>
             </w:r>
           </w:p>
         </w:tc>
@@ -10057,14 +10180,14 @@
                 <w:sz w:val="16"/>
                 <w:szCs w:val="16"/>
               </w:rPr>
-              <w:t xml:space="preserve">16  </w:t>
-            </w:r>
-            <w:r>
-              <w:rPr>
-                <w:sz w:val="16"/>
-                <w:szCs w:val="16"/>
-              </w:rPr>
-              <w:t xml:space="preserve">segments</w:t>
+              <w:t xml:space="preserve">18  </w:t>
+            </w:r>
+            <w:r>
+              <w:rPr>
+                <w:sz w:val="16"/>
+                <w:szCs w:val="16"/>
+              </w:rPr>
+              <w:t xml:space="preserve">contributing</w:t>
             </w:r>
           </w:p>
         </w:tc>
@@ -10099,7 +10222,7 @@
                 <w:sz w:val="16"/>
                 <w:szCs w:val="16"/>
               </w:rPr>
-              <w:t xml:space="preserve">stand-alone</w:t>
+              <w:t xml:space="preserve">together</w:t>
             </w:r>
           </w:p>
         </w:tc>
@@ -10125,14 +10248,14 @@
                 <w:sz w:val="16"/>
                 <w:szCs w:val="16"/>
               </w:rPr>
-              <w:t xml:space="preserve">17  </w:t>
-            </w:r>
-            <w:r>
-              <w:rPr>
-                <w:sz w:val="16"/>
-                <w:szCs w:val="16"/>
-              </w:rPr>
-              <w:t xml:space="preserve">common cost</w:t>
+              <w:t xml:space="preserve">19  </w:t>
+            </w:r>
+            <w:r>
+              <w:rPr>
+                <w:sz w:val="16"/>
+                <w:szCs w:val="16"/>
+              </w:rPr>
+              <w:t xml:space="preserve">segments</w:t>
             </w:r>
           </w:p>
         </w:tc>
@@ -10167,7 +10290,7 @@
                 <w:sz w:val="16"/>
                 <w:szCs w:val="16"/>
               </w:rPr>
-              <w:t xml:space="preserve">incremental</w:t>
+              <w:t xml:space="preserve">Incremental allocation (Beverages primary)</w:t>
             </w:r>
           </w:p>
         </w:tc>
@@ -10193,7 +10316,75 @@
                 <w:sz w:val="16"/>
                 <w:szCs w:val="16"/>
               </w:rPr>
-              <w:t xml:space="preserve">18  </w:t>
+              <w:t xml:space="preserve">20  </w:t>
+            </w:r>
+            <w:r>
+              <w:rPr>
+                <w:sz w:val="16"/>
+                <w:szCs w:val="16"/>
+              </w:rPr>
+              <w:t xml:space="preserve">common cost</w:t>
+            </w:r>
+          </w:p>
+        </w:tc>
+      </w:tr>
+      <w:tr>
+        <w:tc>
+          <w:tcPr>
+            <w:tcW w:type="pct" w:w="2500"/>
+            <w:tcMar>
+              <w:top w:type="dxa" w:w="20"/>
+              <w:left w:type="dxa" w:w="80"/>
+              <w:bottom w:type="dxa" w:w="20"/>
+              <w:right w:type="dxa" w:w="80"/>
+            </w:tcMar>
+          </w:tcPr>
+          <w:p>
+            <w:pPr>
+              <w:spacing w:before="12" w:after="12"/>
+            </w:pPr>
+            <w:r>
+              <w:rPr>
+                <w:b/>
+                <w:bCs/>
+                <w:color w:val="8186EF"/>
+                <w:sz w:val="16"/>
+                <w:szCs w:val="16"/>
+              </w:rPr>
+              <w:t xml:space="preserve">10  </w:t>
+            </w:r>
+            <w:r>
+              <w:rPr>
+                <w:sz w:val="16"/>
+                <w:szCs w:val="16"/>
+              </w:rPr>
+              <w:t xml:space="preserve">different</w:t>
+            </w:r>
+          </w:p>
+        </w:tc>
+        <w:tc>
+          <w:tcPr>
+            <w:tcW w:type="pct" w:w="2500"/>
+            <w:tcMar>
+              <w:top w:type="dxa" w:w="20"/>
+              <w:left w:type="dxa" w:w="80"/>
+              <w:bottom w:type="dxa" w:w="20"/>
+              <w:right w:type="dxa" w:w="80"/>
+            </w:tcMar>
+          </w:tcPr>
+          <w:p>
+            <w:pPr>
+              <w:spacing w:before="12" w:after="12"/>
+            </w:pPr>
+            <w:r>
+              <w:rPr>
+                <w:b/>
+                <w:bCs/>
+                <w:color w:val="8186EF"/>
+                <w:sz w:val="16"/>
+                <w:szCs w:val="16"/>
+              </w:rPr>
+              <w:t xml:space="preserve">21  </w:t>
             </w:r>
             <w:r>
               <w:rPr>
@@ -10201,6 +10392,64 @@
                 <w:szCs w:val="16"/>
               </w:rPr>
               <w:t xml:space="preserve">incremental cost allocation</w:t>
+            </w:r>
+          </w:p>
+        </w:tc>
+      </w:tr>
+      <w:tr>
+        <w:tc>
+          <w:tcPr>
+            <w:tcW w:type="pct" w:w="2500"/>
+            <w:tcMar>
+              <w:top w:type="dxa" w:w="20"/>
+              <w:left w:type="dxa" w:w="80"/>
+              <w:bottom w:type="dxa" w:w="20"/>
+              <w:right w:type="dxa" w:w="80"/>
+            </w:tcMar>
+          </w:tcPr>
+          <w:p>
+            <w:pPr>
+              <w:spacing w:before="12" w:after="12"/>
+            </w:pPr>
+            <w:r>
+              <w:rPr>
+                <w:b/>
+                <w:bCs/>
+                <w:color w:val="8186EF"/>
+                <w:sz w:val="16"/>
+                <w:szCs w:val="16"/>
+              </w:rPr>
+              <w:t xml:space="preserve">11  </w:t>
+            </w:r>
+            <w:r>
+              <w:rPr>
+                <w:sz w:val="16"/>
+                <w:szCs w:val="16"/>
+              </w:rPr>
+              <w:t xml:space="preserve">stand-alone</w:t>
+            </w:r>
+          </w:p>
+        </w:tc>
+        <w:tc>
+          <w:tcPr>
+            <w:tcW w:type="pct" w:w="2500"/>
+            <w:tcMar>
+              <w:top w:type="dxa" w:w="20"/>
+              <w:left w:type="dxa" w:w="80"/>
+              <w:bottom w:type="dxa" w:w="20"/>
+              <w:right w:type="dxa" w:w="80"/>
+            </w:tcMar>
+          </w:tcPr>
+          <w:p>
+            <w:pPr>
+              <w:spacing w:before="24" w:after="24"/>
+            </w:pPr>
+            <w:r>
+              <w:rPr>
+                <w:sz w:val="16"/>
+                <w:szCs w:val="16"/>
+              </w:rPr>
+              <w:t xml:space="preserve"/>
             </w:r>
           </w:p>
         </w:tc>
@@ -10243,7 +10492,7 @@
           <w:sz w:val="15"/>
           <w:szCs w:val="15"/>
         </w:rPr>
-        <w:t xml:space="preserve">A common cost serves more than one segment and cannot be traced to any of them. Head office costs $1,100,000 a year, the zero-based budget of, and every division is charged a share.</w:t>
+        <w:t xml:space="preserve">A common cost serves more than one segment and cannot be traced to any of them. Head office costs $1,100,000 a year, the zero-based budget of, and every division is charged a share. Stand-alone cost allocation shares the cost in proportion to what each would have paid alone. Incremental cost allocation charges a primary user its stand-alone cost and the other user only the extra cost it adds.</w:t>
       </w:r>
     </w:p>
     <w:p>

--- a/CMA_Summaries_B3_Ch15.docx
+++ b/CMA_Summaries_B3_Ch15.docx
@@ -1932,8 +1932,8 @@
       </w:tblPr>
       <w:tblGrid>
         <w:gridCol w:w="4224"/>
-        <w:gridCol w:w="1455"/>
-        <w:gridCol w:w="3921"/>
+        <w:gridCol w:w="3472"/>
+        <w:gridCol w:w="1904"/>
       </w:tblGrid>
       <w:tr>
         <w:tc>
@@ -1995,7 +1995,7 @@
         </w:tc>
         <w:tc>
           <w:tcPr>
-            <w:tcW w:type="pct" w:w="758"/>
+            <w:tcW w:type="pct" w:w="1808"/>
             <w:shd w:fill="353A7C" w:val="clear"/>
             <w:tcMar>
               <w:top w:type="dxa" w:w="50"/>
@@ -2022,7 +2022,7 @@
         </w:tc>
         <w:tc>
           <w:tcPr>
-            <w:tcW w:type="pct" w:w="2042"/>
+            <w:tcW w:type="pct" w:w="992"/>
             <w:shd w:fill="353A7C" w:val="clear"/>
             <w:tcMar>
               <w:top w:type="dxa" w:w="50"/>
@@ -2074,7 +2074,7 @@
         </w:tc>
         <w:tc>
           <w:tcPr>
-            <w:tcW w:type="pct" w:w="758"/>
+            <w:tcW w:type="pct" w:w="1808"/>
             <w:tcMar>
               <w:top w:type="dxa" w:w="50"/>
               <w:left w:type="dxa" w:w="110"/>
@@ -2097,8 +2097,7 @@
         </w:tc>
         <w:tc>
           <w:tcPr>
-            <w:tcW w:type="pct" w:w="2042"/>
-            <w:shd w:fill="FFFFFF" w:val="clear"/>
+            <w:tcW w:type="pct" w:w="992"/>
             <w:tcMar>
               <w:top w:type="dxa" w:w="50"/>
               <w:left w:type="dxa" w:w="110"/>
@@ -2108,17 +2107,14 @@
           </w:tcPr>
           <w:p>
             <w:pPr>
-              <w:spacing w:before="46" w:after="46"/>
-            </w:pPr>
-            <w:r>
-              <w:rPr>
-                <w:b/>
-                <w:bCs/>
-                <w:color w:val="8186EF"/>
-                <w:sz w:val="14"/>
-                <w:szCs w:val="14"/>
-              </w:rPr>
-              <w:t xml:space="preserve">(3)</w:t>
+              <w:spacing w:before="28" w:after="28"/>
+            </w:pPr>
+            <w:r>
+              <w:rPr>
+                <w:sz w:val="15"/>
+                <w:szCs w:val="15"/>
+              </w:rPr>
+              <w:t xml:space="preserve">Levant Distribution</w:t>
             </w:r>
           </w:p>
         </w:tc>
@@ -2150,8 +2146,8 @@
         </w:tc>
         <w:tc>
           <w:tcPr>
-            <w:tcW w:type="pct" w:w="758"/>
-            <w:shd w:fill="FFFFFF" w:val="clear"/>
+            <w:tcW w:type="pct" w:w="1808"/>
+            <w:shd w:fill="FBFAF6" w:val="clear"/>
             <w:tcMar>
               <w:top w:type="dxa" w:w="50"/>
               <w:left w:type="dxa" w:w="110"/>
@@ -2161,23 +2157,20 @@
           </w:tcPr>
           <w:p>
             <w:pPr>
-              <w:spacing w:before="46" w:after="46"/>
-            </w:pPr>
-            <w:r>
-              <w:rPr>
-                <w:b/>
-                <w:bCs/>
-                <w:color w:val="8186EF"/>
-                <w:sz w:val="14"/>
-                <w:szCs w:val="14"/>
-              </w:rPr>
-              <w:t xml:space="preserve">(4)</w:t>
-            </w:r>
-          </w:p>
-        </w:tc>
-        <w:tc>
-          <w:tcPr>
-            <w:tcW w:type="pct" w:w="2042"/>
+              <w:spacing w:before="28" w:after="28"/>
+            </w:pPr>
+            <w:r>
+              <w:rPr>
+                <w:sz w:val="15"/>
+                <w:szCs w:val="15"/>
+              </w:rPr>
+              <w:t xml:space="preserve">Cost center</w:t>
+            </w:r>
+          </w:p>
+        </w:tc>
+        <w:tc>
+          <w:tcPr>
+            <w:tcW w:type="pct" w:w="992"/>
             <w:shd w:fill="FBFAF6" w:val="clear"/>
             <w:tcMar>
               <w:top w:type="dxa" w:w="50"/>
@@ -2226,7 +2219,7 @@
         </w:tc>
         <w:tc>
           <w:tcPr>
-            <w:tcW w:type="pct" w:w="758"/>
+            <w:tcW w:type="pct" w:w="1808"/>
             <w:shd w:fill="FFFFFF" w:val="clear"/>
             <w:tcMar>
               <w:top w:type="dxa" w:w="50"/>
@@ -2247,13 +2240,13 @@
                 <w:sz w:val="14"/>
                 <w:szCs w:val="14"/>
               </w:rPr>
-              <w:t xml:space="preserve">(5)</w:t>
-            </w:r>
-          </w:p>
-        </w:tc>
-        <w:tc>
-          <w:tcPr>
-            <w:tcW w:type="pct" w:w="2042"/>
+              <w:t xml:space="preserve">(3)</w:t>
+            </w:r>
+          </w:p>
+        </w:tc>
+        <w:tc>
+          <w:tcPr>
+            <w:tcW w:type="pct" w:w="992"/>
             <w:tcMar>
               <w:top w:type="dxa" w:w="50"/>
               <w:left w:type="dxa" w:w="110"/>
@@ -2302,8 +2295,8 @@
         </w:tc>
         <w:tc>
           <w:tcPr>
-            <w:tcW w:type="pct" w:w="758"/>
-            <w:shd w:fill="FFFFFF" w:val="clear"/>
+            <w:tcW w:type="pct" w:w="1808"/>
+            <w:shd w:fill="FBFAF6" w:val="clear"/>
             <w:tcMar>
               <w:top w:type="dxa" w:w="50"/>
               <w:left w:type="dxa" w:w="110"/>
@@ -2313,23 +2306,20 @@
           </w:tcPr>
           <w:p>
             <w:pPr>
-              <w:spacing w:before="46" w:after="46"/>
-            </w:pPr>
-            <w:r>
-              <w:rPr>
-                <w:b/>
-                <w:bCs/>
-                <w:color w:val="8186EF"/>
-                <w:sz w:val="14"/>
-                <w:szCs w:val="14"/>
-              </w:rPr>
-              <w:t xml:space="preserve">(6)</w:t>
-            </w:r>
-          </w:p>
-        </w:tc>
-        <w:tc>
-          <w:tcPr>
-            <w:tcW w:type="pct" w:w="2042"/>
+              <w:spacing w:before="28" w:after="28"/>
+            </w:pPr>
+            <w:r>
+              <w:rPr>
+                <w:sz w:val="15"/>
+                <w:szCs w:val="15"/>
+              </w:rPr>
+              <w:t xml:space="preserve">Investment center</w:t>
+            </w:r>
+          </w:p>
+        </w:tc>
+        <w:tc>
+          <w:tcPr>
+            <w:tcW w:type="pct" w:w="992"/>
             <w:shd w:fill="FBFAF6" w:val="clear"/>
             <w:tcMar>
               <w:top w:type="dxa" w:w="50"/>
@@ -2378,8 +2368,7 @@
         </w:tc>
         <w:tc>
           <w:tcPr>
-            <w:tcW w:type="pct" w:w="758"/>
-            <w:shd w:fill="FFFFFF" w:val="clear"/>
+            <w:tcW w:type="pct" w:w="1808"/>
             <w:tcMar>
               <w:top w:type="dxa" w:w="50"/>
               <w:left w:type="dxa" w:w="110"/>
@@ -2389,23 +2378,21 @@
           </w:tcPr>
           <w:p>
             <w:pPr>
-              <w:spacing w:before="46" w:after="46"/>
-            </w:pPr>
-            <w:r>
-              <w:rPr>
-                <w:b/>
-                <w:bCs/>
-                <w:color w:val="8186EF"/>
-                <w:sz w:val="14"/>
-                <w:szCs w:val="14"/>
-              </w:rPr>
-              <w:t xml:space="preserve">(7)</w:t>
-            </w:r>
-          </w:p>
-        </w:tc>
-        <w:tc>
-          <w:tcPr>
-            <w:tcW w:type="pct" w:w="2042"/>
+              <w:spacing w:before="28" w:after="28"/>
+            </w:pPr>
+            <w:r>
+              <w:rPr>
+                <w:sz w:val="15"/>
+                <w:szCs w:val="15"/>
+              </w:rPr>
+              <w:t xml:space="preserve">No center: the charge is not controllable</w:t>
+            </w:r>
+          </w:p>
+        </w:tc>
+        <w:tc>
+          <w:tcPr>
+            <w:tcW w:type="pct" w:w="992"/>
+            <w:shd w:fill="FFFFFF" w:val="clear"/>
             <w:tcMar>
               <w:top w:type="dxa" w:w="50"/>
               <w:left w:type="dxa" w:w="110"/>
@@ -2415,14 +2402,17 @@
           </w:tcPr>
           <w:p>
             <w:pPr>
-              <w:spacing w:before="28" w:after="28"/>
-            </w:pPr>
-            <w:r>
-              <w:rPr>
-                <w:sz w:val="15"/>
-                <w:szCs w:val="15"/>
-              </w:rPr>
-              <w:t xml:space="preserve">Any division's allocated head-office cost</w:t>
+              <w:spacing w:before="46" w:after="46"/>
+            </w:pPr>
+            <w:r>
+              <w:rPr>
+                <w:b/>
+                <w:bCs/>
+                <w:color w:val="8186EF"/>
+                <w:sz w:val="14"/>
+                <w:szCs w:val="14"/>
+              </w:rPr>
+              <w:t xml:space="preserve">(4)</w:t>
             </w:r>
           </w:p>
         </w:tc>
@@ -2484,7 +2474,7 @@
                 <w:sz w:val="16"/>
                 <w:szCs w:val="16"/>
               </w:rPr>
-              <w:t xml:space="preserve">Investment center   ·   Levant Distribution   ·   Any division's allocated head-office cost   ·   Revenue center   ·   No center: the charge is not controllable   ·   Cost center</w:t>
+              <w:t xml:space="preserve">Investment center   ·   Any division's allocated head-office cost   ·   Revenue center</w:t>
             </w:r>
           </w:p>
         </w:tc>
@@ -2511,7 +2501,7 @@
           <w:sz w:val="16"/>
           <w:szCs w:val="16"/>
         </w:rPr>
-        <w:t xml:space="preserve">      gaps 8–11</w:t>
+        <w:t xml:space="preserve">      gaps 5–6</w:t>
       </w:r>
     </w:p>
     <w:p>
@@ -2524,7 +2514,14 @@
           <w:sz w:val="19"/>
           <w:szCs w:val="19"/>
         </w:rPr>
-        <w:t xml:space="preserve">At </w:t>
+        <w:t xml:space="preserve">At Orontes the tahini plant is a cost center, because the sales team decides what to sell and at what price. </w:t>
+      </w:r>
+      <w:r>
+        <w:rPr>
+          <w:sz w:val="19"/>
+          <w:szCs w:val="19"/>
+        </w:rPr>
+        <w:t xml:space="preserve">Levant Distribution is a profit center, because its manager sets </w:t>
       </w:r>
       <w:r>
         <w:rPr>
@@ -2534,7 +2531,7 @@
           <w:sz w:val="15"/>
           <w:szCs w:val="15"/>
         </w:rPr>
-        <w:t xml:space="preserve"> (8) </w:t>
+        <w:t xml:space="preserve"> (5) </w:t>
       </w:r>
       <w:r>
         <w:rPr>
@@ -2556,14 +2553,14 @@
           <w:sz w:val="19"/>
           <w:szCs w:val="19"/>
         </w:rPr>
-        <w:t xml:space="preserve"> the tahini plant is a cost center, because the sales team decides what to sell and at what price. </w:t>
-      </w:r>
-      <w:r>
-        <w:rPr>
-          <w:sz w:val="19"/>
-          <w:szCs w:val="19"/>
-        </w:rPr>
-        <w:t xml:space="preserve">Levant </w:t>
+        <w:t xml:space="preserve"> prices and controls its costs. </w:t>
+      </w:r>
+      <w:r>
+        <w:rPr>
+          <w:sz w:val="19"/>
+          <w:szCs w:val="19"/>
+        </w:rPr>
+        <w:t xml:space="preserve">The Beverages division is an investment center, because its manager decides on new </w:t>
       </w:r>
       <w:r>
         <w:rPr>
@@ -2573,7 +2570,7 @@
           <w:sz w:val="15"/>
           <w:szCs w:val="15"/>
         </w:rPr>
-        <w:t xml:space="preserve"> (9) </w:t>
+        <w:t xml:space="preserve"> (6) </w:t>
       </w:r>
       <w:r>
         <w:rPr>
@@ -2581,7 +2578,7 @@
           <w:sz w:val="19"/>
           <w:szCs w:val="19"/>
         </w:rPr>
-        <w:t xml:space="preserve">              </w:t>
+        <w:t xml:space="preserve">           </w:t>
       </w:r>
       <w:r>
         <w:rPr>
@@ -2595,78 +2592,7 @@
           <w:sz w:val="19"/>
           <w:szCs w:val="19"/>
         </w:rPr>
-        <w:t xml:space="preserve"> is a profit center, because its manager sets </w:t>
-      </w:r>
-      <w:r>
-        <w:rPr>
-          <w:b/>
-          <w:bCs/>
-          <w:color w:val="8186EF"/>
-          <w:sz w:val="15"/>
-          <w:szCs w:val="15"/>
-        </w:rPr>
-        <w:t xml:space="preserve"> (10) </w:t>
-      </w:r>
-      <w:r>
-        <w:rPr>
-          <w:u w:val="single"/>
-          <w:sz w:val="19"/>
-          <w:szCs w:val="19"/>
-        </w:rPr>
-        <w:t xml:space="preserve">           </w:t>
-      </w:r>
-      <w:r>
-        <w:rPr>
-          <w:sz w:val="19"/>
-          <w:szCs w:val="19"/>
-        </w:rPr>
-        <w:t xml:space="preserve"> </w:t>
-      </w:r>
-      <w:r>
-        <w:rPr>
-          <w:sz w:val="19"/>
-          <w:szCs w:val="19"/>
-        </w:rPr>
-        <w:t xml:space="preserve"> prices and controls its costs. </w:t>
-      </w:r>
-      <w:r>
-        <w:rPr>
-          <w:sz w:val="19"/>
-          <w:szCs w:val="19"/>
-        </w:rPr>
-        <w:t xml:space="preserve">The Beverages division is an </w:t>
-      </w:r>
-      <w:r>
-        <w:rPr>
-          <w:b/>
-          <w:bCs/>
-          <w:color w:val="8186EF"/>
-          <w:sz w:val="15"/>
-          <w:szCs w:val="15"/>
-        </w:rPr>
-        <w:t xml:space="preserve"> (11) </w:t>
-      </w:r>
-      <w:r>
-        <w:rPr>
-          <w:u w:val="single"/>
-          <w:sz w:val="19"/>
-          <w:szCs w:val="19"/>
-        </w:rPr>
-        <w:t xml:space="preserve">            </w:t>
-      </w:r>
-      <w:r>
-        <w:rPr>
-          <w:sz w:val="19"/>
-          <w:szCs w:val="19"/>
-        </w:rPr>
-        <w:t xml:space="preserve"> </w:t>
-      </w:r>
-      <w:r>
-        <w:rPr>
-          <w:sz w:val="19"/>
-          <w:szCs w:val="19"/>
-        </w:rPr>
-        <w:t xml:space="preserve"> center, because its manager decides on new equipment. </w:t>
+        <w:t xml:space="preserve">. </w:t>
       </w:r>
     </w:p>
     <w:tbl>
@@ -2724,7 +2650,7 @@
                 <w:sz w:val="16"/>
                 <w:szCs w:val="16"/>
               </w:rPr>
-              <w:t xml:space="preserve">authority   ·   Distribution   ·   delivery   ·   investment   ·   Orontes</w:t>
+              <w:t xml:space="preserve">manager   ·   equipment   ·   delivery</w:t>
             </w:r>
           </w:p>
         </w:tc>
@@ -2798,7 +2724,7 @@
           <w:sz w:val="16"/>
           <w:szCs w:val="16"/>
         </w:rPr>
-        <w:t xml:space="preserve">      gaps 12–17</w:t>
+        <w:t xml:space="preserve">      gaps 7–12</w:t>
       </w:r>
     </w:p>
     <w:p>
@@ -2811,7 +2737,7 @@
           <w:sz w:val="19"/>
           <w:szCs w:val="19"/>
         </w:rPr>
-        <w:t xml:space="preserve">Calling a unit a profit center does not give its </w:t>
+        <w:t xml:space="preserve">Calling a unit a profit center does not give its manager </w:t>
       </w:r>
       <w:r>
         <w:rPr>
@@ -2821,7 +2747,7 @@
           <w:sz w:val="15"/>
           <w:szCs w:val="15"/>
         </w:rPr>
-        <w:t xml:space="preserve"> (12) </w:t>
+        <w:t xml:space="preserve"> (7) </w:t>
       </w:r>
       <w:r>
         <w:rPr>
@@ -2843,7 +2769,14 @@
           <w:sz w:val="19"/>
           <w:szCs w:val="19"/>
         </w:rPr>
-        <w:t xml:space="preserve"> control over </w:t>
+        <w:t xml:space="preserve"> over prices. </w:t>
+      </w:r>
+      <w:r>
+        <w:rPr>
+          <w:sz w:val="19"/>
+          <w:szCs w:val="19"/>
+        </w:rPr>
+        <w:t xml:space="preserve">If the </w:t>
       </w:r>
       <w:r>
         <w:rPr>
@@ -2853,7 +2786,7 @@
           <w:sz w:val="15"/>
           <w:szCs w:val="15"/>
         </w:rPr>
-        <w:t xml:space="preserve"> (13) </w:t>
+        <w:t xml:space="preserve"> (8) </w:t>
       </w:r>
       <w:r>
         <w:rPr>
@@ -2875,14 +2808,7 @@
           <w:sz w:val="19"/>
           <w:szCs w:val="19"/>
         </w:rPr>
-        <w:t xml:space="preserve">. </w:t>
-      </w:r>
-      <w:r>
-        <w:rPr>
-          <w:sz w:val="19"/>
-          <w:szCs w:val="19"/>
-        </w:rPr>
-        <w:t xml:space="preserve">If the </w:t>
+        <w:t xml:space="preserve"> says that another unit sets the price or the volume, the center is a cost center </w:t>
       </w:r>
       <w:r>
         <w:rPr>
@@ -2892,7 +2818,7 @@
           <w:sz w:val="15"/>
           <w:szCs w:val="15"/>
         </w:rPr>
-        <w:t xml:space="preserve"> (14) </w:t>
+        <w:t xml:space="preserve"> (9) </w:t>
       </w:r>
       <w:r>
         <w:rPr>
@@ -2914,7 +2840,14 @@
           <w:sz w:val="19"/>
           <w:szCs w:val="19"/>
         </w:rPr>
-        <w:t xml:space="preserve"> says that another unit sets the price or the volume, the center is a cost center </w:t>
+        <w:t xml:space="preserve"> the company labels it. </w:t>
+      </w:r>
+      <w:r>
+        <w:rPr>
+          <w:sz w:val="19"/>
+          <w:szCs w:val="19"/>
+        </w:rPr>
+        <w:t xml:space="preserve">The </w:t>
       </w:r>
       <w:r>
         <w:rPr>
@@ -2924,7 +2857,7 @@
           <w:sz w:val="15"/>
           <w:szCs w:val="15"/>
         </w:rPr>
-        <w:t xml:space="preserve"> (15) </w:t>
+        <w:t xml:space="preserve"> (10) </w:t>
       </w:r>
       <w:r>
         <w:rPr>
@@ -2946,14 +2879,7 @@
           <w:sz w:val="19"/>
           <w:szCs w:val="19"/>
         </w:rPr>
-        <w:t xml:space="preserve"> the company labels it. </w:t>
-      </w:r>
-      <w:r>
-        <w:rPr>
-          <w:sz w:val="19"/>
-          <w:szCs w:val="19"/>
-        </w:rPr>
-        <w:t xml:space="preserve">The </w:t>
+        <w:t xml:space="preserve"> also shapes </w:t>
       </w:r>
       <w:r>
         <w:rPr>
@@ -2963,7 +2889,7 @@
           <w:sz w:val="15"/>
           <w:szCs w:val="15"/>
         </w:rPr>
-        <w:t xml:space="preserve"> (16) </w:t>
+        <w:t xml:space="preserve"> (11) </w:t>
       </w:r>
       <w:r>
         <w:rPr>
@@ -2985,7 +2911,14 @@
           <w:sz w:val="19"/>
           <w:szCs w:val="19"/>
         </w:rPr>
-        <w:t xml:space="preserve"> also shapes </w:t>
+        <w:t xml:space="preserve">. </w:t>
+      </w:r>
+      <w:r>
+        <w:rPr>
+          <w:sz w:val="19"/>
+          <w:szCs w:val="19"/>
+        </w:rPr>
+        <w:t xml:space="preserve">A unit made a profit center will look for ways to raise revenue, which is useful when it can really influence customers, and </w:t>
       </w:r>
       <w:r>
         <w:rPr>
@@ -2995,7 +2928,7 @@
           <w:sz w:val="15"/>
           <w:szCs w:val="15"/>
         </w:rPr>
-        <w:t xml:space="preserve"> (17) </w:t>
+        <w:t xml:space="preserve"> (12) </w:t>
       </w:r>
       <w:r>
         <w:rPr>
@@ -3003,7 +2936,7 @@
           <w:sz w:val="19"/>
           <w:szCs w:val="19"/>
         </w:rPr>
-        <w:t xml:space="preserve">           </w:t>
+        <w:t xml:space="preserve">            </w:t>
       </w:r>
       <w:r>
         <w:rPr>
@@ -3017,14 +2950,7 @@
           <w:sz w:val="19"/>
           <w:szCs w:val="19"/>
         </w:rPr>
-        <w:t xml:space="preserve">. </w:t>
-      </w:r>
-      <w:r>
-        <w:rPr>
-          <w:sz w:val="19"/>
-          <w:szCs w:val="19"/>
-        </w:rPr>
-        <w:t xml:space="preserve">A unit made a profit center will look for ways to raise revenue, which is useful when it can really influence customers, and misleading when it cannot. </w:t>
+        <w:t xml:space="preserve"> when it cannot. </w:t>
       </w:r>
     </w:p>
     <w:tbl>
@@ -3082,7 +3008,7 @@
                 <w:sz w:val="16"/>
                 <w:szCs w:val="16"/>
               </w:rPr>
-              <w:t xml:space="preserve">division   ·   manager   ·   however   ·   question   ·   behavior   ·   choice   ·   prices</w:t>
+              <w:t xml:space="preserve">manager   ·   control   ·   choice   ·   however   ·   misleading   ·   behavior   ·   question</w:t>
             </w:r>
           </w:p>
         </w:tc>
@@ -3230,7 +3156,7 @@
                 <w:sz w:val="16"/>
                 <w:szCs w:val="16"/>
               </w:rPr>
-              <w:t xml:space="preserve">revenue center   ·   cost center   ·   common cost</w:t>
+              <w:t xml:space="preserve">profit center   ·   cost center   ·   common cost</w:t>
             </w:r>
           </w:p>
         </w:tc>
@@ -3360,14 +3286,14 @@
                 <w:sz w:val="16"/>
                 <w:szCs w:val="16"/>
               </w:rPr>
-              <w:t xml:space="preserve">11  </w:t>
-            </w:r>
-            <w:r>
-              <w:rPr>
-                <w:sz w:val="16"/>
-                <w:szCs w:val="16"/>
-              </w:rPr>
-              <w:t xml:space="preserve">investment</w:t>
+              <w:t xml:space="preserve">8  </w:t>
+            </w:r>
+            <w:r>
+              <w:rPr>
+                <w:sz w:val="16"/>
+                <w:szCs w:val="16"/>
+              </w:rPr>
+              <w:t xml:space="preserve">question</w:t>
             </w:r>
           </w:p>
         </w:tc>
@@ -3428,14 +3354,14 @@
                 <w:sz w:val="16"/>
                 <w:szCs w:val="16"/>
               </w:rPr>
-              <w:t xml:space="preserve">12  </w:t>
-            </w:r>
-            <w:r>
-              <w:rPr>
-                <w:sz w:val="16"/>
-                <w:szCs w:val="16"/>
-              </w:rPr>
-              <w:t xml:space="preserve">manager</w:t>
+              <w:t xml:space="preserve">9  </w:t>
+            </w:r>
+            <w:r>
+              <w:rPr>
+                <w:sz w:val="16"/>
+                <w:szCs w:val="16"/>
+              </w:rPr>
+              <w:t xml:space="preserve">however</w:t>
             </w:r>
           </w:p>
         </w:tc>
@@ -3470,7 +3396,7 @@
                 <w:sz w:val="16"/>
                 <w:szCs w:val="16"/>
               </w:rPr>
-              <w:t xml:space="preserve">Levant Distribution</w:t>
+              <w:t xml:space="preserve">Revenue center</w:t>
             </w:r>
           </w:p>
         </w:tc>
@@ -3496,14 +3422,14 @@
                 <w:sz w:val="16"/>
                 <w:szCs w:val="16"/>
               </w:rPr>
-              <w:t xml:space="preserve">13  </w:t>
-            </w:r>
-            <w:r>
-              <w:rPr>
-                <w:sz w:val="16"/>
-                <w:szCs w:val="16"/>
-              </w:rPr>
-              <w:t xml:space="preserve">prices</w:t>
+              <w:t xml:space="preserve">10  </w:t>
+            </w:r>
+            <w:r>
+              <w:rPr>
+                <w:sz w:val="16"/>
+                <w:szCs w:val="16"/>
+              </w:rPr>
+              <w:t xml:space="preserve">choice</w:t>
             </w:r>
           </w:p>
         </w:tc>
@@ -3538,7 +3464,7 @@
                 <w:sz w:val="16"/>
                 <w:szCs w:val="16"/>
               </w:rPr>
-              <w:t xml:space="preserve">Cost center</w:t>
+              <w:t xml:space="preserve">Any division's allocated head-office cost</w:t>
             </w:r>
           </w:p>
         </w:tc>
@@ -3564,14 +3490,14 @@
                 <w:sz w:val="16"/>
                 <w:szCs w:val="16"/>
               </w:rPr>
-              <w:t xml:space="preserve">14  </w:t>
-            </w:r>
-            <w:r>
-              <w:rPr>
-                <w:sz w:val="16"/>
-                <w:szCs w:val="16"/>
-              </w:rPr>
-              <w:t xml:space="preserve">question</w:t>
+              <w:t xml:space="preserve">11  </w:t>
+            </w:r>
+            <w:r>
+              <w:rPr>
+                <w:sz w:val="16"/>
+                <w:szCs w:val="16"/>
+              </w:rPr>
+              <w:t xml:space="preserve">behavior</w:t>
             </w:r>
           </w:p>
         </w:tc>
@@ -3606,7 +3532,7 @@
                 <w:sz w:val="16"/>
                 <w:szCs w:val="16"/>
               </w:rPr>
-              <w:t xml:space="preserve">Revenue center</w:t>
+              <w:t xml:space="preserve">delivery</w:t>
             </w:r>
           </w:p>
         </w:tc>
@@ -3632,14 +3558,14 @@
                 <w:sz w:val="16"/>
                 <w:szCs w:val="16"/>
               </w:rPr>
-              <w:t xml:space="preserve">15  </w:t>
-            </w:r>
-            <w:r>
-              <w:rPr>
-                <w:sz w:val="16"/>
-                <w:szCs w:val="16"/>
-              </w:rPr>
-              <w:t xml:space="preserve">however</w:t>
+              <w:t xml:space="preserve">12  </w:t>
+            </w:r>
+            <w:r>
+              <w:rPr>
+                <w:sz w:val="16"/>
+                <w:szCs w:val="16"/>
+              </w:rPr>
+              <w:t xml:space="preserve">misleading</w:t>
             </w:r>
           </w:p>
         </w:tc>
@@ -3674,7 +3600,7 @@
                 <w:sz w:val="16"/>
                 <w:szCs w:val="16"/>
               </w:rPr>
-              <w:t xml:space="preserve">Investment center</w:t>
+              <w:t xml:space="preserve">equipment</w:t>
             </w:r>
           </w:p>
         </w:tc>
@@ -3700,14 +3626,14 @@
                 <w:sz w:val="16"/>
                 <w:szCs w:val="16"/>
               </w:rPr>
-              <w:t xml:space="preserve">16  </w:t>
-            </w:r>
-            <w:r>
-              <w:rPr>
-                <w:sz w:val="16"/>
-                <w:szCs w:val="16"/>
-              </w:rPr>
-              <w:t xml:space="preserve">choice</w:t>
+              <w:t xml:space="preserve">13  </w:t>
+            </w:r>
+            <w:r>
+              <w:rPr>
+                <w:sz w:val="16"/>
+                <w:szCs w:val="16"/>
+              </w:rPr>
+              <w:t xml:space="preserve">cost center</w:t>
             </w:r>
           </w:p>
         </w:tc>
@@ -3742,7 +3668,7 @@
                 <w:sz w:val="16"/>
                 <w:szCs w:val="16"/>
               </w:rPr>
-              <w:t xml:space="preserve">No center: the charge is not controllable</w:t>
+              <w:t xml:space="preserve">control</w:t>
             </w:r>
           </w:p>
         </w:tc>
@@ -3768,208 +3694,14 @@
                 <w:sz w:val="16"/>
                 <w:szCs w:val="16"/>
               </w:rPr>
-              <w:t xml:space="preserve">17  </w:t>
-            </w:r>
-            <w:r>
-              <w:rPr>
-                <w:sz w:val="16"/>
-                <w:szCs w:val="16"/>
-              </w:rPr>
-              <w:t xml:space="preserve">behavior</w:t>
-            </w:r>
-          </w:p>
-        </w:tc>
-      </w:tr>
-      <w:tr>
-        <w:tc>
-          <w:tcPr>
-            <w:tcW w:type="pct" w:w="2500"/>
-            <w:tcMar>
-              <w:top w:type="dxa" w:w="20"/>
-              <w:left w:type="dxa" w:w="80"/>
-              <w:bottom w:type="dxa" w:w="20"/>
-              <w:right w:type="dxa" w:w="80"/>
-            </w:tcMar>
-          </w:tcPr>
-          <w:p>
-            <w:pPr>
-              <w:spacing w:before="12" w:after="12"/>
-            </w:pPr>
-            <w:r>
-              <w:rPr>
-                <w:b/>
-                <w:bCs/>
-                <w:color w:val="8186EF"/>
-                <w:sz w:val="16"/>
-                <w:szCs w:val="16"/>
-              </w:rPr>
-              <w:t xml:space="preserve">8  </w:t>
-            </w:r>
-            <w:r>
-              <w:rPr>
-                <w:sz w:val="16"/>
-                <w:szCs w:val="16"/>
-              </w:rPr>
-              <w:t xml:space="preserve">Orontes</w:t>
-            </w:r>
-          </w:p>
-        </w:tc>
-        <w:tc>
-          <w:tcPr>
-            <w:tcW w:type="pct" w:w="2500"/>
-            <w:tcMar>
-              <w:top w:type="dxa" w:w="20"/>
-              <w:left w:type="dxa" w:w="80"/>
-              <w:bottom w:type="dxa" w:w="20"/>
-              <w:right w:type="dxa" w:w="80"/>
-            </w:tcMar>
-          </w:tcPr>
-          <w:p>
-            <w:pPr>
-              <w:spacing w:before="12" w:after="12"/>
-            </w:pPr>
-            <w:r>
-              <w:rPr>
-                <w:b/>
-                <w:bCs/>
-                <w:color w:val="8186EF"/>
-                <w:sz w:val="16"/>
-                <w:szCs w:val="16"/>
-              </w:rPr>
-              <w:t xml:space="preserve">18  </w:t>
-            </w:r>
-            <w:r>
-              <w:rPr>
-                <w:sz w:val="16"/>
-                <w:szCs w:val="16"/>
-              </w:rPr>
-              <w:t xml:space="preserve">cost center</w:t>
-            </w:r>
-          </w:p>
-        </w:tc>
-      </w:tr>
-      <w:tr>
-        <w:tc>
-          <w:tcPr>
-            <w:tcW w:type="pct" w:w="2500"/>
-            <w:tcMar>
-              <w:top w:type="dxa" w:w="20"/>
-              <w:left w:type="dxa" w:w="80"/>
-              <w:bottom w:type="dxa" w:w="20"/>
-              <w:right w:type="dxa" w:w="80"/>
-            </w:tcMar>
-          </w:tcPr>
-          <w:p>
-            <w:pPr>
-              <w:spacing w:before="12" w:after="12"/>
-            </w:pPr>
-            <w:r>
-              <w:rPr>
-                <w:b/>
-                <w:bCs/>
-                <w:color w:val="8186EF"/>
-                <w:sz w:val="16"/>
-                <w:szCs w:val="16"/>
-              </w:rPr>
-              <w:t xml:space="preserve">9  </w:t>
-            </w:r>
-            <w:r>
-              <w:rPr>
-                <w:sz w:val="16"/>
-                <w:szCs w:val="16"/>
-              </w:rPr>
-              <w:t xml:space="preserve">Distribution</w:t>
-            </w:r>
-          </w:p>
-        </w:tc>
-        <w:tc>
-          <w:tcPr>
-            <w:tcW w:type="pct" w:w="2500"/>
-            <w:tcMar>
-              <w:top w:type="dxa" w:w="20"/>
-              <w:left w:type="dxa" w:w="80"/>
-              <w:bottom w:type="dxa" w:w="20"/>
-              <w:right w:type="dxa" w:w="80"/>
-            </w:tcMar>
-          </w:tcPr>
-          <w:p>
-            <w:pPr>
-              <w:spacing w:before="12" w:after="12"/>
-            </w:pPr>
-            <w:r>
-              <w:rPr>
-                <w:b/>
-                <w:bCs/>
-                <w:color w:val="8186EF"/>
-                <w:sz w:val="16"/>
-                <w:szCs w:val="16"/>
-              </w:rPr>
-              <w:t xml:space="preserve">19  </w:t>
-            </w:r>
-            <w:r>
-              <w:rPr>
-                <w:sz w:val="16"/>
-                <w:szCs w:val="16"/>
-              </w:rPr>
-              <w:t xml:space="preserve">revenue center</w:t>
-            </w:r>
-          </w:p>
-        </w:tc>
-      </w:tr>
-      <w:tr>
-        <w:tc>
-          <w:tcPr>
-            <w:tcW w:type="pct" w:w="2500"/>
-            <w:tcMar>
-              <w:top w:type="dxa" w:w="20"/>
-              <w:left w:type="dxa" w:w="80"/>
-              <w:bottom w:type="dxa" w:w="20"/>
-              <w:right w:type="dxa" w:w="80"/>
-            </w:tcMar>
-          </w:tcPr>
-          <w:p>
-            <w:pPr>
-              <w:spacing w:before="12" w:after="12"/>
-            </w:pPr>
-            <w:r>
-              <w:rPr>
-                <w:b/>
-                <w:bCs/>
-                <w:color w:val="8186EF"/>
-                <w:sz w:val="16"/>
-                <w:szCs w:val="16"/>
-              </w:rPr>
-              <w:t xml:space="preserve">10  </w:t>
-            </w:r>
-            <w:r>
-              <w:rPr>
-                <w:sz w:val="16"/>
-                <w:szCs w:val="16"/>
-              </w:rPr>
-              <w:t xml:space="preserve">delivery</w:t>
-            </w:r>
-          </w:p>
-        </w:tc>
-        <w:tc>
-          <w:tcPr>
-            <w:tcW w:type="pct" w:w="2500"/>
-            <w:tcMar>
-              <w:top w:type="dxa" w:w="20"/>
-              <w:left w:type="dxa" w:w="80"/>
-              <w:bottom w:type="dxa" w:w="20"/>
-              <w:right w:type="dxa" w:w="80"/>
-            </w:tcMar>
-          </w:tcPr>
-          <w:p>
-            <w:pPr>
-              <w:spacing w:before="24" w:after="24"/>
-            </w:pPr>
-            <w:r>
-              <w:rPr>
-                <w:sz w:val="16"/>
-                <w:szCs w:val="16"/>
-              </w:rPr>
-              <w:t xml:space="preserve"/>
+              <w:t xml:space="preserve">14  </w:t>
+            </w:r>
+            <w:r>
+              <w:rPr>
+                <w:sz w:val="16"/>
+                <w:szCs w:val="16"/>
+              </w:rPr>
+              <w:t xml:space="preserve">profit center</w:t>
             </w:r>
           </w:p>
         </w:tc>
@@ -4180,7 +3912,7 @@
           <w:sz w:val="19"/>
           <w:szCs w:val="19"/>
         </w:rPr>
-        <w:t xml:space="preserve">A segment report in contribution format has three margins, each </w:t>
+        <w:t xml:space="preserve">A segment </w:t>
       </w:r>
       <w:r>
         <w:rPr>
@@ -4212,7 +3944,7 @@
           <w:sz w:val="19"/>
           <w:szCs w:val="19"/>
         </w:rPr>
-        <w:t xml:space="preserve"> a different </w:t>
+        <w:t xml:space="preserve"> in contribution format has three margins, each </w:t>
       </w:r>
       <w:r>
         <w:rPr>
@@ -4244,14 +3976,7 @@
           <w:sz w:val="19"/>
           <w:szCs w:val="19"/>
         </w:rPr>
-        <w:t xml:space="preserve">. </w:t>
-      </w:r>
-      <w:r>
-        <w:rPr>
-          <w:sz w:val="19"/>
-          <w:szCs w:val="19"/>
-        </w:rPr>
-        <w:t xml:space="preserve">The contribution margin is revenue less all </w:t>
+        <w:t xml:space="preserve"> a different </w:t>
       </w:r>
       <w:r>
         <w:rPr>
@@ -4283,7 +4008,14 @@
           <w:sz w:val="19"/>
           <w:szCs w:val="19"/>
         </w:rPr>
-        <w:t xml:space="preserve"> costs: $18,000,000 − $10,620,000 = $7,380,000. </w:t>
+        <w:t xml:space="preserve">. </w:t>
+      </w:r>
+      <w:r>
+        <w:rPr>
+          <w:sz w:val="19"/>
+          <w:szCs w:val="19"/>
+        </w:rPr>
+        <w:t xml:space="preserve">The contribution margin is revenue less all variable costs: $18,000,000 − $10,620,000 = $7,380,000. </w:t>
       </w:r>
       <w:r>
         <w:rPr>
@@ -4329,7 +4061,7 @@
           <w:sz w:val="19"/>
           <w:szCs w:val="19"/>
         </w:rPr>
-        <w:t xml:space="preserve">The </w:t>
+        <w:t xml:space="preserve">The controllable margin then deducts the fixed costs the manager can </w:t>
       </w:r>
       <w:r>
         <w:rPr>
@@ -4347,7 +4079,7 @@
           <w:sz w:val="19"/>
           <w:szCs w:val="19"/>
         </w:rPr>
-        <w:t xml:space="preserve">              </w:t>
+        <w:t xml:space="preserve">           </w:t>
       </w:r>
       <w:r>
         <w:rPr>
@@ -4361,7 +4093,7 @@
           <w:sz w:val="19"/>
           <w:szCs w:val="19"/>
         </w:rPr>
-        <w:t xml:space="preserve"> margin then deducts the fixed costs the manager can change, such as marketing and </w:t>
+        <w:t xml:space="preserve">, such as marketing and </w:t>
       </w:r>
       <w:r>
         <w:rPr>
@@ -4400,7 +4132,7 @@
           <w:sz w:val="19"/>
           <w:szCs w:val="19"/>
         </w:rPr>
-        <w:t xml:space="preserve">The segment margin deducts the other fixed costs </w:t>
+        <w:t xml:space="preserve">The segment margin deducts the other fixed costs traceable to the division, such as </w:t>
       </w:r>
       <w:r>
         <w:rPr>
@@ -4418,7 +4150,7 @@
           <w:sz w:val="19"/>
           <w:szCs w:val="19"/>
         </w:rPr>
-        <w:t xml:space="preserve">           </w:t>
+        <w:t xml:space="preserve">              </w:t>
       </w:r>
       <w:r>
         <w:rPr>
@@ -4432,7 +4164,14 @@
           <w:sz w:val="19"/>
           <w:szCs w:val="19"/>
         </w:rPr>
-        <w:t xml:space="preserve"> to the division, such as </w:t>
+        <w:t xml:space="preserve"> of its plant. </w:t>
+      </w:r>
+      <w:r>
+        <w:rPr>
+          <w:sz w:val="19"/>
+          <w:szCs w:val="19"/>
+        </w:rPr>
+        <w:t xml:space="preserve">Judge the manager on the first; judge the segment on the </w:t>
       </w:r>
       <w:r>
         <w:rPr>
@@ -4450,7 +4189,7 @@
           <w:sz w:val="19"/>
           <w:szCs w:val="19"/>
         </w:rPr>
-        <w:t xml:space="preserve">              </w:t>
+        <w:t xml:space="preserve">           </w:t>
       </w:r>
       <w:r>
         <w:rPr>
@@ -4464,14 +4203,7 @@
           <w:sz w:val="19"/>
           <w:szCs w:val="19"/>
         </w:rPr>
-        <w:t xml:space="preserve"> of its plant. </w:t>
-      </w:r>
-      <w:r>
-        <w:rPr>
-          <w:sz w:val="19"/>
-          <w:szCs w:val="19"/>
-        </w:rPr>
-        <w:t xml:space="preserve">Judge the manager on the first; judge the segment on the second. </w:t>
+        <w:t xml:space="preserve">. </w:t>
       </w:r>
     </w:p>
     <w:tbl>
@@ -4529,7 +4261,7 @@
                 <w:sz w:val="16"/>
                 <w:szCs w:val="16"/>
               </w:rPr>
-              <w:t xml:space="preserve">traceable   ·   depreciation   ·   throughout   ·   question   ·   answering   ·   Complete   ·   controllable   ·   supervision   ·   variable</w:t>
+              <w:t xml:space="preserve">depreciation   ·   second   ·   throughout   ·   answering   ·   report   ·   revenue   ·   change   ·   supervision   ·   question</w:t>
             </w:r>
           </w:p>
         </w:tc>
@@ -4596,80 +4328,1284 @@
         <w:t xml:space="preserve">Beverages earns a segment margin of $3,180,000, the figure, and the three together earn $5,020,000.</w:t>
       </w:r>
     </w:p>
-    <w:p>
-      <w:pPr>
-        <w:spacing w:before="44" w:after="10"/>
-      </w:pPr>
-      <w:r>
-        <w:rPr>
-          <w:b/>
-          <w:bCs/>
-          <w:color w:val="353A7C"/>
-          <w:sz w:val="18"/>
-          <w:szCs w:val="18"/>
-        </w:rPr>
-        <w:t xml:space="preserve">Worked example: the Orontes segment report for 2028</w:t>
-      </w:r>
-    </w:p>
-    <w:p>
-      <w:pPr>
-        <w:spacing w:before="0" w:after="12"/>
-      </w:pPr>
-      <w:r>
-        <w:rPr>
-          <w:color w:val="6B7280"/>
-          <w:sz w:val="15"/>
-          <w:szCs w:val="15"/>
-        </w:rPr>
-        <w:t xml:space="preserve">The bars are drawn to scale.</w:t>
-      </w:r>
-    </w:p>
-    <w:p>
-      <w:pPr>
-        <w:spacing w:after="40" w:before="90"/>
-        <w:jc w:val="center"/>
-      </w:pPr>
-      <w:r>
-        <w:drawing>
-          <wp:inline distT="0" distB="0" distL="0" distR="0">
-            <wp:extent cx="5734050" cy="2248350"/>
-            <wp:effectExtent t="0" r="0" b="0" l="0"/>
-            <wp:docPr id="1" name="" descr="" title=""/>
-            <wp:cNvGraphicFramePr>
-              <a:graphicFrameLocks xmlns:a="http://schemas.openxmlformats.org/drawingml/2006/main" noChangeAspect="1"/>
-            </wp:cNvGraphicFramePr>
-            <a:graphic xmlns:a="http://schemas.openxmlformats.org/drawingml/2006/main">
-              <a:graphicData uri="http://schemas.openxmlformats.org/drawingml/2006/picture">
-                <pic:pic xmlns:pic="http://schemas.openxmlformats.org/drawingml/2006/picture">
-                  <pic:nvPicPr>
-                    <pic:cNvPr id="0" name="" descr=""/>
-                    <pic:cNvPicPr>
-                      <a:picLocks noChangeAspect="1" noChangeArrowheads="1"/>
-                    </pic:cNvPicPr>
-                  </pic:nvPicPr>
-                  <pic:blipFill>
-                    <a:blip r:embed="rId104" cstate="none"/>
-                    <a:srcRect/>
-                    <a:stretch>
-                      <a:fillRect/>
-                    </a:stretch>
-                  </pic:blipFill>
-                  <pic:spPr bwMode="auto">
-                    <a:xfrm>
-                      <a:off x="0" y="0"/>
-                      <a:ext cx="5734050" cy="2248350"/>
-                    </a:xfrm>
-                    <a:prstGeom prst="rect">
-                      <a:avLst/>
-                    </a:prstGeom>
-                  </pic:spPr>
-                </pic:pic>
-              </a:graphicData>
-            </a:graphic>
-          </wp:inline>
-        </w:drawing>
-      </w:r>
-    </w:p>
+    <w:tbl>
+      <w:tblPr>
+        <w:tblW w:type="pct" w:w="100%"/>
+        <w:tblLayout w:type="fixed"/>
+        <w:tblBorders>
+          <w:top w:val="single" w:color="353A7C" w:sz="6"/>
+          <w:left w:val="single" w:color="353A7C" w:sz="6"/>
+          <w:bottom w:val="single" w:color="353A7C" w:sz="6"/>
+          <w:right w:val="single" w:color="353A7C" w:sz="6"/>
+          <w:insideH w:val="single" w:color="353A7C" w:sz="6"/>
+          <w:insideV w:val="single" w:color="353A7C" w:sz="6"/>
+        </w:tblBorders>
+      </w:tblPr>
+      <w:tblGrid>
+        <w:gridCol w:w="3241"/>
+        <w:gridCol w:w="1658"/>
+        <w:gridCol w:w="1515"/>
+        <w:gridCol w:w="1529"/>
+        <w:gridCol w:w="1658"/>
+      </w:tblGrid>
+      <w:tr>
+        <w:tc>
+          <w:tcPr>
+            <w:tcW w:type="pct" w:w="5000"/>
+            <w:gridSpan w:val="5"/>
+            <w:shd w:fill="353A7C" w:val="clear"/>
+            <w:tcMar>
+              <w:top w:type="dxa" w:w="60"/>
+              <w:left w:type="dxa" w:w="120"/>
+              <w:bottom w:type="dxa" w:w="60"/>
+              <w:right w:type="dxa" w:w="120"/>
+            </w:tcMar>
+          </w:tcPr>
+          <w:p>
+            <w:pPr>
+              <w:spacing w:before="40" w:after="40"/>
+            </w:pPr>
+            <w:r>
+              <w:rPr>
+                <w:b/>
+                <w:bCs/>
+                <w:color w:val="FFFFFF"/>
+                <w:sz w:val="17"/>
+                <w:szCs w:val="17"/>
+              </w:rPr>
+              <w:t xml:space="preserve">Worked example: the Orontes segment report for 2028</w:t>
+            </w:r>
+          </w:p>
+        </w:tc>
+      </w:tr>
+      <w:tr>
+        <w:tc>
+          <w:tcPr>
+            <w:tcW w:type="pct" w:w="1688"/>
+            <w:shd w:fill="353A7C" w:val="clear"/>
+            <w:tcMar>
+              <w:top w:type="dxa" w:w="50"/>
+              <w:left w:type="dxa" w:w="110"/>
+              <w:bottom w:type="dxa" w:w="50"/>
+              <w:right w:type="dxa" w:w="110"/>
+            </w:tcMar>
+          </w:tcPr>
+          <w:p>
+            <w:pPr>
+              <w:spacing w:before="30" w:after="30"/>
+            </w:pPr>
+            <w:r>
+              <w:rPr>
+                <w:b/>
+                <w:bCs/>
+                <w:color w:val="FFFFFF"/>
+                <w:sz w:val="15"/>
+                <w:szCs w:val="15"/>
+              </w:rPr>
+              <w:t xml:space="preserve">Orontes 2028 (USD)</w:t>
+            </w:r>
+          </w:p>
+        </w:tc>
+        <w:tc>
+          <w:tcPr>
+            <w:tcW w:type="pct" w:w="863"/>
+            <w:shd w:fill="353A7C" w:val="clear"/>
+            <w:tcMar>
+              <w:top w:type="dxa" w:w="50"/>
+              <w:left w:type="dxa" w:w="110"/>
+              <w:bottom w:type="dxa" w:w="50"/>
+              <w:right w:type="dxa" w:w="110"/>
+            </w:tcMar>
+          </w:tcPr>
+          <w:p>
+            <w:pPr>
+              <w:spacing w:before="30" w:after="30"/>
+            </w:pPr>
+            <w:r>
+              <w:rPr>
+                <w:b/>
+                <w:bCs/>
+                <w:color w:val="FFFFFF"/>
+                <w:sz w:val="15"/>
+                <w:szCs w:val="15"/>
+              </w:rPr>
+              <w:t xml:space="preserve">Beverages</w:t>
+            </w:r>
+          </w:p>
+        </w:tc>
+        <w:tc>
+          <w:tcPr>
+            <w:tcW w:type="pct" w:w="789"/>
+            <w:shd w:fill="353A7C" w:val="clear"/>
+            <w:tcMar>
+              <w:top w:type="dxa" w:w="50"/>
+              <w:left w:type="dxa" w:w="110"/>
+              <w:bottom w:type="dxa" w:w="50"/>
+              <w:right w:type="dxa" w:w="110"/>
+            </w:tcMar>
+          </w:tcPr>
+          <w:p>
+            <w:pPr>
+              <w:spacing w:before="30" w:after="30"/>
+            </w:pPr>
+            <w:r>
+              <w:rPr>
+                <w:b/>
+                <w:bCs/>
+                <w:color w:val="FFFFFF"/>
+                <w:sz w:val="15"/>
+                <w:szCs w:val="15"/>
+              </w:rPr>
+              <w:t xml:space="preserve">Oils</w:t>
+            </w:r>
+          </w:p>
+        </w:tc>
+        <w:tc>
+          <w:tcPr>
+            <w:tcW w:type="pct" w:w="796"/>
+            <w:shd w:fill="353A7C" w:val="clear"/>
+            <w:tcMar>
+              <w:top w:type="dxa" w:w="50"/>
+              <w:left w:type="dxa" w:w="110"/>
+              <w:bottom w:type="dxa" w:w="50"/>
+              <w:right w:type="dxa" w:w="110"/>
+            </w:tcMar>
+          </w:tcPr>
+          <w:p>
+            <w:pPr>
+              <w:spacing w:before="30" w:after="30"/>
+            </w:pPr>
+            <w:r>
+              <w:rPr>
+                <w:b/>
+                <w:bCs/>
+                <w:color w:val="FFFFFF"/>
+                <w:sz w:val="15"/>
+                <w:szCs w:val="15"/>
+              </w:rPr>
+              <w:t xml:space="preserve">Tahini &amp; Spreads</w:t>
+            </w:r>
+          </w:p>
+        </w:tc>
+        <w:tc>
+          <w:tcPr>
+            <w:tcW w:type="pct" w:w="863"/>
+            <w:shd w:fill="353A7C" w:val="clear"/>
+            <w:tcMar>
+              <w:top w:type="dxa" w:w="50"/>
+              <w:left w:type="dxa" w:w="110"/>
+              <w:bottom w:type="dxa" w:w="50"/>
+              <w:right w:type="dxa" w:w="110"/>
+            </w:tcMar>
+          </w:tcPr>
+          <w:p>
+            <w:pPr>
+              <w:spacing w:before="30" w:after="30"/>
+            </w:pPr>
+            <w:r>
+              <w:rPr>
+                <w:b/>
+                <w:bCs/>
+                <w:color w:val="FFFFFF"/>
+                <w:sz w:val="15"/>
+                <w:szCs w:val="15"/>
+              </w:rPr>
+              <w:t xml:space="preserve">Company</w:t>
+            </w:r>
+          </w:p>
+        </w:tc>
+      </w:tr>
+      <w:tr>
+        <w:tc>
+          <w:tcPr>
+            <w:tcW w:type="pct" w:w="1688"/>
+            <w:tcMar>
+              <w:top w:type="dxa" w:w="50"/>
+              <w:left w:type="dxa" w:w="110"/>
+              <w:bottom w:type="dxa" w:w="50"/>
+              <w:right w:type="dxa" w:w="110"/>
+            </w:tcMar>
+          </w:tcPr>
+          <w:p>
+            <w:pPr>
+              <w:spacing w:before="28" w:after="28"/>
+            </w:pPr>
+            <w:r>
+              <w:rPr>
+                <w:sz w:val="15"/>
+                <w:szCs w:val="15"/>
+              </w:rPr>
+              <w:t xml:space="preserve">Revenue</w:t>
+            </w:r>
+          </w:p>
+        </w:tc>
+        <w:tc>
+          <w:tcPr>
+            <w:tcW w:type="pct" w:w="863"/>
+            <w:tcMar>
+              <w:top w:type="dxa" w:w="50"/>
+              <w:left w:type="dxa" w:w="110"/>
+              <w:bottom w:type="dxa" w:w="50"/>
+              <w:right w:type="dxa" w:w="110"/>
+            </w:tcMar>
+          </w:tcPr>
+          <w:p>
+            <w:pPr>
+              <w:spacing w:before="28" w:after="28"/>
+            </w:pPr>
+            <w:r>
+              <w:rPr>
+                <w:sz w:val="15"/>
+                <w:szCs w:val="15"/>
+              </w:rPr>
+              <w:t xml:space="preserve">18,000,000</w:t>
+            </w:r>
+          </w:p>
+        </w:tc>
+        <w:tc>
+          <w:tcPr>
+            <w:tcW w:type="pct" w:w="789"/>
+            <w:tcMar>
+              <w:top w:type="dxa" w:w="50"/>
+              <w:left w:type="dxa" w:w="110"/>
+              <w:bottom w:type="dxa" w:w="50"/>
+              <w:right w:type="dxa" w:w="110"/>
+            </w:tcMar>
+          </w:tcPr>
+          <w:p>
+            <w:pPr>
+              <w:spacing w:before="28" w:after="28"/>
+            </w:pPr>
+            <w:r>
+              <w:rPr>
+                <w:sz w:val="15"/>
+                <w:szCs w:val="15"/>
+              </w:rPr>
+              <w:t xml:space="preserve">9,000,000</w:t>
+            </w:r>
+          </w:p>
+        </w:tc>
+        <w:tc>
+          <w:tcPr>
+            <w:tcW w:type="pct" w:w="796"/>
+            <w:tcMar>
+              <w:top w:type="dxa" w:w="50"/>
+              <w:left w:type="dxa" w:w="110"/>
+              <w:bottom w:type="dxa" w:w="50"/>
+              <w:right w:type="dxa" w:w="110"/>
+            </w:tcMar>
+          </w:tcPr>
+          <w:p>
+            <w:pPr>
+              <w:spacing w:before="28" w:after="28"/>
+            </w:pPr>
+            <w:r>
+              <w:rPr>
+                <w:sz w:val="15"/>
+                <w:szCs w:val="15"/>
+              </w:rPr>
+              <w:t xml:space="preserve">5,250,000</w:t>
+            </w:r>
+          </w:p>
+        </w:tc>
+        <w:tc>
+          <w:tcPr>
+            <w:tcW w:type="pct" w:w="863"/>
+            <w:tcMar>
+              <w:top w:type="dxa" w:w="50"/>
+              <w:left w:type="dxa" w:w="110"/>
+              <w:bottom w:type="dxa" w:w="50"/>
+              <w:right w:type="dxa" w:w="110"/>
+            </w:tcMar>
+          </w:tcPr>
+          <w:p>
+            <w:pPr>
+              <w:spacing w:before="28" w:after="28"/>
+            </w:pPr>
+            <w:r>
+              <w:rPr>
+                <w:sz w:val="15"/>
+                <w:szCs w:val="15"/>
+              </w:rPr>
+              <w:t xml:space="preserve">32,250,000</w:t>
+            </w:r>
+          </w:p>
+        </w:tc>
+      </w:tr>
+      <w:tr>
+        <w:tc>
+          <w:tcPr>
+            <w:tcW w:type="pct" w:w="1688"/>
+            <w:shd w:fill="FBFAF6" w:val="clear"/>
+            <w:tcMar>
+              <w:top w:type="dxa" w:w="50"/>
+              <w:left w:type="dxa" w:w="110"/>
+              <w:bottom w:type="dxa" w:w="50"/>
+              <w:right w:type="dxa" w:w="110"/>
+            </w:tcMar>
+          </w:tcPr>
+          <w:p>
+            <w:pPr>
+              <w:spacing w:before="28" w:after="28"/>
+            </w:pPr>
+            <w:r>
+              <w:rPr>
+                <w:sz w:val="15"/>
+                <w:szCs w:val="15"/>
+              </w:rPr>
+              <w:t xml:space="preserve">− Variable costs</w:t>
+            </w:r>
+          </w:p>
+        </w:tc>
+        <w:tc>
+          <w:tcPr>
+            <w:tcW w:type="pct" w:w="863"/>
+            <w:shd w:fill="FBFAF6" w:val="clear"/>
+            <w:tcMar>
+              <w:top w:type="dxa" w:w="50"/>
+              <w:left w:type="dxa" w:w="110"/>
+              <w:bottom w:type="dxa" w:w="50"/>
+              <w:right w:type="dxa" w:w="110"/>
+            </w:tcMar>
+          </w:tcPr>
+          <w:p>
+            <w:pPr>
+              <w:spacing w:before="28" w:after="28"/>
+            </w:pPr>
+            <w:r>
+              <w:rPr>
+                <w:sz w:val="15"/>
+                <w:szCs w:val="15"/>
+              </w:rPr>
+              <w:t xml:space="preserve">(10,620,000)</w:t>
+            </w:r>
+          </w:p>
+        </w:tc>
+        <w:tc>
+          <w:tcPr>
+            <w:tcW w:type="pct" w:w="789"/>
+            <w:shd w:fill="FBFAF6" w:val="clear"/>
+            <w:tcMar>
+              <w:top w:type="dxa" w:w="50"/>
+              <w:left w:type="dxa" w:w="110"/>
+              <w:bottom w:type="dxa" w:w="50"/>
+              <w:right w:type="dxa" w:w="110"/>
+            </w:tcMar>
+          </w:tcPr>
+          <w:p>
+            <w:pPr>
+              <w:spacing w:before="28" w:after="28"/>
+            </w:pPr>
+            <w:r>
+              <w:rPr>
+                <w:sz w:val="15"/>
+                <w:szCs w:val="15"/>
+              </w:rPr>
+              <w:t xml:space="preserve">(6,000,000)</w:t>
+            </w:r>
+          </w:p>
+        </w:tc>
+        <w:tc>
+          <w:tcPr>
+            <w:tcW w:type="pct" w:w="796"/>
+            <w:shd w:fill="FBFAF6" w:val="clear"/>
+            <w:tcMar>
+              <w:top w:type="dxa" w:w="50"/>
+              <w:left w:type="dxa" w:w="110"/>
+              <w:bottom w:type="dxa" w:w="50"/>
+              <w:right w:type="dxa" w:w="110"/>
+            </w:tcMar>
+          </w:tcPr>
+          <w:p>
+            <w:pPr>
+              <w:spacing w:before="28" w:after="28"/>
+            </w:pPr>
+            <w:r>
+              <w:rPr>
+                <w:sz w:val="15"/>
+                <w:szCs w:val="15"/>
+              </w:rPr>
+              <w:t xml:space="preserve">(3,150,000)</w:t>
+            </w:r>
+          </w:p>
+        </w:tc>
+        <w:tc>
+          <w:tcPr>
+            <w:tcW w:type="pct" w:w="863"/>
+            <w:shd w:fill="FBFAF6" w:val="clear"/>
+            <w:tcMar>
+              <w:top w:type="dxa" w:w="50"/>
+              <w:left w:type="dxa" w:w="110"/>
+              <w:bottom w:type="dxa" w:w="50"/>
+              <w:right w:type="dxa" w:w="110"/>
+            </w:tcMar>
+          </w:tcPr>
+          <w:p>
+            <w:pPr>
+              <w:spacing w:before="28" w:after="28"/>
+            </w:pPr>
+            <w:r>
+              <w:rPr>
+                <w:sz w:val="15"/>
+                <w:szCs w:val="15"/>
+              </w:rPr>
+              <w:t xml:space="preserve">(19,770,000)</w:t>
+            </w:r>
+          </w:p>
+        </w:tc>
+      </w:tr>
+      <w:tr>
+        <w:tc>
+          <w:tcPr>
+            <w:tcW w:type="pct" w:w="1688"/>
+            <w:shd w:fill="FFFFFF" w:val="clear"/>
+            <w:tcMar>
+              <w:top w:type="dxa" w:w="50"/>
+              <w:left w:type="dxa" w:w="110"/>
+              <w:bottom w:type="dxa" w:w="50"/>
+              <w:right w:type="dxa" w:w="110"/>
+            </w:tcMar>
+          </w:tcPr>
+          <w:p>
+            <w:pPr>
+              <w:spacing w:before="46" w:after="46"/>
+            </w:pPr>
+            <w:r>
+              <w:rPr>
+                <w:b/>
+                <w:bCs/>
+                <w:color w:val="8186EF"/>
+                <w:sz w:val="14"/>
+                <w:szCs w:val="14"/>
+              </w:rPr>
+              <w:t xml:space="preserve">(9)</w:t>
+            </w:r>
+          </w:p>
+        </w:tc>
+        <w:tc>
+          <w:tcPr>
+            <w:tcW w:type="pct" w:w="863"/>
+            <w:tcMar>
+              <w:top w:type="dxa" w:w="50"/>
+              <w:left w:type="dxa" w:w="110"/>
+              <w:bottom w:type="dxa" w:w="50"/>
+              <w:right w:type="dxa" w:w="110"/>
+            </w:tcMar>
+          </w:tcPr>
+          <w:p>
+            <w:pPr>
+              <w:spacing w:before="28" w:after="28"/>
+            </w:pPr>
+            <w:r>
+              <w:rPr>
+                <w:sz w:val="15"/>
+                <w:szCs w:val="15"/>
+              </w:rPr>
+              <w:t xml:space="preserve">7,380,000</w:t>
+            </w:r>
+          </w:p>
+        </w:tc>
+        <w:tc>
+          <w:tcPr>
+            <w:tcW w:type="pct" w:w="789"/>
+            <w:tcMar>
+              <w:top w:type="dxa" w:w="50"/>
+              <w:left w:type="dxa" w:w="110"/>
+              <w:bottom w:type="dxa" w:w="50"/>
+              <w:right w:type="dxa" w:w="110"/>
+            </w:tcMar>
+          </w:tcPr>
+          <w:p>
+            <w:pPr>
+              <w:spacing w:before="28" w:after="28"/>
+            </w:pPr>
+            <w:r>
+              <w:rPr>
+                <w:sz w:val="15"/>
+                <w:szCs w:val="15"/>
+              </w:rPr>
+              <w:t xml:space="preserve">3,000,000</w:t>
+            </w:r>
+          </w:p>
+        </w:tc>
+        <w:tc>
+          <w:tcPr>
+            <w:tcW w:type="pct" w:w="796"/>
+            <w:tcMar>
+              <w:top w:type="dxa" w:w="50"/>
+              <w:left w:type="dxa" w:w="110"/>
+              <w:bottom w:type="dxa" w:w="50"/>
+              <w:right w:type="dxa" w:w="110"/>
+            </w:tcMar>
+          </w:tcPr>
+          <w:p>
+            <w:pPr>
+              <w:spacing w:before="28" w:after="28"/>
+            </w:pPr>
+            <w:r>
+              <w:rPr>
+                <w:sz w:val="15"/>
+                <w:szCs w:val="15"/>
+              </w:rPr>
+              <w:t xml:space="preserve">2,100,000</w:t>
+            </w:r>
+          </w:p>
+        </w:tc>
+        <w:tc>
+          <w:tcPr>
+            <w:tcW w:type="pct" w:w="863"/>
+            <w:tcMar>
+              <w:top w:type="dxa" w:w="50"/>
+              <w:left w:type="dxa" w:w="110"/>
+              <w:bottom w:type="dxa" w:w="50"/>
+              <w:right w:type="dxa" w:w="110"/>
+            </w:tcMar>
+          </w:tcPr>
+          <w:p>
+            <w:pPr>
+              <w:spacing w:before="28" w:after="28"/>
+            </w:pPr>
+            <w:r>
+              <w:rPr>
+                <w:sz w:val="15"/>
+                <w:szCs w:val="15"/>
+              </w:rPr>
+              <w:t xml:space="preserve">12,480,000</w:t>
+            </w:r>
+          </w:p>
+        </w:tc>
+      </w:tr>
+      <w:tr>
+        <w:tc>
+          <w:tcPr>
+            <w:tcW w:type="pct" w:w="1688"/>
+            <w:shd w:fill="FBFAF6" w:val="clear"/>
+            <w:tcMar>
+              <w:top w:type="dxa" w:w="50"/>
+              <w:left w:type="dxa" w:w="110"/>
+              <w:bottom w:type="dxa" w:w="50"/>
+              <w:right w:type="dxa" w:w="110"/>
+            </w:tcMar>
+          </w:tcPr>
+          <w:p>
+            <w:pPr>
+              <w:spacing w:before="28" w:after="28"/>
+            </w:pPr>
+            <w:r>
+              <w:rPr>
+                <w:sz w:val="15"/>
+                <w:szCs w:val="15"/>
+              </w:rPr>
+              <w:t xml:space="preserve">− Controllable fixed costs</w:t>
+            </w:r>
+          </w:p>
+        </w:tc>
+        <w:tc>
+          <w:tcPr>
+            <w:tcW w:type="pct" w:w="863"/>
+            <w:shd w:fill="FBFAF6" w:val="clear"/>
+            <w:tcMar>
+              <w:top w:type="dxa" w:w="50"/>
+              <w:left w:type="dxa" w:w="110"/>
+              <w:bottom w:type="dxa" w:w="50"/>
+              <w:right w:type="dxa" w:w="110"/>
+            </w:tcMar>
+          </w:tcPr>
+          <w:p>
+            <w:pPr>
+              <w:spacing w:before="28" w:after="28"/>
+            </w:pPr>
+            <w:r>
+              <w:rPr>
+                <w:sz w:val="15"/>
+                <w:szCs w:val="15"/>
+              </w:rPr>
+              <w:t xml:space="preserve">(3,160,000)</w:t>
+            </w:r>
+          </w:p>
+        </w:tc>
+        <w:tc>
+          <w:tcPr>
+            <w:tcW w:type="pct" w:w="789"/>
+            <w:shd w:fill="FBFAF6" w:val="clear"/>
+            <w:tcMar>
+              <w:top w:type="dxa" w:w="50"/>
+              <w:left w:type="dxa" w:w="110"/>
+              <w:bottom w:type="dxa" w:w="50"/>
+              <w:right w:type="dxa" w:w="110"/>
+            </w:tcMar>
+          </w:tcPr>
+          <w:p>
+            <w:pPr>
+              <w:spacing w:before="28" w:after="28"/>
+            </w:pPr>
+            <w:r>
+              <w:rPr>
+                <w:sz w:val="15"/>
+                <w:szCs w:val="15"/>
+              </w:rPr>
+              <w:t xml:space="preserve">(1,400,000)</w:t>
+            </w:r>
+          </w:p>
+        </w:tc>
+        <w:tc>
+          <w:tcPr>
+            <w:tcW w:type="pct" w:w="796"/>
+            <w:shd w:fill="FBFAF6" w:val="clear"/>
+            <w:tcMar>
+              <w:top w:type="dxa" w:w="50"/>
+              <w:left w:type="dxa" w:w="110"/>
+              <w:bottom w:type="dxa" w:w="50"/>
+              <w:right w:type="dxa" w:w="110"/>
+            </w:tcMar>
+          </w:tcPr>
+          <w:p>
+            <w:pPr>
+              <w:spacing w:before="28" w:after="28"/>
+            </w:pPr>
+            <w:r>
+              <w:rPr>
+                <w:sz w:val="15"/>
+                <w:szCs w:val="15"/>
+              </w:rPr>
+              <w:t xml:space="preserve">(900,000)</w:t>
+            </w:r>
+          </w:p>
+        </w:tc>
+        <w:tc>
+          <w:tcPr>
+            <w:tcW w:type="pct" w:w="863"/>
+            <w:shd w:fill="FBFAF6" w:val="clear"/>
+            <w:tcMar>
+              <w:top w:type="dxa" w:w="50"/>
+              <w:left w:type="dxa" w:w="110"/>
+              <w:bottom w:type="dxa" w:w="50"/>
+              <w:right w:type="dxa" w:w="110"/>
+            </w:tcMar>
+          </w:tcPr>
+          <w:p>
+            <w:pPr>
+              <w:spacing w:before="28" w:after="28"/>
+            </w:pPr>
+            <w:r>
+              <w:rPr>
+                <w:sz w:val="15"/>
+                <w:szCs w:val="15"/>
+              </w:rPr>
+              <w:t xml:space="preserve">(5,460,000)</w:t>
+            </w:r>
+          </w:p>
+        </w:tc>
+      </w:tr>
+      <w:tr>
+        <w:tc>
+          <w:tcPr>
+            <w:tcW w:type="pct" w:w="1688"/>
+            <w:shd w:fill="FFFFFF" w:val="clear"/>
+            <w:tcMar>
+              <w:top w:type="dxa" w:w="50"/>
+              <w:left w:type="dxa" w:w="110"/>
+              <w:bottom w:type="dxa" w:w="50"/>
+              <w:right w:type="dxa" w:w="110"/>
+            </w:tcMar>
+          </w:tcPr>
+          <w:p>
+            <w:pPr>
+              <w:spacing w:before="46" w:after="46"/>
+            </w:pPr>
+            <w:r>
+              <w:rPr>
+                <w:b/>
+                <w:bCs/>
+                <w:color w:val="8186EF"/>
+                <w:sz w:val="14"/>
+                <w:szCs w:val="14"/>
+              </w:rPr>
+              <w:t xml:space="preserve">(10)</w:t>
+            </w:r>
+          </w:p>
+        </w:tc>
+        <w:tc>
+          <w:tcPr>
+            <w:tcW w:type="pct" w:w="863"/>
+            <w:tcMar>
+              <w:top w:type="dxa" w:w="50"/>
+              <w:left w:type="dxa" w:w="110"/>
+              <w:bottom w:type="dxa" w:w="50"/>
+              <w:right w:type="dxa" w:w="110"/>
+            </w:tcMar>
+          </w:tcPr>
+          <w:p>
+            <w:pPr>
+              <w:spacing w:before="28" w:after="28"/>
+            </w:pPr>
+            <w:r>
+              <w:rPr>
+                <w:sz w:val="15"/>
+                <w:szCs w:val="15"/>
+              </w:rPr>
+              <w:t xml:space="preserve">4,220,000</w:t>
+            </w:r>
+          </w:p>
+        </w:tc>
+        <w:tc>
+          <w:tcPr>
+            <w:tcW w:type="pct" w:w="789"/>
+            <w:tcMar>
+              <w:top w:type="dxa" w:w="50"/>
+              <w:left w:type="dxa" w:w="110"/>
+              <w:bottom w:type="dxa" w:w="50"/>
+              <w:right w:type="dxa" w:w="110"/>
+            </w:tcMar>
+          </w:tcPr>
+          <w:p>
+            <w:pPr>
+              <w:spacing w:before="28" w:after="28"/>
+            </w:pPr>
+            <w:r>
+              <w:rPr>
+                <w:sz w:val="15"/>
+                <w:szCs w:val="15"/>
+              </w:rPr>
+              <w:t xml:space="preserve">1,600,000</w:t>
+            </w:r>
+          </w:p>
+        </w:tc>
+        <w:tc>
+          <w:tcPr>
+            <w:tcW w:type="pct" w:w="796"/>
+            <w:tcMar>
+              <w:top w:type="dxa" w:w="50"/>
+              <w:left w:type="dxa" w:w="110"/>
+              <w:bottom w:type="dxa" w:w="50"/>
+              <w:right w:type="dxa" w:w="110"/>
+            </w:tcMar>
+          </w:tcPr>
+          <w:p>
+            <w:pPr>
+              <w:spacing w:before="28" w:after="28"/>
+            </w:pPr>
+            <w:r>
+              <w:rPr>
+                <w:sz w:val="15"/>
+                <w:szCs w:val="15"/>
+              </w:rPr>
+              <w:t xml:space="preserve">1,200,000</w:t>
+            </w:r>
+          </w:p>
+        </w:tc>
+        <w:tc>
+          <w:tcPr>
+            <w:tcW w:type="pct" w:w="863"/>
+            <w:tcMar>
+              <w:top w:type="dxa" w:w="50"/>
+              <w:left w:type="dxa" w:w="110"/>
+              <w:bottom w:type="dxa" w:w="50"/>
+              <w:right w:type="dxa" w:w="110"/>
+            </w:tcMar>
+          </w:tcPr>
+          <w:p>
+            <w:pPr>
+              <w:spacing w:before="28" w:after="28"/>
+            </w:pPr>
+            <w:r>
+              <w:rPr>
+                <w:sz w:val="15"/>
+                <w:szCs w:val="15"/>
+              </w:rPr>
+              <w:t xml:space="preserve">7,020,000</w:t>
+            </w:r>
+          </w:p>
+        </w:tc>
+      </w:tr>
+      <w:tr>
+        <w:tc>
+          <w:tcPr>
+            <w:tcW w:type="pct" w:w="1688"/>
+            <w:shd w:fill="FBFAF6" w:val="clear"/>
+            <w:tcMar>
+              <w:top w:type="dxa" w:w="50"/>
+              <w:left w:type="dxa" w:w="110"/>
+              <w:bottom w:type="dxa" w:w="50"/>
+              <w:right w:type="dxa" w:w="110"/>
+            </w:tcMar>
+          </w:tcPr>
+          <w:p>
+            <w:pPr>
+              <w:spacing w:before="28" w:after="28"/>
+            </w:pPr>
+            <w:r>
+              <w:rPr>
+                <w:sz w:val="15"/>
+                <w:szCs w:val="15"/>
+              </w:rPr>
+              <w:t xml:space="preserve">− Other traceable fixed costs</w:t>
+            </w:r>
+          </w:p>
+        </w:tc>
+        <w:tc>
+          <w:tcPr>
+            <w:tcW w:type="pct" w:w="863"/>
+            <w:shd w:fill="FBFAF6" w:val="clear"/>
+            <w:tcMar>
+              <w:top w:type="dxa" w:w="50"/>
+              <w:left w:type="dxa" w:w="110"/>
+              <w:bottom w:type="dxa" w:w="50"/>
+              <w:right w:type="dxa" w:w="110"/>
+            </w:tcMar>
+          </w:tcPr>
+          <w:p>
+            <w:pPr>
+              <w:spacing w:before="28" w:after="28"/>
+            </w:pPr>
+            <w:r>
+              <w:rPr>
+                <w:sz w:val="15"/>
+                <w:szCs w:val="15"/>
+              </w:rPr>
+              <w:t xml:space="preserve">(1,040,000)</w:t>
+            </w:r>
+          </w:p>
+        </w:tc>
+        <w:tc>
+          <w:tcPr>
+            <w:tcW w:type="pct" w:w="789"/>
+            <w:shd w:fill="FBFAF6" w:val="clear"/>
+            <w:tcMar>
+              <w:top w:type="dxa" w:w="50"/>
+              <w:left w:type="dxa" w:w="110"/>
+              <w:bottom w:type="dxa" w:w="50"/>
+              <w:right w:type="dxa" w:w="110"/>
+            </w:tcMar>
+          </w:tcPr>
+          <w:p>
+            <w:pPr>
+              <w:spacing w:before="28" w:after="28"/>
+            </w:pPr>
+            <w:r>
+              <w:rPr>
+                <w:sz w:val="15"/>
+                <w:szCs w:val="15"/>
+              </w:rPr>
+              <w:t xml:space="preserve">(600,000)</w:t>
+            </w:r>
+          </w:p>
+        </w:tc>
+        <w:tc>
+          <w:tcPr>
+            <w:tcW w:type="pct" w:w="796"/>
+            <w:shd w:fill="FBFAF6" w:val="clear"/>
+            <w:tcMar>
+              <w:top w:type="dxa" w:w="50"/>
+              <w:left w:type="dxa" w:w="110"/>
+              <w:bottom w:type="dxa" w:w="50"/>
+              <w:right w:type="dxa" w:w="110"/>
+            </w:tcMar>
+          </w:tcPr>
+          <w:p>
+            <w:pPr>
+              <w:spacing w:before="28" w:after="28"/>
+            </w:pPr>
+            <w:r>
+              <w:rPr>
+                <w:sz w:val="15"/>
+                <w:szCs w:val="15"/>
+              </w:rPr>
+              <w:t xml:space="preserve">(360,000)</w:t>
+            </w:r>
+          </w:p>
+        </w:tc>
+        <w:tc>
+          <w:tcPr>
+            <w:tcW w:type="pct" w:w="863"/>
+            <w:shd w:fill="FBFAF6" w:val="clear"/>
+            <w:tcMar>
+              <w:top w:type="dxa" w:w="50"/>
+              <w:left w:type="dxa" w:w="110"/>
+              <w:bottom w:type="dxa" w:w="50"/>
+              <w:right w:type="dxa" w:w="110"/>
+            </w:tcMar>
+          </w:tcPr>
+          <w:p>
+            <w:pPr>
+              <w:spacing w:before="28" w:after="28"/>
+            </w:pPr>
+            <w:r>
+              <w:rPr>
+                <w:sz w:val="15"/>
+                <w:szCs w:val="15"/>
+              </w:rPr>
+              <w:t xml:space="preserve">(2,000,000)</w:t>
+            </w:r>
+          </w:p>
+        </w:tc>
+      </w:tr>
+      <w:tr>
+        <w:tc>
+          <w:tcPr>
+            <w:tcW w:type="pct" w:w="1688"/>
+            <w:shd w:fill="FFFFFF" w:val="clear"/>
+            <w:tcMar>
+              <w:top w:type="dxa" w:w="50"/>
+              <w:left w:type="dxa" w:w="110"/>
+              <w:bottom w:type="dxa" w:w="50"/>
+              <w:right w:type="dxa" w:w="110"/>
+            </w:tcMar>
+          </w:tcPr>
+          <w:p>
+            <w:pPr>
+              <w:spacing w:before="46" w:after="46"/>
+            </w:pPr>
+            <w:r>
+              <w:rPr>
+                <w:b/>
+                <w:bCs/>
+                <w:color w:val="8186EF"/>
+                <w:sz w:val="14"/>
+                <w:szCs w:val="14"/>
+              </w:rPr>
+              <w:t xml:space="preserve">(11)</w:t>
+            </w:r>
+          </w:p>
+        </w:tc>
+        <w:tc>
+          <w:tcPr>
+            <w:tcW w:type="pct" w:w="863"/>
+            <w:tcMar>
+              <w:top w:type="dxa" w:w="50"/>
+              <w:left w:type="dxa" w:w="110"/>
+              <w:bottom w:type="dxa" w:w="50"/>
+              <w:right w:type="dxa" w:w="110"/>
+            </w:tcMar>
+          </w:tcPr>
+          <w:p>
+            <w:pPr>
+              <w:spacing w:before="28" w:after="28"/>
+            </w:pPr>
+            <w:r>
+              <w:rPr>
+                <w:sz w:val="15"/>
+                <w:szCs w:val="15"/>
+              </w:rPr>
+              <w:t xml:space="preserve">3,180,000</w:t>
+            </w:r>
+          </w:p>
+        </w:tc>
+        <w:tc>
+          <w:tcPr>
+            <w:tcW w:type="pct" w:w="789"/>
+            <w:tcMar>
+              <w:top w:type="dxa" w:w="50"/>
+              <w:left w:type="dxa" w:w="110"/>
+              <w:bottom w:type="dxa" w:w="50"/>
+              <w:right w:type="dxa" w:w="110"/>
+            </w:tcMar>
+          </w:tcPr>
+          <w:p>
+            <w:pPr>
+              <w:spacing w:before="28" w:after="28"/>
+            </w:pPr>
+            <w:r>
+              <w:rPr>
+                <w:sz w:val="15"/>
+                <w:szCs w:val="15"/>
+              </w:rPr>
+              <w:t xml:space="preserve">1,000,000</w:t>
+            </w:r>
+          </w:p>
+        </w:tc>
+        <w:tc>
+          <w:tcPr>
+            <w:tcW w:type="pct" w:w="796"/>
+            <w:tcMar>
+              <w:top w:type="dxa" w:w="50"/>
+              <w:left w:type="dxa" w:w="110"/>
+              <w:bottom w:type="dxa" w:w="50"/>
+              <w:right w:type="dxa" w:w="110"/>
+            </w:tcMar>
+          </w:tcPr>
+          <w:p>
+            <w:pPr>
+              <w:spacing w:before="28" w:after="28"/>
+            </w:pPr>
+            <w:r>
+              <w:rPr>
+                <w:sz w:val="15"/>
+                <w:szCs w:val="15"/>
+              </w:rPr>
+              <w:t xml:space="preserve">840,000</w:t>
+            </w:r>
+          </w:p>
+        </w:tc>
+        <w:tc>
+          <w:tcPr>
+            <w:tcW w:type="pct" w:w="863"/>
+            <w:tcMar>
+              <w:top w:type="dxa" w:w="50"/>
+              <w:left w:type="dxa" w:w="110"/>
+              <w:bottom w:type="dxa" w:w="50"/>
+              <w:right w:type="dxa" w:w="110"/>
+            </w:tcMar>
+          </w:tcPr>
+          <w:p>
+            <w:pPr>
+              <w:spacing w:before="28" w:after="28"/>
+            </w:pPr>
+            <w:r>
+              <w:rPr>
+                <w:sz w:val="15"/>
+                <w:szCs w:val="15"/>
+              </w:rPr>
+              <w:t xml:space="preserve">5,020,000</w:t>
+            </w:r>
+          </w:p>
+        </w:tc>
+      </w:tr>
+      <w:tr>
+        <w:tc>
+          <w:tcPr>
+            <w:tcW w:type="pct" w:w="1688"/>
+            <w:shd w:fill="FBFAF6" w:val="clear"/>
+            <w:tcMar>
+              <w:top w:type="dxa" w:w="50"/>
+              <w:left w:type="dxa" w:w="110"/>
+              <w:bottom w:type="dxa" w:w="50"/>
+              <w:right w:type="dxa" w:w="110"/>
+            </w:tcMar>
+          </w:tcPr>
+          <w:p>
+            <w:pPr>
+              <w:spacing w:before="28" w:after="28"/>
+            </w:pPr>
+            <w:r>
+              <w:rPr>
+                <w:sz w:val="15"/>
+                <w:szCs w:val="15"/>
+              </w:rPr>
+              <w:t xml:space="preserve">− Allocated head-office cost</w:t>
+            </w:r>
+          </w:p>
+        </w:tc>
+        <w:tc>
+          <w:tcPr>
+            <w:tcW w:type="pct" w:w="863"/>
+            <w:shd w:fill="FBFAF6" w:val="clear"/>
+            <w:tcMar>
+              <w:top w:type="dxa" w:w="50"/>
+              <w:left w:type="dxa" w:w="110"/>
+              <w:bottom w:type="dxa" w:w="50"/>
+              <w:right w:type="dxa" w:w="110"/>
+            </w:tcMar>
+          </w:tcPr>
+          <w:p>
+            <w:pPr>
+              <w:spacing w:before="28" w:after="28"/>
+            </w:pPr>
+            <w:r>
+              <w:rPr>
+                <w:sz w:val="15"/>
+                <w:szCs w:val="15"/>
+              </w:rPr>
+              <w:t xml:space="preserve">(613,953)</w:t>
+            </w:r>
+          </w:p>
+        </w:tc>
+        <w:tc>
+          <w:tcPr>
+            <w:tcW w:type="pct" w:w="789"/>
+            <w:shd w:fill="FBFAF6" w:val="clear"/>
+            <w:tcMar>
+              <w:top w:type="dxa" w:w="50"/>
+              <w:left w:type="dxa" w:w="110"/>
+              <w:bottom w:type="dxa" w:w="50"/>
+              <w:right w:type="dxa" w:w="110"/>
+            </w:tcMar>
+          </w:tcPr>
+          <w:p>
+            <w:pPr>
+              <w:spacing w:before="28" w:after="28"/>
+            </w:pPr>
+            <w:r>
+              <w:rPr>
+                <w:sz w:val="15"/>
+                <w:szCs w:val="15"/>
+              </w:rPr>
+              <w:t xml:space="preserve">(306,977)</w:t>
+            </w:r>
+          </w:p>
+        </w:tc>
+        <w:tc>
+          <w:tcPr>
+            <w:tcW w:type="pct" w:w="796"/>
+            <w:shd w:fill="FBFAF6" w:val="clear"/>
+            <w:tcMar>
+              <w:top w:type="dxa" w:w="50"/>
+              <w:left w:type="dxa" w:w="110"/>
+              <w:bottom w:type="dxa" w:w="50"/>
+              <w:right w:type="dxa" w:w="110"/>
+            </w:tcMar>
+          </w:tcPr>
+          <w:p>
+            <w:pPr>
+              <w:spacing w:before="28" w:after="28"/>
+            </w:pPr>
+            <w:r>
+              <w:rPr>
+                <w:sz w:val="15"/>
+                <w:szCs w:val="15"/>
+              </w:rPr>
+              <w:t xml:space="preserve">(179,070)</w:t>
+            </w:r>
+          </w:p>
+        </w:tc>
+        <w:tc>
+          <w:tcPr>
+            <w:tcW w:type="pct" w:w="863"/>
+            <w:shd w:fill="FBFAF6" w:val="clear"/>
+            <w:tcMar>
+              <w:top w:type="dxa" w:w="50"/>
+              <w:left w:type="dxa" w:w="110"/>
+              <w:bottom w:type="dxa" w:w="50"/>
+              <w:right w:type="dxa" w:w="110"/>
+            </w:tcMar>
+          </w:tcPr>
+          <w:p>
+            <w:pPr>
+              <w:spacing w:before="28" w:after="28"/>
+            </w:pPr>
+            <w:r>
+              <w:rPr>
+                <w:sz w:val="15"/>
+                <w:szCs w:val="15"/>
+              </w:rPr>
+              <w:t xml:space="preserve">1,100,000</w:t>
+            </w:r>
+          </w:p>
+        </w:tc>
+      </w:tr>
+      <w:tr>
+        <w:tc>
+          <w:tcPr>
+            <w:tcW w:type="pct" w:w="1688"/>
+            <w:shd w:fill="FFFFFF" w:val="clear"/>
+            <w:tcMar>
+              <w:top w:type="dxa" w:w="50"/>
+              <w:left w:type="dxa" w:w="110"/>
+              <w:bottom w:type="dxa" w:w="50"/>
+              <w:right w:type="dxa" w:w="110"/>
+            </w:tcMar>
+          </w:tcPr>
+          <w:p>
+            <w:pPr>
+              <w:spacing w:before="46" w:after="46"/>
+            </w:pPr>
+            <w:r>
+              <w:rPr>
+                <w:b/>
+                <w:bCs/>
+                <w:color w:val="8186EF"/>
+                <w:sz w:val="14"/>
+                <w:szCs w:val="14"/>
+              </w:rPr>
+              <w:t xml:space="preserve">(12)</w:t>
+            </w:r>
+          </w:p>
+        </w:tc>
+        <w:tc>
+          <w:tcPr>
+            <w:tcW w:type="pct" w:w="863"/>
+            <w:tcMar>
+              <w:top w:type="dxa" w:w="50"/>
+              <w:left w:type="dxa" w:w="110"/>
+              <w:bottom w:type="dxa" w:w="50"/>
+              <w:right w:type="dxa" w:w="110"/>
+            </w:tcMar>
+          </w:tcPr>
+          <w:p>
+            <w:pPr>
+              <w:spacing w:before="28" w:after="28"/>
+            </w:pPr>
+            <w:r>
+              <w:rPr>
+                <w:sz w:val="15"/>
+                <w:szCs w:val="15"/>
+              </w:rPr>
+              <w:t xml:space="preserve">2,566,047</w:t>
+            </w:r>
+          </w:p>
+        </w:tc>
+        <w:tc>
+          <w:tcPr>
+            <w:tcW w:type="pct" w:w="789"/>
+            <w:tcMar>
+              <w:top w:type="dxa" w:w="50"/>
+              <w:left w:type="dxa" w:w="110"/>
+              <w:bottom w:type="dxa" w:w="50"/>
+              <w:right w:type="dxa" w:w="110"/>
+            </w:tcMar>
+          </w:tcPr>
+          <w:p>
+            <w:pPr>
+              <w:spacing w:before="28" w:after="28"/>
+            </w:pPr>
+            <w:r>
+              <w:rPr>
+                <w:sz w:val="15"/>
+                <w:szCs w:val="15"/>
+              </w:rPr>
+              <w:t xml:space="preserve">693,023</w:t>
+            </w:r>
+          </w:p>
+        </w:tc>
+        <w:tc>
+          <w:tcPr>
+            <w:tcW w:type="pct" w:w="796"/>
+            <w:tcMar>
+              <w:top w:type="dxa" w:w="50"/>
+              <w:left w:type="dxa" w:w="110"/>
+              <w:bottom w:type="dxa" w:w="50"/>
+              <w:right w:type="dxa" w:w="110"/>
+            </w:tcMar>
+          </w:tcPr>
+          <w:p>
+            <w:pPr>
+              <w:spacing w:before="28" w:after="28"/>
+            </w:pPr>
+            <w:r>
+              <w:rPr>
+                <w:sz w:val="15"/>
+                <w:szCs w:val="15"/>
+              </w:rPr>
+              <w:t xml:space="preserve">660,930</w:t>
+            </w:r>
+          </w:p>
+        </w:tc>
+        <w:tc>
+          <w:tcPr>
+            <w:tcW w:type="pct" w:w="863"/>
+            <w:tcMar>
+              <w:top w:type="dxa" w:w="50"/>
+              <w:left w:type="dxa" w:w="110"/>
+              <w:bottom w:type="dxa" w:w="50"/>
+              <w:right w:type="dxa" w:w="110"/>
+            </w:tcMar>
+          </w:tcPr>
+          <w:p>
+            <w:pPr>
+              <w:spacing w:before="28" w:after="28"/>
+            </w:pPr>
+            <w:r>
+              <w:rPr>
+                <w:sz w:val="15"/>
+                <w:szCs w:val="15"/>
+              </w:rPr>
+              <w:t xml:space="preserve">3,920,000</w:t>
+            </w:r>
+          </w:p>
+        </w:tc>
+      </w:tr>
+    </w:tbl>
+    <w:p/>
     <w:tbl>
       <w:tblPr>
         <w:tblW w:type="pct" w:w="100%"/>
@@ -4725,7 +5661,7 @@
                 <w:sz w:val="16"/>
                 <w:szCs w:val="16"/>
               </w:rPr>
-              <w:t xml:space="preserve">= Segment margin   ·   = Contribution margin   ·   = Controllable margin</w:t>
+              <w:t xml:space="preserve">= Result after allocation   ·   = Controllable margin   ·   = Segment margin   ·   = Contribution margin   ·   − Controllable fixed costs</w:t>
             </w:r>
           </w:p>
         </w:tc>
@@ -4859,7 +5795,7 @@
           <w:sz w:val="16"/>
           <w:szCs w:val="16"/>
         </w:rPr>
-        <w:t xml:space="preserve">      gaps 11–12</w:t>
+        <w:t xml:space="preserve">      gaps 13–14</w:t>
       </w:r>
     </w:p>
     <w:p>
@@ -4872,7 +5808,7 @@
           <w:sz w:val="19"/>
           <w:szCs w:val="19"/>
         </w:rPr>
-        <w:t xml:space="preserve">Deducting any fixed cost before the </w:t>
+        <w:t xml:space="preserve">Deducting any fixed cost before the contribution margin gives a figure that no longer </w:t>
       </w:r>
       <w:r>
         <w:rPr>
@@ -4882,7 +5818,7 @@
           <w:sz w:val="15"/>
           <w:szCs w:val="15"/>
         </w:rPr>
-        <w:t xml:space="preserve"> (11) </w:t>
+        <w:t xml:space="preserve"> (13) </w:t>
       </w:r>
       <w:r>
         <w:rPr>
@@ -4890,7 +5826,7 @@
           <w:sz w:val="19"/>
           <w:szCs w:val="19"/>
         </w:rPr>
-        <w:t xml:space="preserve">              </w:t>
+        <w:t xml:space="preserve">           </w:t>
       </w:r>
       <w:r>
         <w:rPr>
@@ -4904,7 +5840,7 @@
           <w:sz w:val="19"/>
           <w:szCs w:val="19"/>
         </w:rPr>
-        <w:t xml:space="preserve"> margin gives a figure that no longer measures what an extra unit adds. </w:t>
+        <w:t xml:space="preserve"> what an extra unit adds. </w:t>
       </w:r>
       <w:r>
         <w:rPr>
@@ -4921,7 +5857,7 @@
           <w:sz w:val="15"/>
           <w:szCs w:val="15"/>
         </w:rPr>
-        <w:t xml:space="preserve"> (12) </w:t>
+        <w:t xml:space="preserve"> (14) </w:t>
       </w:r>
       <w:r>
         <w:rPr>
@@ -5001,7 +5937,7 @@
                 <w:sz w:val="16"/>
                 <w:szCs w:val="16"/>
               </w:rPr>
-              <w:t xml:space="preserve">cost-volume-profit   ·   division   ·   contribution</w:t>
+              <w:t xml:space="preserve">cost-volume-profit   ·   division   ·   measures</w:t>
             </w:r>
           </w:p>
         </w:tc>
@@ -5322,7 +6258,7 @@
                 <w:sz w:val="16"/>
                 <w:szCs w:val="16"/>
               </w:rPr>
-              <w:t xml:space="preserve">answering</w:t>
+              <w:t xml:space="preserve">report</w:t>
             </w:r>
           </w:p>
         </w:tc>
@@ -5348,14 +6284,14 @@
                 <w:sz w:val="16"/>
                 <w:szCs w:val="16"/>
               </w:rPr>
-              <w:t xml:space="preserve">7  </w:t>
-            </w:r>
-            <w:r>
-              <w:rPr>
-                <w:sz w:val="16"/>
-                <w:szCs w:val="16"/>
-              </w:rPr>
-              <w:t xml:space="preserve">traceable</w:t>
+              <w:t xml:space="preserve">8  </w:t>
+            </w:r>
+            <w:r>
+              <w:rPr>
+                <w:sz w:val="16"/>
+                <w:szCs w:val="16"/>
+              </w:rPr>
+              <w:t xml:space="preserve">second</w:t>
             </w:r>
           </w:p>
         </w:tc>
@@ -5390,7 +6326,7 @@
                 <w:sz w:val="16"/>
                 <w:szCs w:val="16"/>
               </w:rPr>
-              <w:t xml:space="preserve">question</w:t>
+              <w:t xml:space="preserve">answering</w:t>
             </w:r>
           </w:p>
         </w:tc>
@@ -5416,14 +6352,14 @@
                 <w:sz w:val="16"/>
                 <w:szCs w:val="16"/>
               </w:rPr>
-              <w:t xml:space="preserve">8  </w:t>
-            </w:r>
-            <w:r>
-              <w:rPr>
-                <w:sz w:val="16"/>
-                <w:szCs w:val="16"/>
-              </w:rPr>
-              <w:t xml:space="preserve">depreciation</w:t>
+              <w:t xml:space="preserve">9  </w:t>
+            </w:r>
+            <w:r>
+              <w:rPr>
+                <w:sz w:val="16"/>
+                <w:szCs w:val="16"/>
+              </w:rPr>
+              <w:t xml:space="preserve">= Contribution margin</w:t>
             </w:r>
           </w:p>
         </w:tc>
@@ -5458,7 +6394,7 @@
                 <w:sz w:val="16"/>
                 <w:szCs w:val="16"/>
               </w:rPr>
-              <w:t xml:space="preserve">variable</w:t>
+              <w:t xml:space="preserve">question</w:t>
             </w:r>
           </w:p>
         </w:tc>
@@ -5484,14 +6420,14 @@
                 <w:sz w:val="16"/>
                 <w:szCs w:val="16"/>
               </w:rPr>
-              <w:t xml:space="preserve">9  </w:t>
-            </w:r>
-            <w:r>
-              <w:rPr>
-                <w:sz w:val="16"/>
-                <w:szCs w:val="16"/>
-              </w:rPr>
-              <w:t xml:space="preserve">= Contribution margin</w:t>
+              <w:t xml:space="preserve">10  </w:t>
+            </w:r>
+            <w:r>
+              <w:rPr>
+                <w:sz w:val="16"/>
+                <w:szCs w:val="16"/>
+              </w:rPr>
+              <w:t xml:space="preserve">= Controllable margin</w:t>
             </w:r>
           </w:p>
         </w:tc>
@@ -5552,7 +6488,7 @@
                 <w:sz w:val="16"/>
                 <w:szCs w:val="16"/>
               </w:rPr>
-              <w:t xml:space="preserve">10  </w:t>
+              <w:t xml:space="preserve">11  </w:t>
             </w:r>
             <w:r>
               <w:rPr>
@@ -5594,7 +6530,7 @@
                 <w:sz w:val="16"/>
                 <w:szCs w:val="16"/>
               </w:rPr>
-              <w:t xml:space="preserve">controllable</w:t>
+              <w:t xml:space="preserve">change</w:t>
             </w:r>
           </w:p>
         </w:tc>
@@ -5620,14 +6556,14 @@
                 <w:sz w:val="16"/>
                 <w:szCs w:val="16"/>
               </w:rPr>
-              <w:t xml:space="preserve">11  </w:t>
-            </w:r>
-            <w:r>
-              <w:rPr>
-                <w:sz w:val="16"/>
-                <w:szCs w:val="16"/>
-              </w:rPr>
-              <w:t xml:space="preserve">contribution</w:t>
+              <w:t xml:space="preserve">12  </w:t>
+            </w:r>
+            <w:r>
+              <w:rPr>
+                <w:sz w:val="16"/>
+                <w:szCs w:val="16"/>
+              </w:rPr>
+              <w:t xml:space="preserve">= Result after allocation</w:t>
             </w:r>
           </w:p>
         </w:tc>
@@ -5688,7 +6624,75 @@
                 <w:sz w:val="16"/>
                 <w:szCs w:val="16"/>
               </w:rPr>
-              <w:t xml:space="preserve">12  </w:t>
+              <w:t xml:space="preserve">13  </w:t>
+            </w:r>
+            <w:r>
+              <w:rPr>
+                <w:sz w:val="16"/>
+                <w:szCs w:val="16"/>
+              </w:rPr>
+              <w:t xml:space="preserve">measures</w:t>
+            </w:r>
+          </w:p>
+        </w:tc>
+      </w:tr>
+      <w:tr>
+        <w:tc>
+          <w:tcPr>
+            <w:tcW w:type="pct" w:w="2500"/>
+            <w:tcMar>
+              <w:top w:type="dxa" w:w="20"/>
+              <w:left w:type="dxa" w:w="80"/>
+              <w:bottom w:type="dxa" w:w="20"/>
+              <w:right w:type="dxa" w:w="80"/>
+            </w:tcMar>
+          </w:tcPr>
+          <w:p>
+            <w:pPr>
+              <w:spacing w:before="12" w:after="12"/>
+            </w:pPr>
+            <w:r>
+              <w:rPr>
+                <w:b/>
+                <w:bCs/>
+                <w:color w:val="8186EF"/>
+                <w:sz w:val="16"/>
+                <w:szCs w:val="16"/>
+              </w:rPr>
+              <w:t xml:space="preserve">7  </w:t>
+            </w:r>
+            <w:r>
+              <w:rPr>
+                <w:sz w:val="16"/>
+                <w:szCs w:val="16"/>
+              </w:rPr>
+              <w:t xml:space="preserve">depreciation</w:t>
+            </w:r>
+          </w:p>
+        </w:tc>
+        <w:tc>
+          <w:tcPr>
+            <w:tcW w:type="pct" w:w="2500"/>
+            <w:tcMar>
+              <w:top w:type="dxa" w:w="20"/>
+              <w:left w:type="dxa" w:w="80"/>
+              <w:bottom w:type="dxa" w:w="20"/>
+              <w:right w:type="dxa" w:w="80"/>
+            </w:tcMar>
+          </w:tcPr>
+          <w:p>
+            <w:pPr>
+              <w:spacing w:before="12" w:after="12"/>
+            </w:pPr>
+            <w:r>
+              <w:rPr>
+                <w:b/>
+                <w:bCs/>
+                <w:color w:val="8186EF"/>
+                <w:sz w:val="16"/>
+                <w:szCs w:val="16"/>
+              </w:rPr>
+              <w:t xml:space="preserve">14  </w:t>
             </w:r>
             <w:r>
               <w:rPr>
@@ -5914,7 +6918,7 @@
           <w:sz w:val="19"/>
           <w:szCs w:val="19"/>
         </w:rPr>
-        <w:t xml:space="preserve"> for which a manager is </w:t>
+        <w:t xml:space="preserve"> for which a manager is responsible and </w:t>
       </w:r>
       <w:r>
         <w:rPr>
@@ -5932,7 +6936,7 @@
           <w:sz w:val="19"/>
           <w:szCs w:val="19"/>
         </w:rPr>
-        <w:t xml:space="preserve">             </w:t>
+        <w:t xml:space="preserve">           </w:t>
       </w:r>
       <w:r>
         <w:rPr>
@@ -5946,7 +6950,7 @@
           <w:sz w:val="19"/>
           <w:szCs w:val="19"/>
         </w:rPr>
-        <w:t xml:space="preserve"> and separate figures are useful. </w:t>
+        <w:t xml:space="preserve"> figures are useful. </w:t>
       </w:r>
     </w:p>
     <w:tbl>
@@ -6004,7 +7008,7 @@
                 <w:sz w:val="16"/>
                 <w:szCs w:val="16"/>
               </w:rPr>
-              <w:t xml:space="preserve">separate   ·   business   ·   responsible</w:t>
+              <w:t xml:space="preserve">follows   ·   business   ·   separate</w:t>
             </w:r>
           </w:p>
         </w:tc>
@@ -6025,9 +7029,9 @@
         </w:tblBorders>
       </w:tblPr>
       <w:tblGrid>
-        <w:gridCol w:w="2495"/>
-        <w:gridCol w:w="4108"/>
-        <w:gridCol w:w="2996"/>
+        <w:gridCol w:w="2338"/>
+        <w:gridCol w:w="3888"/>
+        <w:gridCol w:w="3373"/>
       </w:tblGrid>
       <w:tr>
         <w:tc>
@@ -6062,7 +7066,7 @@
       <w:tr>
         <w:tc>
           <w:tcPr>
-            <w:tcW w:type="pct" w:w="1300"/>
+            <w:tcW w:type="pct" w:w="1218"/>
             <w:shd w:fill="353A7C" w:val="clear"/>
             <w:tcMar>
               <w:top w:type="dxa" w:w="50"/>
@@ -6089,7 +7093,7 @@
         </w:tc>
         <w:tc>
           <w:tcPr>
-            <w:tcW w:type="pct" w:w="2140"/>
+            <w:tcW w:type="pct" w:w="2025"/>
             <w:shd w:fill="353A7C" w:val="clear"/>
             <w:tcMar>
               <w:top w:type="dxa" w:w="50"/>
@@ -6116,7 +7120,7 @@
         </w:tc>
         <w:tc>
           <w:tcPr>
-            <w:tcW w:type="pct" w:w="1561"/>
+            <w:tcW w:type="pct" w:w="1757"/>
             <w:shd w:fill="353A7C" w:val="clear"/>
             <w:tcMar>
               <w:top w:type="dxa" w:w="50"/>
@@ -6145,7 +7149,7 @@
       <w:tr>
         <w:tc>
           <w:tcPr>
-            <w:tcW w:type="pct" w:w="1300"/>
+            <w:tcW w:type="pct" w:w="1218"/>
             <w:tcMar>
               <w:top w:type="dxa" w:w="50"/>
               <w:left w:type="dxa" w:w="110"/>
@@ -6168,7 +7172,8 @@
         </w:tc>
         <w:tc>
           <w:tcPr>
-            <w:tcW w:type="pct" w:w="2140"/>
+            <w:tcW w:type="pct" w:w="2025"/>
+            <w:shd w:fill="FFFFFF" w:val="clear"/>
             <w:tcMar>
               <w:top w:type="dxa" w:w="50"/>
               <w:left w:type="dxa" w:w="110"/>
@@ -6178,21 +7183,23 @@
           </w:tcPr>
           <w:p>
             <w:pPr>
-              <w:spacing w:before="28" w:after="28"/>
-            </w:pPr>
-            <w:r>
-              <w:rPr>
-                <w:sz w:val="15"/>
-                <w:szCs w:val="15"/>
-              </w:rPr>
-              <w:t xml:space="preserve">Beverages, Oils, Tahini &amp; Spreads</w:t>
-            </w:r>
-          </w:p>
-        </w:tc>
-        <w:tc>
-          <w:tcPr>
-            <w:tcW w:type="pct" w:w="1561"/>
-            <w:shd w:fill="FFFFFF" w:val="clear"/>
+              <w:spacing w:before="46" w:after="46"/>
+            </w:pPr>
+            <w:r>
+              <w:rPr>
+                <w:b/>
+                <w:bCs/>
+                <w:color w:val="8186EF"/>
+                <w:sz w:val="14"/>
+                <w:szCs w:val="14"/>
+              </w:rPr>
+              <w:t xml:space="preserve">(3)</w:t>
+            </w:r>
+          </w:p>
+        </w:tc>
+        <w:tc>
+          <w:tcPr>
+            <w:tcW w:type="pct" w:w="1757"/>
             <w:tcMar>
               <w:top w:type="dxa" w:w="50"/>
               <w:left w:type="dxa" w:w="110"/>
@@ -6202,17 +7209,14 @@
           </w:tcPr>
           <w:p>
             <w:pPr>
-              <w:spacing w:before="46" w:after="46"/>
-            </w:pPr>
-            <w:r>
-              <w:rPr>
-                <w:b/>
-                <w:bCs/>
-                <w:color w:val="8186EF"/>
-                <w:sz w:val="14"/>
-                <w:szCs w:val="14"/>
-              </w:rPr>
-              <w:t xml:space="preserve">(3)</w:t>
+              <w:spacing w:before="28" w:after="28"/>
+            </w:pPr>
+            <w:r>
+              <w:rPr>
+                <w:sz w:val="15"/>
+                <w:szCs w:val="15"/>
+              </w:rPr>
+              <w:t xml:space="preserve">Each has a manager responsible for results</w:t>
             </w:r>
           </w:p>
         </w:tc>
@@ -6220,7 +7224,7 @@
       <w:tr>
         <w:tc>
           <w:tcPr>
-            <w:tcW w:type="pct" w:w="1300"/>
+            <w:tcW w:type="pct" w:w="1218"/>
             <w:shd w:fill="FBFAF6" w:val="clear"/>
             <w:tcMar>
               <w:top w:type="dxa" w:w="50"/>
@@ -6244,7 +7248,7 @@
         </w:tc>
         <w:tc>
           <w:tcPr>
-            <w:tcW w:type="pct" w:w="2140"/>
+            <w:tcW w:type="pct" w:w="2025"/>
             <w:shd w:fill="FBFAF6" w:val="clear"/>
             <w:tcMar>
               <w:top w:type="dxa" w:w="50"/>
@@ -6268,7 +7272,7 @@
         </w:tc>
         <w:tc>
           <w:tcPr>
-            <w:tcW w:type="pct" w:w="1561"/>
+            <w:tcW w:type="pct" w:w="1757"/>
             <w:shd w:fill="FFFFFF" w:val="clear"/>
             <w:tcMar>
               <w:top w:type="dxa" w:w="50"/>
@@ -6297,7 +7301,7 @@
       <w:tr>
         <w:tc>
           <w:tcPr>
-            <w:tcW w:type="pct" w:w="1300"/>
+            <w:tcW w:type="pct" w:w="1218"/>
             <w:tcMar>
               <w:top w:type="dxa" w:w="50"/>
               <w:left w:type="dxa" w:w="110"/>
@@ -6320,7 +7324,7 @@
         </w:tc>
         <w:tc>
           <w:tcPr>
-            <w:tcW w:type="pct" w:w="2140"/>
+            <w:tcW w:type="pct" w:w="2025"/>
             <w:shd w:fill="FFFFFF" w:val="clear"/>
             <w:tcMar>
               <w:top w:type="dxa" w:w="50"/>
@@ -6347,7 +7351,7 @@
         </w:tc>
         <w:tc>
           <w:tcPr>
-            <w:tcW w:type="pct" w:w="1561"/>
+            <w:tcW w:type="pct" w:w="1757"/>
             <w:tcMar>
               <w:top w:type="dxa" w:w="50"/>
               <w:left w:type="dxa" w:w="110"/>
@@ -6372,7 +7376,7 @@
       <w:tr>
         <w:tc>
           <w:tcPr>
-            <w:tcW w:type="pct" w:w="1300"/>
+            <w:tcW w:type="pct" w:w="1218"/>
             <w:shd w:fill="FBFAF6" w:val="clear"/>
             <w:tcMar>
               <w:top w:type="dxa" w:w="50"/>
@@ -6396,8 +7400,8 @@
         </w:tc>
         <w:tc>
           <w:tcPr>
-            <w:tcW w:type="pct" w:w="2140"/>
-            <w:shd w:fill="FBFAF6" w:val="clear"/>
+            <w:tcW w:type="pct" w:w="2025"/>
+            <w:shd w:fill="FFFFFF" w:val="clear"/>
             <w:tcMar>
               <w:top w:type="dxa" w:w="50"/>
               <w:left w:type="dxa" w:w="110"/>
@@ -6407,21 +7411,24 @@
           </w:tcPr>
           <w:p>
             <w:pPr>
-              <w:spacing w:before="28" w:after="28"/>
-            </w:pPr>
-            <w:r>
-              <w:rPr>
-                <w:sz w:val="15"/>
-                <w:szCs w:val="15"/>
-              </w:rPr>
-              <w:t xml:space="preserve">Supermarkets, hotels, Barada</w:t>
-            </w:r>
-          </w:p>
-        </w:tc>
-        <w:tc>
-          <w:tcPr>
-            <w:tcW w:type="pct" w:w="1561"/>
-            <w:shd w:fill="FFFFFF" w:val="clear"/>
+              <w:spacing w:before="46" w:after="46"/>
+            </w:pPr>
+            <w:r>
+              <w:rPr>
+                <w:b/>
+                <w:bCs/>
+                <w:color w:val="8186EF"/>
+                <w:sz w:val="14"/>
+                <w:szCs w:val="14"/>
+              </w:rPr>
+              <w:t xml:space="preserve">(6)</w:t>
+            </w:r>
+          </w:p>
+        </w:tc>
+        <w:tc>
+          <w:tcPr>
+            <w:tcW w:type="pct" w:w="1757"/>
+            <w:shd w:fill="FBFAF6" w:val="clear"/>
             <w:tcMar>
               <w:top w:type="dxa" w:w="50"/>
               <w:left w:type="dxa" w:w="110"/>
@@ -6431,17 +7438,14 @@
           </w:tcPr>
           <w:p>
             <w:pPr>
-              <w:spacing w:before="46" w:after="46"/>
-            </w:pPr>
-            <w:r>
-              <w:rPr>
-                <w:b/>
-                <w:bCs/>
-                <w:color w:val="8186EF"/>
-                <w:sz w:val="14"/>
-                <w:szCs w:val="14"/>
-              </w:rPr>
-              <w:t xml:space="preserve">(6)</w:t>
+              <w:spacing w:before="28" w:after="28"/>
+            </w:pPr>
+            <w:r>
+              <w:rPr>
+                <w:sz w:val="15"/>
+                <w:szCs w:val="15"/>
+              </w:rPr>
+              <w:t xml:space="preserve">Book 2, Chapter 13 measured customer profitability</w:t>
             </w:r>
           </w:p>
         </w:tc>
@@ -6449,7 +7453,7 @@
       <w:tr>
         <w:tc>
           <w:tcPr>
-            <w:tcW w:type="pct" w:w="1300"/>
+            <w:tcW w:type="pct" w:w="1218"/>
             <w:tcMar>
               <w:top w:type="dxa" w:w="50"/>
               <w:left w:type="dxa" w:w="110"/>
@@ -6472,7 +7476,7 @@
         </w:tc>
         <w:tc>
           <w:tcPr>
-            <w:tcW w:type="pct" w:w="2140"/>
+            <w:tcW w:type="pct" w:w="2025"/>
             <w:tcMar>
               <w:top w:type="dxa" w:w="50"/>
               <w:left w:type="dxa" w:w="110"/>
@@ -6489,45 +7493,14 @@
                 <w:sz w:val="15"/>
                 <w:szCs w:val="15"/>
               </w:rPr>
-              <w:t xml:space="preserve">The </w:t>
-            </w:r>
-            <w:r>
-              <w:rPr>
-                <w:b/>
-                <w:bCs/>
-                <w:color w:val="8186EF"/>
-                <w:sz w:val="14"/>
-                <w:szCs w:val="14"/>
-              </w:rPr>
-              <w:t xml:space="preserve"> (7) </w:t>
-            </w:r>
-            <w:r>
-              <w:rPr>
-                <w:u w:val="single"/>
-                <w:sz w:val="15"/>
-                <w:szCs w:val="15"/>
-              </w:rPr>
-              <w:t xml:space="preserve">              </w:t>
-            </w:r>
-            <w:r>
-              <w:rPr>
-                <w:sz w:val="15"/>
-                <w:szCs w:val="15"/>
-              </w:rPr>
-              <w:t xml:space="preserve"> </w:t>
-            </w:r>
-            <w:r>
-              <w:rPr>
-                <w:sz w:val="15"/>
-                <w:szCs w:val="15"/>
-              </w:rPr>
-              <w:t xml:space="preserve">, as reported to the chief operating decision maker</w:t>
-            </w:r>
-          </w:p>
-        </w:tc>
-        <w:tc>
-          <w:tcPr>
-            <w:tcW w:type="pct" w:w="1561"/>
+              <w:t xml:space="preserve">The divisions, as reported to the chief operating decision maker</w:t>
+            </w:r>
+          </w:p>
+        </w:tc>
+        <w:tc>
+          <w:tcPr>
+            <w:tcW w:type="pct" w:w="1757"/>
+            <w:shd w:fill="FFFFFF" w:val="clear"/>
             <w:tcMar>
               <w:top w:type="dxa" w:w="50"/>
               <w:left w:type="dxa" w:w="110"/>
@@ -6537,14 +7510,17 @@
           </w:tcPr>
           <w:p>
             <w:pPr>
-              <w:spacing w:before="28" w:after="28"/>
-            </w:pPr>
-            <w:r>
-              <w:rPr>
-                <w:sz w:val="15"/>
-                <w:szCs w:val="15"/>
-              </w:rPr>
-              <w:t xml:space="preserve">External reporting follows internal reporting</w:t>
+              <w:spacing w:before="46" w:after="46"/>
+            </w:pPr>
+            <w:r>
+              <w:rPr>
+                <w:b/>
+                <w:bCs/>
+                <w:color w:val="8186EF"/>
+                <w:sz w:val="14"/>
+                <w:szCs w:val="14"/>
+              </w:rPr>
+              <w:t xml:space="preserve">(7)</w:t>
             </w:r>
           </w:p>
         </w:tc>
@@ -6606,7 +7582,7 @@
                 <w:sz w:val="16"/>
                 <w:szCs w:val="16"/>
               </w:rPr>
-              <w:t xml:space="preserve">divisions   ·   Each has a manager responsible for results   ·   Book 2, Chapter 13 measured customer profitability   ·   cost center   ·   Shows which products earn their keep (Chapter 13)   ·   Jordan, the Gulf, export markets</w:t>
+              <w:t xml:space="preserve">External reporting follows internal reporting   ·   Beverages, Oils, Tahini &amp; Spreads   ·   Supermarkets, hotels, Barada   ·   stand-alone cost allocation   ·   Shows which products earn their keep (Chapter 13)   ·   Jordan, the Gulf, export markets</w:t>
             </w:r>
           </w:p>
         </w:tc>
@@ -6646,7 +7622,7 @@
           <w:sz w:val="19"/>
           <w:szCs w:val="19"/>
         </w:rPr>
-        <w:t xml:space="preserve">Segments can overlap: the Gulf is a </w:t>
+        <w:t xml:space="preserve">Segments can </w:t>
       </w:r>
       <w:r>
         <w:rPr>
@@ -6664,7 +7640,7 @@
           <w:sz w:val="19"/>
           <w:szCs w:val="19"/>
         </w:rPr>
-        <w:t xml:space="preserve">              </w:t>
+        <w:t xml:space="preserve">           </w:t>
       </w:r>
       <w:r>
         <w:rPr>
@@ -6678,7 +7654,7 @@
           <w:sz w:val="19"/>
           <w:szCs w:val="19"/>
         </w:rPr>
-        <w:t xml:space="preserve"> segment that cuts across all three </w:t>
+        <w:t xml:space="preserve">: the Gulf is a geographical segment that cuts </w:t>
       </w:r>
       <w:r>
         <w:rPr>
@@ -6710,7 +7686,7 @@
           <w:sz w:val="19"/>
           <w:szCs w:val="19"/>
         </w:rPr>
-        <w:t xml:space="preserve">. </w:t>
+        <w:t xml:space="preserve"> all three divisions. </w:t>
       </w:r>
       <w:r>
         <w:rPr>
@@ -6788,7 +7764,14 @@
           <w:sz w:val="19"/>
           <w:szCs w:val="19"/>
         </w:rPr>
-        <w:t xml:space="preserve">External </w:t>
+        <w:t xml:space="preserve">External reporting follows the same logic. </w:t>
+      </w:r>
+      <w:r>
+        <w:rPr>
+          <w:sz w:val="19"/>
+          <w:szCs w:val="19"/>
+        </w:rPr>
+        <w:t xml:space="preserve">Under U.S. GAAP a company reports the segments its chief operating decision maker uses, so the internal report and the </w:t>
       </w:r>
       <w:r>
         <w:rPr>
@@ -6820,14 +7803,7 @@
           <w:sz w:val="19"/>
           <w:szCs w:val="19"/>
         </w:rPr>
-        <w:t xml:space="preserve"> follows the same logic. </w:t>
-      </w:r>
-      <w:r>
-        <w:rPr>
-          <w:sz w:val="19"/>
-          <w:szCs w:val="19"/>
-        </w:rPr>
-        <w:t xml:space="preserve">Under U.S. GAAP a company reports the segments its chief </w:t>
+        <w:t xml:space="preserve"> one usually share a </w:t>
       </w:r>
       <w:r>
         <w:rPr>
@@ -6859,7 +7835,7 @@
           <w:sz w:val="19"/>
           <w:szCs w:val="19"/>
         </w:rPr>
-        <w:t xml:space="preserve"> decision maker uses, so the internal report and the published one usually share a structure. </w:t>
+        <w:t xml:space="preserve">. </w:t>
       </w:r>
     </w:p>
     <w:tbl>
@@ -6917,7 +7893,7 @@
                 <w:sz w:val="16"/>
                 <w:szCs w:val="16"/>
               </w:rPr>
-              <w:t xml:space="preserve">divisions   ·   reporting   ·   matters   ·   accountable   ·   operating   ·   External   ·   geographical</w:t>
+              <w:t xml:space="preserve">across   ·   published   ·   matters   ·   accountable   ·   structure   ·   External   ·   overlap</w:t>
             </w:r>
           </w:p>
         </w:tc>
@@ -7054,7 +8030,7 @@
                 <w:sz w:val="16"/>
                 <w:szCs w:val="16"/>
               </w:rPr>
-              <w:t xml:space="preserve">geographical</w:t>
+              <w:t xml:space="preserve">overlap</w:t>
             </w:r>
           </w:p>
         </w:tc>
@@ -7089,7 +8065,7 @@
                 <w:sz w:val="16"/>
                 <w:szCs w:val="16"/>
               </w:rPr>
-              <w:t xml:space="preserve">responsible</w:t>
+              <w:t xml:space="preserve">separate</w:t>
             </w:r>
           </w:p>
         </w:tc>
@@ -7122,7 +8098,7 @@
                 <w:sz w:val="16"/>
                 <w:szCs w:val="16"/>
               </w:rPr>
-              <w:t xml:space="preserve">divisions</w:t>
+              <w:t xml:space="preserve">across</w:t>
             </w:r>
           </w:p>
         </w:tc>
@@ -7157,7 +8133,7 @@
                 <w:sz w:val="16"/>
                 <w:szCs w:val="16"/>
               </w:rPr>
-              <w:t xml:space="preserve">Each has a manager responsible for results</w:t>
+              <w:t xml:space="preserve">Beverages, Oils, Tahini &amp; Spreads</w:t>
             </w:r>
           </w:p>
         </w:tc>
@@ -7326,7 +8302,7 @@
                 <w:sz w:val="16"/>
                 <w:szCs w:val="16"/>
               </w:rPr>
-              <w:t xml:space="preserve">reporting</w:t>
+              <w:t xml:space="preserve">published</w:t>
             </w:r>
           </w:p>
         </w:tc>
@@ -7361,7 +8337,7 @@
                 <w:sz w:val="16"/>
                 <w:szCs w:val="16"/>
               </w:rPr>
-              <w:t xml:space="preserve">Book 2, Chapter 13 measured customer profitability</w:t>
+              <w:t xml:space="preserve">Supermarkets, hotels, Barada</w:t>
             </w:r>
           </w:p>
         </w:tc>
@@ -7394,7 +8370,7 @@
                 <w:sz w:val="16"/>
                 <w:szCs w:val="16"/>
               </w:rPr>
-              <w:t xml:space="preserve">operating</w:t>
+              <w:t xml:space="preserve">structure</w:t>
             </w:r>
           </w:p>
         </w:tc>
@@ -7429,7 +8405,7 @@
                 <w:sz w:val="16"/>
                 <w:szCs w:val="16"/>
               </w:rPr>
-              <w:t xml:space="preserve">divisions</w:t>
+              <w:t xml:space="preserve">External reporting follows internal reporting</w:t>
             </w:r>
           </w:p>
         </w:tc>
@@ -7639,7 +8615,7 @@
           <w:sz w:val="19"/>
           <w:szCs w:val="19"/>
         </w:rPr>
-        <w:t xml:space="preserve">A </w:t>
+        <w:t xml:space="preserve">A common cost </w:t>
       </w:r>
       <w:r>
         <w:rPr>
@@ -7671,7 +8647,7 @@
           <w:sz w:val="19"/>
           <w:szCs w:val="19"/>
         </w:rPr>
-        <w:t xml:space="preserve"> cost serves more than one </w:t>
+        <w:t xml:space="preserve"> more than one segment and cannot be </w:t>
       </w:r>
       <w:r>
         <w:rPr>
@@ -7703,7 +8679,7 @@
           <w:sz w:val="19"/>
           <w:szCs w:val="19"/>
         </w:rPr>
-        <w:t xml:space="preserve"> and cannot be traced to any of them. </w:t>
+        <w:t xml:space="preserve"> to any of them. </w:t>
       </w:r>
       <w:r>
         <w:rPr>
@@ -7781,7 +8757,7 @@
           <w:sz w:val="19"/>
           <w:szCs w:val="19"/>
         </w:rPr>
-        <w:t xml:space="preserve">Stand-alone cost allocation </w:t>
+        <w:t xml:space="preserve">Stand-alone cost allocation shares the cost in </w:t>
       </w:r>
       <w:r>
         <w:rPr>
@@ -7799,7 +8775,7 @@
           <w:sz w:val="19"/>
           <w:szCs w:val="19"/>
         </w:rPr>
-        <w:t xml:space="preserve">           </w:t>
+        <w:t xml:space="preserve">            </w:t>
       </w:r>
       <w:r>
         <w:rPr>
@@ -7813,7 +8789,14 @@
           <w:sz w:val="19"/>
           <w:szCs w:val="19"/>
         </w:rPr>
-        <w:t xml:space="preserve"> the cost in </w:t>
+        <w:t xml:space="preserve"> to what each would have paid alone. </w:t>
+      </w:r>
+      <w:r>
+        <w:rPr>
+          <w:sz w:val="19"/>
+          <w:szCs w:val="19"/>
+        </w:rPr>
+        <w:t xml:space="preserve">Incremental cost allocation </w:t>
       </w:r>
       <w:r>
         <w:rPr>
@@ -7831,7 +8814,7 @@
           <w:sz w:val="19"/>
           <w:szCs w:val="19"/>
         </w:rPr>
-        <w:t xml:space="preserve">            </w:t>
+        <w:t xml:space="preserve">           </w:t>
       </w:r>
       <w:r>
         <w:rPr>
@@ -7845,14 +8828,7 @@
           <w:sz w:val="19"/>
           <w:szCs w:val="19"/>
         </w:rPr>
-        <w:t xml:space="preserve"> to what each would have paid alone. </w:t>
-      </w:r>
-      <w:r>
-        <w:rPr>
-          <w:sz w:val="19"/>
-          <w:szCs w:val="19"/>
-        </w:rPr>
-        <w:t xml:space="preserve">Incremental cost allocation charges a primary user its stand-alone cost and the other user only the extra cost it adds. </w:t>
+        <w:t xml:space="preserve"> a primary user its stand-alone cost and the other user only the extra cost it adds. </w:t>
       </w:r>
     </w:p>
     <w:tbl>
@@ -7910,7 +8886,7 @@
                 <w:sz w:val="16"/>
                 <w:szCs w:val="16"/>
               </w:rPr>
-              <w:t xml:space="preserve">common   ·   shares   ·   division   ·   decision   ·   zero-based   ·   segment   ·   proportion</w:t>
+              <w:t xml:space="preserve">serves   ·   proportion   ·   division   ·   segment   ·   zero-based   ·   traced   ·   charges</w:t>
             </w:r>
           </w:p>
         </w:tc>
@@ -8162,7 +9138,7 @@
       <w:r>
         <w:drawing>
           <wp:inline distT="0" distB="0" distL="0" distR="0">
-            <wp:extent cx="5734050" cy="1712675"/>
+            <wp:extent cx="5734050" cy="2376625"/>
             <wp:effectExtent t="0" r="0" b="0" l="0"/>
             <wp:docPr id="1" name="" descr="" title=""/>
             <wp:cNvGraphicFramePr>
@@ -8178,7 +9154,7 @@
                     </pic:cNvPicPr>
                   </pic:nvPicPr>
                   <pic:blipFill>
-                    <a:blip r:embed="rId105" cstate="none"/>
+                    <a:blip r:embed="rId104" cstate="none"/>
                     <a:srcRect/>
                     <a:stretch>
                       <a:fillRect/>
@@ -8187,7 +9163,7 @@
                   <pic:spPr bwMode="auto">
                     <a:xfrm>
                       <a:off x="0" y="0"/>
-                      <a:ext cx="5734050" cy="1712675"/>
+                      <a:ext cx="5734050" cy="2376625"/>
                     </a:xfrm>
                     <a:prstGeom prst="rect">
                       <a:avLst/>
@@ -8295,7 +9271,7 @@
           <w:sz w:val="19"/>
           <w:szCs w:val="19"/>
         </w:rPr>
-        <w:t xml:space="preserve">Each method gives a </w:t>
+        <w:t xml:space="preserve">Each method gives a different </w:t>
       </w:r>
       <w:r>
         <w:rPr>
@@ -8327,14 +9303,14 @@
           <w:sz w:val="19"/>
           <w:szCs w:val="19"/>
         </w:rPr>
-        <w:t xml:space="preserve"> answer from the same facts, and none of them is wrong. </w:t>
-      </w:r>
-      <w:r>
-        <w:rPr>
-          <w:sz w:val="19"/>
-          <w:szCs w:val="19"/>
-        </w:rPr>
-        <w:t xml:space="preserve">The </w:t>
+        <w:t xml:space="preserve"> from the same facts, and none of them is wrong. </w:t>
+      </w:r>
+      <w:r>
+        <w:rPr>
+          <w:sz w:val="19"/>
+          <w:szCs w:val="19"/>
+        </w:rPr>
+        <w:t xml:space="preserve">The stand-alone method shares the saving </w:t>
       </w:r>
       <w:r>
         <w:rPr>
@@ -8352,7 +9328,7 @@
           <w:sz w:val="19"/>
           <w:szCs w:val="19"/>
         </w:rPr>
-        <w:t xml:space="preserve">             </w:t>
+        <w:t xml:space="preserve">           </w:t>
       </w:r>
       <w:r>
         <w:rPr>
@@ -8366,7 +9342,7 @@
           <w:sz w:val="19"/>
           <w:szCs w:val="19"/>
         </w:rPr>
-        <w:t xml:space="preserve"> method shares the saving between the users, while the </w:t>
+        <w:t xml:space="preserve"> the users, while the incremental method gives all of it to the </w:t>
       </w:r>
       <w:r>
         <w:rPr>
@@ -8384,7 +9360,7 @@
           <w:sz w:val="19"/>
           <w:szCs w:val="19"/>
         </w:rPr>
-        <w:t xml:space="preserve">             </w:t>
+        <w:t xml:space="preserve">           </w:t>
       </w:r>
       <w:r>
         <w:rPr>
@@ -8398,7 +9374,7 @@
           <w:sz w:val="19"/>
           <w:szCs w:val="19"/>
         </w:rPr>
-        <w:t xml:space="preserve"> method gives all of it to the second user. </w:t>
+        <w:t xml:space="preserve"> user. </w:t>
       </w:r>
       <w:r>
         <w:rPr>
@@ -8495,7 +9471,7 @@
                 <w:sz w:val="16"/>
                 <w:szCs w:val="16"/>
               </w:rPr>
-              <w:t xml:space="preserve">different   ·   therefore   ·   stand-alone   ·   incremental   ·   charged</w:t>
+              <w:t xml:space="preserve">answer   ·   therefore   ·   between   ·   second   ·   Incremental</w:t>
             </w:r>
           </w:p>
         </w:tc>
@@ -9035,7 +10011,7 @@
                 <w:sz w:val="16"/>
                 <w:szCs w:val="16"/>
               </w:rPr>
-              <w:t xml:space="preserve">Users have no reason to economise on a free service   ·   Report it below the segment margin   ·   headcount   ·   incremental cost allocation   ·   Never close a segment on the allocated figure alone</w:t>
+              <w:t xml:space="preserve">Users have no reason to economise on a free service   ·   Report it below the segment margin   ·   headcount   ·   Stand-alone cost if rented separately   ·   Never close a segment on the allocated figure alone</w:t>
             </w:r>
           </w:p>
         </w:tc>
@@ -9310,7 +10286,7 @@
                     </pic:cNvPicPr>
                   </pic:nvPicPr>
                   <pic:blipFill>
-                    <a:blip r:embed="rId106" cstate="none"/>
+                    <a:blip r:embed="rId105" cstate="none"/>
                     <a:srcRect/>
                     <a:stretch>
                       <a:fillRect/>
@@ -9746,7 +10722,7 @@
                 <w:sz w:val="16"/>
                 <w:szCs w:val="16"/>
               </w:rPr>
-              <w:t xml:space="preserve">common</w:t>
+              <w:t xml:space="preserve">serves</w:t>
             </w:r>
           </w:p>
         </w:tc>
@@ -9779,7 +10755,7 @@
                 <w:sz w:val="16"/>
                 <w:szCs w:val="16"/>
               </w:rPr>
-              <w:t xml:space="preserve">incremental</w:t>
+              <w:t xml:space="preserve">second</w:t>
             </w:r>
           </w:p>
         </w:tc>
@@ -9814,7 +10790,7 @@
                 <w:sz w:val="16"/>
                 <w:szCs w:val="16"/>
               </w:rPr>
-              <w:t xml:space="preserve">segment</w:t>
+              <w:t xml:space="preserve">traced</w:t>
             </w:r>
           </w:p>
         </w:tc>
@@ -10018,7 +10994,7 @@
                 <w:sz w:val="16"/>
                 <w:szCs w:val="16"/>
               </w:rPr>
-              <w:t xml:space="preserve">shares</w:t>
+              <w:t xml:space="preserve">proportion</w:t>
             </w:r>
           </w:p>
         </w:tc>
@@ -10086,7 +11062,7 @@
                 <w:sz w:val="16"/>
                 <w:szCs w:val="16"/>
               </w:rPr>
-              <w:t xml:space="preserve">proportion</w:t>
+              <w:t xml:space="preserve">charges</w:t>
             </w:r>
           </w:p>
         </w:tc>
@@ -10358,7 +11334,7 @@
                 <w:sz w:val="16"/>
                 <w:szCs w:val="16"/>
               </w:rPr>
-              <w:t xml:space="preserve">different</w:t>
+              <w:t xml:space="preserve">answer</w:t>
             </w:r>
           </w:p>
         </w:tc>
@@ -10426,7 +11402,7 @@
                 <w:sz w:val="16"/>
                 <w:szCs w:val="16"/>
               </w:rPr>
-              <w:t xml:space="preserve">stand-alone</w:t>
+              <w:t xml:space="preserve">between</w:t>
             </w:r>
           </w:p>
         </w:tc>
@@ -10700,7 +11676,1079 @@
       <w:r>
         <w:drawing>
           <wp:inline distT="0" distB="0" distL="0" distR="0">
-            <wp:extent cx="5734050" cy="1644775"/>
+            <wp:extent cx="5734050" cy="2444525"/>
+            <wp:effectExtent t="0" r="0" b="0" l="0"/>
+            <wp:docPr id="1" name="" descr="" title=""/>
+            <wp:cNvGraphicFramePr>
+              <a:graphicFrameLocks xmlns:a="http://schemas.openxmlformats.org/drawingml/2006/main" noChangeAspect="1"/>
+            </wp:cNvGraphicFramePr>
+            <a:graphic xmlns:a="http://schemas.openxmlformats.org/drawingml/2006/main">
+              <a:graphicData uri="http://schemas.openxmlformats.org/drawingml/2006/picture">
+                <pic:pic xmlns:pic="http://schemas.openxmlformats.org/drawingml/2006/picture">
+                  <pic:nvPicPr>
+                    <pic:cNvPr id="0" name="" descr=""/>
+                    <pic:cNvPicPr>
+                      <a:picLocks noChangeAspect="1" noChangeArrowheads="1"/>
+                    </pic:cNvPicPr>
+                  </pic:nvPicPr>
+                  <pic:blipFill>
+                    <a:blip r:embed="rId106" cstate="none"/>
+                    <a:srcRect/>
+                    <a:stretch>
+                      <a:fillRect/>
+                    </a:stretch>
+                  </pic:blipFill>
+                  <pic:spPr bwMode="auto">
+                    <a:xfrm>
+                      <a:off x="0" y="0"/>
+                      <a:ext cx="5734050" cy="2444525"/>
+                    </a:xfrm>
+                    <a:prstGeom prst="rect">
+                      <a:avLst/>
+                    </a:prstGeom>
+                  </pic:spPr>
+                </pic:pic>
+              </a:graphicData>
+            </a:graphic>
+          </wp:inline>
+        </w:drawing>
+      </w:r>
+    </w:p>
+    <w:tbl>
+      <w:tblPr>
+        <w:tblW w:type="pct" w:w="100%"/>
+        <w:tblLayout w:type="fixed"/>
+        <w:tblBorders>
+          <w:top w:val="single" w:color="FBFAF6" w:sz="4"/>
+          <w:left w:val="single" w:color="FBFAF6" w:sz="4"/>
+          <w:bottom w:val="single" w:color="FBFAF6" w:sz="4"/>
+          <w:right w:val="single" w:color="FBFAF6" w:sz="4"/>
+          <w:insideH w:val="single" w:color="FBFAF6" w:sz="4"/>
+          <w:insideV w:val="single" w:color="FBFAF6" w:sz="4"/>
+        </w:tblBorders>
+      </w:tblPr>
+      <w:tblGrid>
+        <w:gridCol w:w="9600"/>
+      </w:tblGrid>
+      <w:tr>
+        <w:tc>
+          <w:tcPr>
+            <w:tcW w:type="pct" w:w="5000"/>
+            <w:shd w:fill="FBFAF6" w:val="clear"/>
+            <w:tcMar>
+              <w:top w:type="dxa" w:w="40"/>
+              <w:left w:type="dxa" w:w="100"/>
+              <w:bottom w:type="dxa" w:w="40"/>
+              <w:right w:type="dxa" w:w="100"/>
+            </w:tcMar>
+          </w:tcPr>
+          <w:p>
+            <w:pPr>
+              <w:spacing w:before="18" w:after="6"/>
+            </w:pPr>
+            <w:r>
+              <w:rPr>
+                <w:b/>
+                <w:bCs/>
+                <w:color w:val="6B7280"/>
+                <w:sz w:val="14"/>
+                <w:szCs w:val="14"/>
+              </w:rPr>
+              <w:t xml:space="preserve">word list</w:t>
+            </w:r>
+          </w:p>
+          <w:p>
+            <w:pPr>
+              <w:spacing w:before="0" w:after="18"/>
+            </w:pPr>
+            <w:r>
+              <w:rPr>
+                <w:b/>
+                <w:bCs/>
+                <w:color w:val="353A7C"/>
+                <w:sz w:val="16"/>
+                <w:szCs w:val="16"/>
+              </w:rPr>
+              <w:t xml:space="preserve">segment margin   ·   Beverages</w:t>
+            </w:r>
+          </w:p>
+        </w:tc>
+      </w:tr>
+    </w:tbl>
+    <w:p/>
+    <w:p>
+      <w:pPr>
+        <w:spacing w:before="44" w:after="14"/>
+      </w:pPr>
+      <w:r>
+        <w:rPr>
+          <w:b/>
+          <w:bCs/>
+          <w:color w:val="353A7C"/>
+          <w:sz w:val="18"/>
+          <w:szCs w:val="18"/>
+        </w:rPr>
+        <w:t xml:space="preserve">Summary 1</w:t>
+      </w:r>
+      <w:r>
+        <w:rPr>
+          <w:color w:val="6B7280"/>
+          <w:sz w:val="16"/>
+          <w:szCs w:val="16"/>
+        </w:rPr>
+        <w:t xml:space="preserve">      gaps 2–11</w:t>
+      </w:r>
+    </w:p>
+    <w:p>
+      <w:pPr>
+        <w:spacing w:before="20" w:after="20" w:line="360" w:lineRule="auto"/>
+        <w:ind w:left="200"/>
+      </w:pPr>
+      <w:r>
+        <w:rPr>
+          <w:sz w:val="19"/>
+          <w:szCs w:val="19"/>
+        </w:rPr>
+        <w:t xml:space="preserve">Beverages earns the </w:t>
+      </w:r>
+      <w:r>
+        <w:rPr>
+          <w:b/>
+          <w:bCs/>
+          <w:color w:val="8186EF"/>
+          <w:sz w:val="15"/>
+          <w:szCs w:val="15"/>
+        </w:rPr>
+        <w:t xml:space="preserve"> (2) </w:t>
+      </w:r>
+      <w:r>
+        <w:rPr>
+          <w:u w:val="single"/>
+          <w:sz w:val="19"/>
+          <w:szCs w:val="19"/>
+        </w:rPr>
+        <w:t xml:space="preserve">           </w:t>
+      </w:r>
+      <w:r>
+        <w:rPr>
+          <w:sz w:val="19"/>
+          <w:szCs w:val="19"/>
+        </w:rPr>
+        <w:t xml:space="preserve"> </w:t>
+      </w:r>
+      <w:r>
+        <w:rPr>
+          <w:sz w:val="19"/>
+          <w:szCs w:val="19"/>
+        </w:rPr>
+        <w:t xml:space="preserve"> margin in dollars and the highest </w:t>
+      </w:r>
+      <w:r>
+        <w:rPr>
+          <w:b/>
+          <w:bCs/>
+          <w:color w:val="8186EF"/>
+          <w:sz w:val="15"/>
+          <w:szCs w:val="15"/>
+        </w:rPr>
+        <w:t xml:space="preserve"> (3) </w:t>
+      </w:r>
+      <w:r>
+        <w:rPr>
+          <w:u w:val="single"/>
+          <w:sz w:val="19"/>
+          <w:szCs w:val="19"/>
+        </w:rPr>
+        <w:t xml:space="preserve">            </w:t>
+      </w:r>
+      <w:r>
+        <w:rPr>
+          <w:sz w:val="19"/>
+          <w:szCs w:val="19"/>
+        </w:rPr>
+        <w:t xml:space="preserve"> </w:t>
+      </w:r>
+      <w:r>
+        <w:rPr>
+          <w:sz w:val="19"/>
+          <w:szCs w:val="19"/>
+        </w:rPr>
+        <w:t xml:space="preserve">, which is why it </w:t>
+      </w:r>
+      <w:r>
+        <w:rPr>
+          <w:b/>
+          <w:bCs/>
+          <w:color w:val="8186EF"/>
+          <w:sz w:val="15"/>
+          <w:szCs w:val="15"/>
+        </w:rPr>
+        <w:t xml:space="preserve"> (4) </w:t>
+      </w:r>
+      <w:r>
+        <w:rPr>
+          <w:u w:val="single"/>
+          <w:sz w:val="19"/>
+          <w:szCs w:val="19"/>
+        </w:rPr>
+        <w:t xml:space="preserve">           </w:t>
+      </w:r>
+      <w:r>
+        <w:rPr>
+          <w:sz w:val="19"/>
+          <w:szCs w:val="19"/>
+        </w:rPr>
+        <w:t xml:space="preserve"> </w:t>
+      </w:r>
+      <w:r>
+        <w:rPr>
+          <w:sz w:val="19"/>
+          <w:szCs w:val="19"/>
+        </w:rPr>
+        <w:t xml:space="preserve"> the capital. </w:t>
+      </w:r>
+      <w:r>
+        <w:rPr>
+          <w:sz w:val="19"/>
+          <w:szCs w:val="19"/>
+        </w:rPr>
+        <w:t xml:space="preserve">Tahini &amp; Spreads earns $840,000 on a much </w:t>
+      </w:r>
+      <w:r>
+        <w:rPr>
+          <w:b/>
+          <w:bCs/>
+          <w:color w:val="8186EF"/>
+          <w:sz w:val="15"/>
+          <w:szCs w:val="15"/>
+        </w:rPr>
+        <w:t xml:space="preserve"> (5) </w:t>
+      </w:r>
+      <w:r>
+        <w:rPr>
+          <w:u w:val="single"/>
+          <w:sz w:val="19"/>
+          <w:szCs w:val="19"/>
+        </w:rPr>
+        <w:t xml:space="preserve">           </w:t>
+      </w:r>
+      <w:r>
+        <w:rPr>
+          <w:sz w:val="19"/>
+          <w:szCs w:val="19"/>
+        </w:rPr>
+        <w:t xml:space="preserve"> </w:t>
+      </w:r>
+      <w:r>
+        <w:rPr>
+          <w:sz w:val="19"/>
+          <w:szCs w:val="19"/>
+        </w:rPr>
+        <w:t xml:space="preserve"> revenue, and the board has asked it to grow. </w:t>
+      </w:r>
+      <w:r>
+        <w:rPr>
+          <w:sz w:val="19"/>
+          <w:szCs w:val="19"/>
+        </w:rPr>
+        <w:t xml:space="preserve">Head office </w:t>
+      </w:r>
+      <w:r>
+        <w:rPr>
+          <w:b/>
+          <w:bCs/>
+          <w:color w:val="8186EF"/>
+          <w:sz w:val="15"/>
+          <w:szCs w:val="15"/>
+        </w:rPr>
+        <w:t xml:space="preserve"> (6) </w:t>
+      </w:r>
+      <w:r>
+        <w:rPr>
+          <w:u w:val="single"/>
+          <w:sz w:val="19"/>
+          <w:szCs w:val="19"/>
+        </w:rPr>
+        <w:t xml:space="preserve">           </w:t>
+      </w:r>
+      <w:r>
+        <w:rPr>
+          <w:sz w:val="19"/>
+          <w:szCs w:val="19"/>
+        </w:rPr>
+        <w:t xml:space="preserve"> </w:t>
+      </w:r>
+      <w:r>
+        <w:rPr>
+          <w:sz w:val="19"/>
+          <w:szCs w:val="19"/>
+        </w:rPr>
+        <w:t xml:space="preserve"> each division a share of $1,100,000 on revenue. </w:t>
+      </w:r>
+      <w:r>
+        <w:rPr>
+          <w:sz w:val="19"/>
+          <w:szCs w:val="19"/>
+        </w:rPr>
+        <w:t xml:space="preserve">Tahini &amp; Spreads is charged $179,070 and is left with $660,930. </w:t>
+      </w:r>
+      <w:r>
+        <w:rPr>
+          <w:sz w:val="19"/>
+          <w:szCs w:val="19"/>
+        </w:rPr>
+        <w:t xml:space="preserve">Its manager </w:t>
+      </w:r>
+      <w:r>
+        <w:rPr>
+          <w:b/>
+          <w:bCs/>
+          <w:color w:val="8186EF"/>
+          <w:sz w:val="15"/>
+          <w:szCs w:val="15"/>
+        </w:rPr>
+        <w:t xml:space="preserve"> (7) </w:t>
+      </w:r>
+      <w:r>
+        <w:rPr>
+          <w:u w:val="single"/>
+          <w:sz w:val="19"/>
+          <w:szCs w:val="19"/>
+        </w:rPr>
+        <w:t xml:space="preserve">           </w:t>
+      </w:r>
+      <w:r>
+        <w:rPr>
+          <w:sz w:val="19"/>
+          <w:szCs w:val="19"/>
+        </w:rPr>
+        <w:t xml:space="preserve"> </w:t>
+      </w:r>
+      <w:r>
+        <w:rPr>
+          <w:sz w:val="19"/>
+          <w:szCs w:val="19"/>
+        </w:rPr>
+        <w:t xml:space="preserve"> that head office does no more work for his division than before, and that the charge rises whenever the other </w:t>
+      </w:r>
+      <w:r>
+        <w:rPr>
+          <w:b/>
+          <w:bCs/>
+          <w:color w:val="8186EF"/>
+          <w:sz w:val="15"/>
+          <w:szCs w:val="15"/>
+        </w:rPr>
+        <w:t xml:space="preserve"> (8) </w:t>
+      </w:r>
+      <w:r>
+        <w:rPr>
+          <w:u w:val="single"/>
+          <w:sz w:val="19"/>
+          <w:szCs w:val="19"/>
+        </w:rPr>
+        <w:t xml:space="preserve">           </w:t>
+      </w:r>
+      <w:r>
+        <w:rPr>
+          <w:sz w:val="19"/>
+          <w:szCs w:val="19"/>
+        </w:rPr>
+        <w:t xml:space="preserve"> </w:t>
+      </w:r>
+      <w:r>
+        <w:rPr>
+          <w:sz w:val="19"/>
+          <w:szCs w:val="19"/>
+        </w:rPr>
+        <w:t xml:space="preserve"> grow. </w:t>
+      </w:r>
+      <w:r>
+        <w:rPr>
+          <w:sz w:val="19"/>
+          <w:szCs w:val="19"/>
+        </w:rPr>
+        <w:t xml:space="preserve">The board </w:t>
+      </w:r>
+      <w:r>
+        <w:rPr>
+          <w:b/>
+          <w:bCs/>
+          <w:color w:val="8186EF"/>
+          <w:sz w:val="15"/>
+          <w:szCs w:val="15"/>
+        </w:rPr>
+        <w:t xml:space="preserve"> (9) </w:t>
+      </w:r>
+      <w:r>
+        <w:rPr>
+          <w:u w:val="single"/>
+          <w:sz w:val="19"/>
+          <w:szCs w:val="19"/>
+        </w:rPr>
+        <w:t xml:space="preserve">           </w:t>
+      </w:r>
+      <w:r>
+        <w:rPr>
+          <w:sz w:val="19"/>
+          <w:szCs w:val="19"/>
+        </w:rPr>
+        <w:t xml:space="preserve"> </w:t>
+      </w:r>
+      <w:r>
+        <w:rPr>
+          <w:sz w:val="19"/>
+          <w:szCs w:val="19"/>
+        </w:rPr>
+        <w:t xml:space="preserve"> each manager on the controllable margin and each division on the segment margin, and treats the allocation as a </w:t>
+      </w:r>
+      <w:r>
+        <w:rPr>
+          <w:b/>
+          <w:bCs/>
+          <w:color w:val="8186EF"/>
+          <w:sz w:val="15"/>
+          <w:szCs w:val="15"/>
+        </w:rPr>
+        <w:t xml:space="preserve"> (10) </w:t>
+      </w:r>
+      <w:r>
+        <w:rPr>
+          <w:u w:val="single"/>
+          <w:sz w:val="19"/>
+          <w:szCs w:val="19"/>
+        </w:rPr>
+        <w:t xml:space="preserve">            </w:t>
+      </w:r>
+      <w:r>
+        <w:rPr>
+          <w:sz w:val="19"/>
+          <w:szCs w:val="19"/>
+        </w:rPr>
+        <w:t xml:space="preserve"> </w:t>
+      </w:r>
+      <w:r>
+        <w:rPr>
+          <w:sz w:val="19"/>
+          <w:szCs w:val="19"/>
+        </w:rPr>
+        <w:t xml:space="preserve"> figure. </w:t>
+      </w:r>
+      <w:r>
+        <w:rPr>
+          <w:sz w:val="19"/>
+          <w:szCs w:val="19"/>
+        </w:rPr>
+        <w:t xml:space="preserve">No division is </w:t>
+      </w:r>
+      <w:r>
+        <w:rPr>
+          <w:b/>
+          <w:bCs/>
+          <w:color w:val="8186EF"/>
+          <w:sz w:val="15"/>
+          <w:szCs w:val="15"/>
+        </w:rPr>
+        <w:t xml:space="preserve"> (11) </w:t>
+      </w:r>
+      <w:r>
+        <w:rPr>
+          <w:u w:val="single"/>
+          <w:sz w:val="19"/>
+          <w:szCs w:val="19"/>
+        </w:rPr>
+        <w:t xml:space="preserve">           </w:t>
+      </w:r>
+      <w:r>
+        <w:rPr>
+          <w:sz w:val="19"/>
+          <w:szCs w:val="19"/>
+        </w:rPr>
+        <w:t xml:space="preserve"> </w:t>
+      </w:r>
+      <w:r>
+        <w:rPr>
+          <w:sz w:val="19"/>
+          <w:szCs w:val="19"/>
+        </w:rPr>
+        <w:t xml:space="preserve"> on the figure after allocation. </w:t>
+      </w:r>
+    </w:p>
+    <w:tbl>
+      <w:tblPr>
+        <w:tblW w:type="pct" w:w="100%"/>
+        <w:tblLayout w:type="fixed"/>
+        <w:tblBorders>
+          <w:top w:val="single" w:color="FBFAF6" w:sz="4"/>
+          <w:left w:val="single" w:color="FBFAF6" w:sz="4"/>
+          <w:bottom w:val="single" w:color="FBFAF6" w:sz="4"/>
+          <w:right w:val="single" w:color="FBFAF6" w:sz="4"/>
+          <w:insideH w:val="single" w:color="FBFAF6" w:sz="4"/>
+          <w:insideV w:val="single" w:color="FBFAF6" w:sz="4"/>
+        </w:tblBorders>
+      </w:tblPr>
+      <w:tblGrid>
+        <w:gridCol w:w="9600"/>
+      </w:tblGrid>
+      <w:tr>
+        <w:tc>
+          <w:tcPr>
+            <w:tcW w:type="pct" w:w="5000"/>
+            <w:shd w:fill="FBFAF6" w:val="clear"/>
+            <w:tcMar>
+              <w:top w:type="dxa" w:w="40"/>
+              <w:left w:type="dxa" w:w="100"/>
+              <w:bottom w:type="dxa" w:w="40"/>
+              <w:right w:type="dxa" w:w="100"/>
+            </w:tcMar>
+          </w:tcPr>
+          <w:p>
+            <w:pPr>
+              <w:spacing w:before="18" w:after="6"/>
+            </w:pPr>
+            <w:r>
+              <w:rPr>
+                <w:b/>
+                <w:bCs/>
+                <w:color w:val="6B7280"/>
+                <w:sz w:val="14"/>
+                <w:szCs w:val="14"/>
+              </w:rPr>
+              <w:t xml:space="preserve">word list</w:t>
+            </w:r>
+          </w:p>
+          <w:p>
+            <w:pPr>
+              <w:spacing w:before="0" w:after="18"/>
+            </w:pPr>
+            <w:r>
+              <w:rPr>
+                <w:b/>
+                <w:bCs/>
+                <w:color w:val="353A7C"/>
+                <w:sz w:val="16"/>
+                <w:szCs w:val="16"/>
+              </w:rPr>
+              <w:t xml:space="preserve">closed   ·   smaller   ·   charges   ·   received   ·   carefully   ·   memorandum   ·   percentage   ·   argues   ·   judges   ·   divisions   ·   largest</w:t>
+            </w:r>
+          </w:p>
+        </w:tc>
+      </w:tr>
+    </w:tbl>
+    <w:p/>
+    <w:tbl>
+      <w:tblPr>
+        <w:tblW w:type="pct" w:w="100%"/>
+        <w:tblLayout w:type="fixed"/>
+        <w:tblBorders>
+          <w:top w:val="single" w:color="353A7C" w:sz="4"/>
+          <w:left w:val="single" w:color="353A7C" w:sz="4"/>
+          <w:bottom w:val="single" w:color="353A7C" w:sz="4"/>
+          <w:right w:val="single" w:color="353A7C" w:sz="4"/>
+          <w:insideH w:val="single" w:color="353A7C" w:sz="4"/>
+          <w:insideV w:val="single" w:color="353A7C" w:sz="4"/>
+        </w:tblBorders>
+      </w:tblPr>
+      <w:tblGrid>
+        <w:gridCol w:w="9600"/>
+      </w:tblGrid>
+      <w:tr>
+        <w:tc>
+          <w:tcPr>
+            <w:tcW w:type="pct" w:w="5000"/>
+            <w:shd w:fill="F2F4FB" w:val="clear"/>
+            <w:tcMar>
+              <w:top w:type="dxa" w:w="50"/>
+              <w:left w:type="dxa" w:w="110"/>
+              <w:bottom w:type="dxa" w:w="50"/>
+              <w:right w:type="dxa" w:w="110"/>
+            </w:tcMar>
+          </w:tcPr>
+          <w:p>
+            <w:pPr>
+              <w:spacing w:before="30" w:after="30"/>
+            </w:pPr>
+            <w:r>
+              <w:rPr>
+                <w:b/>
+                <w:bCs/>
+                <w:color w:val="353A7C"/>
+                <w:sz w:val="19"/>
+                <w:szCs w:val="19"/>
+              </w:rPr>
+              <w:t xml:space="preserve">Everything ties</w:t>
+            </w:r>
+          </w:p>
+        </w:tc>
+      </w:tr>
+    </w:tbl>
+    <w:p/>
+    <w:p>
+      <w:pPr>
+        <w:spacing w:before="44" w:after="14"/>
+      </w:pPr>
+      <w:r>
+        <w:rPr>
+          <w:b/>
+          <w:bCs/>
+          <w:color w:val="353A7C"/>
+          <w:sz w:val="18"/>
+          <w:szCs w:val="18"/>
+        </w:rPr>
+        <w:t xml:space="preserve">Summary 2</w:t>
+      </w:r>
+      <w:r>
+        <w:rPr>
+          <w:color w:val="6B7280"/>
+          <w:sz w:val="16"/>
+          <w:szCs w:val="16"/>
+        </w:rPr>
+        <w:t xml:space="preserve">      gaps 12–13</w:t>
+      </w:r>
+    </w:p>
+    <w:p>
+      <w:pPr>
+        <w:spacing w:before="20" w:after="20" w:line="360" w:lineRule="auto"/>
+        <w:ind w:left="200"/>
+      </w:pPr>
+      <w:r>
+        <w:rPr>
+          <w:sz w:val="19"/>
+          <w:szCs w:val="19"/>
+        </w:rPr>
+        <w:t xml:space="preserve">Beverages segment margin $3,180,000 = the </w:t>
+      </w:r>
+      <w:r>
+        <w:rPr>
+          <w:b/>
+          <w:bCs/>
+          <w:color w:val="8186EF"/>
+          <w:sz w:val="15"/>
+          <w:szCs w:val="15"/>
+        </w:rPr>
+        <w:t xml:space="preserve"> (12) </w:t>
+      </w:r>
+      <w:r>
+        <w:rPr>
+          <w:u w:val="single"/>
+          <w:sz w:val="19"/>
+          <w:szCs w:val="19"/>
+        </w:rPr>
+        <w:t xml:space="preserve">                     </w:t>
+      </w:r>
+      <w:r>
+        <w:rPr>
+          <w:sz w:val="19"/>
+          <w:szCs w:val="19"/>
+        </w:rPr>
+        <w:t xml:space="preserve"> </w:t>
+      </w:r>
+      <w:r>
+        <w:rPr>
+          <w:sz w:val="19"/>
+          <w:szCs w:val="19"/>
+        </w:rPr>
+        <w:t xml:space="preserve"> operating income. </w:t>
+      </w:r>
+      <w:r>
+        <w:rPr>
+          <w:sz w:val="19"/>
+          <w:szCs w:val="19"/>
+        </w:rPr>
+        <w:t xml:space="preserve">Segment </w:t>
+      </w:r>
+      <w:r>
+        <w:rPr>
+          <w:b/>
+          <w:bCs/>
+          <w:color w:val="8186EF"/>
+          <w:sz w:val="15"/>
+          <w:szCs w:val="15"/>
+        </w:rPr>
+        <w:t xml:space="preserve"> (13) </w:t>
+      </w:r>
+      <w:r>
+        <w:rPr>
+          <w:u w:val="single"/>
+          <w:sz w:val="19"/>
+          <w:szCs w:val="19"/>
+        </w:rPr>
+        <w:t xml:space="preserve">           </w:t>
+      </w:r>
+      <w:r>
+        <w:rPr>
+          <w:sz w:val="19"/>
+          <w:szCs w:val="19"/>
+        </w:rPr>
+        <w:t xml:space="preserve"> </w:t>
+      </w:r>
+      <w:r>
+        <w:rPr>
+          <w:sz w:val="19"/>
+          <w:szCs w:val="19"/>
+        </w:rPr>
+        <w:t xml:space="preserve"> $5,020,000 − common costs $1,100,000 = company operating income $3,920,000. </w:t>
+      </w:r>
+    </w:p>
+    <w:tbl>
+      <w:tblPr>
+        <w:tblW w:type="pct" w:w="100%"/>
+        <w:tblLayout w:type="fixed"/>
+        <w:tblBorders>
+          <w:top w:val="single" w:color="FBFAF6" w:sz="4"/>
+          <w:left w:val="single" w:color="FBFAF6" w:sz="4"/>
+          <w:bottom w:val="single" w:color="FBFAF6" w:sz="4"/>
+          <w:right w:val="single" w:color="FBFAF6" w:sz="4"/>
+          <w:insideH w:val="single" w:color="FBFAF6" w:sz="4"/>
+          <w:insideV w:val="single" w:color="FBFAF6" w:sz="4"/>
+        </w:tblBorders>
+      </w:tblPr>
+      <w:tblGrid>
+        <w:gridCol w:w="9600"/>
+      </w:tblGrid>
+      <w:tr>
+        <w:tc>
+          <w:tcPr>
+            <w:tcW w:type="pct" w:w="5000"/>
+            <w:shd w:fill="FBFAF6" w:val="clear"/>
+            <w:tcMar>
+              <w:top w:type="dxa" w:w="40"/>
+              <w:left w:type="dxa" w:w="100"/>
+              <w:bottom w:type="dxa" w:w="40"/>
+              <w:right w:type="dxa" w:w="100"/>
+            </w:tcMar>
+          </w:tcPr>
+          <w:p>
+            <w:pPr>
+              <w:spacing w:before="18" w:after="6"/>
+            </w:pPr>
+            <w:r>
+              <w:rPr>
+                <w:b/>
+                <w:bCs/>
+                <w:color w:val="6B7280"/>
+                <w:sz w:val="14"/>
+                <w:szCs w:val="14"/>
+              </w:rPr>
+              <w:t xml:space="preserve">word list</w:t>
+            </w:r>
+          </w:p>
+          <w:p>
+            <w:pPr>
+              <w:spacing w:before="0" w:after="18"/>
+            </w:pPr>
+            <w:r>
+              <w:rPr>
+                <w:b/>
+                <w:bCs/>
+                <w:color w:val="353A7C"/>
+                <w:sz w:val="16"/>
+                <w:szCs w:val="16"/>
+              </w:rPr>
+              <w:t xml:space="preserve">Spreads   ·   contribution-format   ·   margins</w:t>
+            </w:r>
+          </w:p>
+        </w:tc>
+      </w:tr>
+    </w:tbl>
+    <w:p/>
+    <w:tbl>
+      <w:tblPr>
+        <w:tblW w:type="pct" w:w="100%"/>
+        <w:tblLayout w:type="fixed"/>
+        <w:tblBorders>
+          <w:top w:val="single" w:color="353A7C" w:sz="4"/>
+          <w:left w:val="single" w:color="353A7C" w:sz="4"/>
+          <w:bottom w:val="single" w:color="353A7C" w:sz="4"/>
+          <w:right w:val="single" w:color="353A7C" w:sz="4"/>
+          <w:insideH w:val="single" w:color="353A7C" w:sz="4"/>
+          <w:insideV w:val="single" w:color="353A7C" w:sz="4"/>
+        </w:tblBorders>
+      </w:tblPr>
+      <w:tblGrid>
+        <w:gridCol w:w="9600"/>
+      </w:tblGrid>
+      <w:tr>
+        <w:tc>
+          <w:tcPr>
+            <w:tcW w:type="pct" w:w="5000"/>
+            <w:shd w:fill="F2F4FB" w:val="clear"/>
+            <w:tcMar>
+              <w:top w:type="dxa" w:w="50"/>
+              <w:left w:type="dxa" w:w="110"/>
+              <w:bottom w:type="dxa" w:w="50"/>
+              <w:right w:type="dxa" w:w="110"/>
+            </w:tcMar>
+          </w:tcPr>
+          <w:p>
+            <w:pPr>
+              <w:spacing w:before="30" w:after="30"/>
+            </w:pPr>
+            <w:r>
+              <w:rPr>
+                <w:b/>
+                <w:bCs/>
+                <w:color w:val="353A7C"/>
+                <w:sz w:val="19"/>
+                <w:szCs w:val="19"/>
+              </w:rPr>
+              <w:t xml:space="preserve">Exam view</w:t>
+            </w:r>
+          </w:p>
+        </w:tc>
+      </w:tr>
+    </w:tbl>
+    <w:p/>
+    <w:p>
+      <w:pPr>
+        <w:pageBreakBefore w:val="true"/>
+        <w:spacing w:after="0"/>
+      </w:pPr>
+      <w:r>
+        <w:rPr>
+          <w:sz w:val="2"/>
+        </w:rPr>
+        <w:t xml:space="preserve"> </w:t>
+      </w:r>
+    </w:p>
+    <w:p>
+      <w:pPr>
+        <w:spacing w:before="44" w:after="14"/>
+      </w:pPr>
+      <w:r>
+        <w:rPr>
+          <w:b/>
+          <w:bCs/>
+          <w:color w:val="353A7C"/>
+          <w:sz w:val="18"/>
+          <w:szCs w:val="18"/>
+        </w:rPr>
+        <w:t xml:space="preserve">Summary 3</w:t>
+      </w:r>
+      <w:r>
+        <w:rPr>
+          <w:color w:val="6B7280"/>
+          <w:sz w:val="16"/>
+          <w:szCs w:val="16"/>
+        </w:rPr>
+        <w:t xml:space="preserve">      gaps 14–16</w:t>
+      </w:r>
+    </w:p>
+    <w:p>
+      <w:pPr>
+        <w:spacing w:before="20" w:after="20" w:line="360" w:lineRule="auto"/>
+        <w:ind w:left="200"/>
+      </w:pPr>
+      <w:r>
+        <w:rPr>
+          <w:sz w:val="19"/>
+          <w:szCs w:val="19"/>
+        </w:rPr>
+        <w:t xml:space="preserve">Expect a list of costs to </w:t>
+      </w:r>
+      <w:r>
+        <w:rPr>
+          <w:b/>
+          <w:bCs/>
+          <w:color w:val="8186EF"/>
+          <w:sz w:val="15"/>
+          <w:szCs w:val="15"/>
+        </w:rPr>
+        <w:t xml:space="preserve"> (14) </w:t>
+      </w:r>
+      <w:r>
+        <w:rPr>
+          <w:u w:val="single"/>
+          <w:sz w:val="19"/>
+          <w:szCs w:val="19"/>
+        </w:rPr>
+        <w:t xml:space="preserve">           </w:t>
+      </w:r>
+      <w:r>
+        <w:rPr>
+          <w:sz w:val="19"/>
+          <w:szCs w:val="19"/>
+        </w:rPr>
+        <w:t xml:space="preserve"> </w:t>
+      </w:r>
+      <w:r>
+        <w:rPr>
+          <w:sz w:val="19"/>
+          <w:szCs w:val="19"/>
+        </w:rPr>
+        <w:t xml:space="preserve"> as variable, controllable fixed, traceable fixed or common, and then a margin to </w:t>
+      </w:r>
+      <w:r>
+        <w:rPr>
+          <w:b/>
+          <w:bCs/>
+          <w:color w:val="8186EF"/>
+          <w:sz w:val="15"/>
+          <w:szCs w:val="15"/>
+        </w:rPr>
+        <w:t xml:space="preserve"> (15) </w:t>
+      </w:r>
+      <w:r>
+        <w:rPr>
+          <w:u w:val="single"/>
+          <w:sz w:val="19"/>
+          <w:szCs w:val="19"/>
+        </w:rPr>
+        <w:t xml:space="preserve">           </w:t>
+      </w:r>
+      <w:r>
+        <w:rPr>
+          <w:sz w:val="19"/>
+          <w:szCs w:val="19"/>
+        </w:rPr>
+        <w:t xml:space="preserve"> </w:t>
+      </w:r>
+      <w:r>
+        <w:rPr>
+          <w:sz w:val="19"/>
+          <w:szCs w:val="19"/>
+        </w:rPr>
+        <w:t xml:space="preserve">. </w:t>
+      </w:r>
+      <w:r>
+        <w:rPr>
+          <w:sz w:val="19"/>
+          <w:szCs w:val="19"/>
+        </w:rPr>
+        <w:t xml:space="preserve">Read </w:t>
+      </w:r>
+      <w:r>
+        <w:rPr>
+          <w:b/>
+          <w:bCs/>
+          <w:color w:val="8186EF"/>
+          <w:sz w:val="15"/>
+          <w:szCs w:val="15"/>
+        </w:rPr>
+        <w:t xml:space="preserve"> (16) </w:t>
+      </w:r>
+      <w:r>
+        <w:rPr>
+          <w:u w:val="single"/>
+          <w:sz w:val="19"/>
+          <w:szCs w:val="19"/>
+        </w:rPr>
+        <w:t xml:space="preserve">           </w:t>
+      </w:r>
+      <w:r>
+        <w:rPr>
+          <w:sz w:val="19"/>
+          <w:szCs w:val="19"/>
+        </w:rPr>
+        <w:t xml:space="preserve"> </w:t>
+      </w:r>
+      <w:r>
+        <w:rPr>
+          <w:sz w:val="19"/>
+          <w:szCs w:val="19"/>
+        </w:rPr>
+        <w:t xml:space="preserve"> which margin is asked for, and remember that allocated common costs come last. </w:t>
+      </w:r>
+    </w:p>
+    <w:tbl>
+      <w:tblPr>
+        <w:tblW w:type="pct" w:w="100%"/>
+        <w:tblLayout w:type="fixed"/>
+        <w:tblBorders>
+          <w:top w:val="single" w:color="FBFAF6" w:sz="4"/>
+          <w:left w:val="single" w:color="FBFAF6" w:sz="4"/>
+          <w:bottom w:val="single" w:color="FBFAF6" w:sz="4"/>
+          <w:right w:val="single" w:color="FBFAF6" w:sz="4"/>
+          <w:insideH w:val="single" w:color="FBFAF6" w:sz="4"/>
+          <w:insideV w:val="single" w:color="FBFAF6" w:sz="4"/>
+        </w:tblBorders>
+      </w:tblPr>
+      <w:tblGrid>
+        <w:gridCol w:w="9600"/>
+      </w:tblGrid>
+      <w:tr>
+        <w:tc>
+          <w:tcPr>
+            <w:tcW w:type="pct" w:w="5000"/>
+            <w:shd w:fill="FBFAF6" w:val="clear"/>
+            <w:tcMar>
+              <w:top w:type="dxa" w:w="40"/>
+              <w:left w:type="dxa" w:w="100"/>
+              <w:bottom w:type="dxa" w:w="40"/>
+              <w:right w:type="dxa" w:w="100"/>
+            </w:tcMar>
+          </w:tcPr>
+          <w:p>
+            <w:pPr>
+              <w:spacing w:before="18" w:after="6"/>
+            </w:pPr>
+            <w:r>
+              <w:rPr>
+                <w:b/>
+                <w:bCs/>
+                <w:color w:val="6B7280"/>
+                <w:sz w:val="14"/>
+                <w:szCs w:val="14"/>
+              </w:rPr>
+              <w:t xml:space="preserve">word list</w:t>
+            </w:r>
+          </w:p>
+          <w:p>
+            <w:pPr>
+              <w:spacing w:before="0" w:after="18"/>
+            </w:pPr>
+            <w:r>
+              <w:rPr>
+                <w:b/>
+                <w:bCs/>
+                <w:color w:val="353A7C"/>
+                <w:sz w:val="16"/>
+                <w:szCs w:val="16"/>
+              </w:rPr>
+              <w:t xml:space="preserve">classify   ·   carefully   ·   controllable   ·   calculate</w:t>
+            </w:r>
+          </w:p>
+        </w:tc>
+      </w:tr>
+    </w:tbl>
+    <w:p/>
+    <w:p>
+      <w:pPr>
+        <w:spacing w:before="44" w:after="10"/>
+      </w:pPr>
+      <w:r>
+        <w:rPr>
+          <w:b/>
+          <w:bCs/>
+          <w:color w:val="353A7C"/>
+          <w:sz w:val="18"/>
+          <w:szCs w:val="18"/>
+        </w:rPr>
+        <w:t xml:space="preserve">Exam view</w:t>
+      </w:r>
+    </w:p>
+    <w:p>
+      <w:pPr>
+        <w:spacing w:before="0" w:after="12"/>
+      </w:pPr>
+      <w:r>
+        <w:rPr>
+          <w:color w:val="6B7280"/>
+          <w:sz w:val="15"/>
+          <w:szCs w:val="15"/>
+        </w:rPr>
+        <w:t xml:space="preserve">The bars are drawn to scale.</w:t>
+      </w:r>
+    </w:p>
+    <w:p>
+      <w:pPr>
+        <w:spacing w:after="40" w:before="90"/>
+        <w:jc w:val="center"/>
+      </w:pPr>
+      <w:r>
+        <w:drawing>
+          <wp:inline distT="0" distB="0" distL="0" distR="0">
+            <wp:extent cx="5734050" cy="1614600"/>
             <wp:effectExtent t="0" r="0" b="0" l="0"/>
             <wp:docPr id="1" name="" descr="" title=""/>
             <wp:cNvGraphicFramePr>
@@ -10725,7 +12773,7 @@
                   <pic:spPr bwMode="auto">
                     <a:xfrm>
                       <a:off x="0" y="0"/>
-                      <a:ext cx="5734050" cy="1644775"/>
+                      <a:ext cx="5734050" cy="1614600"/>
                     </a:xfrm>
                     <a:prstGeom prst="rect">
                       <a:avLst/>
@@ -10793,411 +12841,271 @@
                 <w:sz w:val="16"/>
                 <w:szCs w:val="16"/>
               </w:rPr>
-              <w:t xml:space="preserve">segment margin   ·   Beverages</w:t>
+              <w:t xml:space="preserve">stand-alone cost allocation   ·   Variable manufacturing costs</w:t>
             </w:r>
           </w:p>
         </w:tc>
       </w:tr>
     </w:tbl>
     <w:p/>
-    <w:p>
-      <w:pPr>
-        <w:spacing w:before="44" w:after="14"/>
-      </w:pPr>
-      <w:r>
-        <w:rPr>
-          <w:b/>
-          <w:bCs/>
-          <w:color w:val="353A7C"/>
-          <w:sz w:val="18"/>
-          <w:szCs w:val="18"/>
-        </w:rPr>
-        <w:t xml:space="preserve">Summary 1</w:t>
-      </w:r>
-      <w:r>
-        <w:rPr>
-          <w:color w:val="6B7280"/>
-          <w:sz w:val="16"/>
-          <w:szCs w:val="16"/>
-        </w:rPr>
-        <w:t xml:space="preserve">      gaps 2–11</w:t>
-      </w:r>
-    </w:p>
-    <w:p>
-      <w:pPr>
-        <w:spacing w:before="20" w:after="20" w:line="360" w:lineRule="auto"/>
-        <w:ind w:left="200"/>
-      </w:pPr>
-      <w:r>
-        <w:rPr>
-          <w:sz w:val="19"/>
-          <w:szCs w:val="19"/>
-        </w:rPr>
-        <w:t xml:space="preserve">Beverages earns the </w:t>
-      </w:r>
-      <w:r>
-        <w:rPr>
-          <w:b/>
-          <w:bCs/>
-          <w:color w:val="8186EF"/>
-          <w:sz w:val="15"/>
-          <w:szCs w:val="15"/>
-        </w:rPr>
-        <w:t xml:space="preserve"> (2) </w:t>
-      </w:r>
-      <w:r>
-        <w:rPr>
-          <w:u w:val="single"/>
-          <w:sz w:val="19"/>
-          <w:szCs w:val="19"/>
-        </w:rPr>
-        <w:t xml:space="preserve">           </w:t>
-      </w:r>
-      <w:r>
-        <w:rPr>
-          <w:sz w:val="19"/>
-          <w:szCs w:val="19"/>
-        </w:rPr>
-        <w:t xml:space="preserve"> </w:t>
-      </w:r>
-      <w:r>
-        <w:rPr>
-          <w:sz w:val="19"/>
-          <w:szCs w:val="19"/>
-        </w:rPr>
-        <w:t xml:space="preserve"> margin in dollars and the highest </w:t>
-      </w:r>
-      <w:r>
-        <w:rPr>
-          <w:b/>
-          <w:bCs/>
-          <w:color w:val="8186EF"/>
-          <w:sz w:val="15"/>
-          <w:szCs w:val="15"/>
-        </w:rPr>
-        <w:t xml:space="preserve"> (3) </w:t>
-      </w:r>
-      <w:r>
-        <w:rPr>
-          <w:u w:val="single"/>
-          <w:sz w:val="19"/>
-          <w:szCs w:val="19"/>
-        </w:rPr>
-        <w:t xml:space="preserve">            </w:t>
-      </w:r>
-      <w:r>
-        <w:rPr>
-          <w:sz w:val="19"/>
-          <w:szCs w:val="19"/>
-        </w:rPr>
-        <w:t xml:space="preserve"> </w:t>
-      </w:r>
-      <w:r>
-        <w:rPr>
-          <w:sz w:val="19"/>
-          <w:szCs w:val="19"/>
-        </w:rPr>
-        <w:t xml:space="preserve">, which is why it </w:t>
-      </w:r>
-      <w:r>
-        <w:rPr>
-          <w:b/>
-          <w:bCs/>
-          <w:color w:val="8186EF"/>
-          <w:sz w:val="15"/>
-          <w:szCs w:val="15"/>
-        </w:rPr>
-        <w:t xml:space="preserve"> (4) </w:t>
-      </w:r>
-      <w:r>
-        <w:rPr>
-          <w:u w:val="single"/>
-          <w:sz w:val="19"/>
-          <w:szCs w:val="19"/>
-        </w:rPr>
-        <w:t xml:space="preserve">           </w:t>
-      </w:r>
-      <w:r>
-        <w:rPr>
-          <w:sz w:val="19"/>
-          <w:szCs w:val="19"/>
-        </w:rPr>
-        <w:t xml:space="preserve"> </w:t>
-      </w:r>
-      <w:r>
-        <w:rPr>
-          <w:sz w:val="19"/>
-          <w:szCs w:val="19"/>
-        </w:rPr>
-        <w:t xml:space="preserve"> the capital. </w:t>
-      </w:r>
-      <w:r>
-        <w:rPr>
-          <w:sz w:val="19"/>
-          <w:szCs w:val="19"/>
-        </w:rPr>
-        <w:t xml:space="preserve">Tahini &amp; Spreads earns $840,000 on a much </w:t>
-      </w:r>
-      <w:r>
-        <w:rPr>
-          <w:b/>
-          <w:bCs/>
-          <w:color w:val="8186EF"/>
-          <w:sz w:val="15"/>
-          <w:szCs w:val="15"/>
-        </w:rPr>
-        <w:t xml:space="preserve"> (5) </w:t>
-      </w:r>
-      <w:r>
-        <w:rPr>
-          <w:u w:val="single"/>
-          <w:sz w:val="19"/>
-          <w:szCs w:val="19"/>
-        </w:rPr>
-        <w:t xml:space="preserve">           </w:t>
-      </w:r>
-      <w:r>
-        <w:rPr>
-          <w:sz w:val="19"/>
-          <w:szCs w:val="19"/>
-        </w:rPr>
-        <w:t xml:space="preserve"> </w:t>
-      </w:r>
-      <w:r>
-        <w:rPr>
-          <w:sz w:val="19"/>
-          <w:szCs w:val="19"/>
-        </w:rPr>
-        <w:t xml:space="preserve"> revenue, and the board has asked it to grow. </w:t>
-      </w:r>
-      <w:r>
-        <w:rPr>
-          <w:sz w:val="19"/>
-          <w:szCs w:val="19"/>
-        </w:rPr>
-        <w:t xml:space="preserve">Head office </w:t>
-      </w:r>
-      <w:r>
-        <w:rPr>
-          <w:b/>
-          <w:bCs/>
-          <w:color w:val="8186EF"/>
-          <w:sz w:val="15"/>
-          <w:szCs w:val="15"/>
-        </w:rPr>
-        <w:t xml:space="preserve"> (6) </w:t>
-      </w:r>
-      <w:r>
-        <w:rPr>
-          <w:u w:val="single"/>
-          <w:sz w:val="19"/>
-          <w:szCs w:val="19"/>
-        </w:rPr>
-        <w:t xml:space="preserve">           </w:t>
-      </w:r>
-      <w:r>
-        <w:rPr>
-          <w:sz w:val="19"/>
-          <w:szCs w:val="19"/>
-        </w:rPr>
-        <w:t xml:space="preserve"> </w:t>
-      </w:r>
-      <w:r>
-        <w:rPr>
-          <w:sz w:val="19"/>
-          <w:szCs w:val="19"/>
-        </w:rPr>
-        <w:t xml:space="preserve"> each division a share of $1,100,000 on revenue. </w:t>
-      </w:r>
-      <w:r>
-        <w:rPr>
-          <w:sz w:val="19"/>
-          <w:szCs w:val="19"/>
-        </w:rPr>
-        <w:t xml:space="preserve">Tahini &amp; Spreads is charged $179,070 and is left with $660,930. </w:t>
-      </w:r>
-      <w:r>
-        <w:rPr>
-          <w:sz w:val="19"/>
-          <w:szCs w:val="19"/>
-        </w:rPr>
-        <w:t xml:space="preserve">Its manager </w:t>
-      </w:r>
-      <w:r>
-        <w:rPr>
-          <w:b/>
-          <w:bCs/>
-          <w:color w:val="8186EF"/>
-          <w:sz w:val="15"/>
-          <w:szCs w:val="15"/>
-        </w:rPr>
-        <w:t xml:space="preserve"> (7) </w:t>
-      </w:r>
-      <w:r>
-        <w:rPr>
-          <w:u w:val="single"/>
-          <w:sz w:val="19"/>
-          <w:szCs w:val="19"/>
-        </w:rPr>
-        <w:t xml:space="preserve">           </w:t>
-      </w:r>
-      <w:r>
-        <w:rPr>
-          <w:sz w:val="19"/>
-          <w:szCs w:val="19"/>
-        </w:rPr>
-        <w:t xml:space="preserve"> </w:t>
-      </w:r>
-      <w:r>
-        <w:rPr>
-          <w:sz w:val="19"/>
-          <w:szCs w:val="19"/>
-        </w:rPr>
-        <w:t xml:space="preserve"> that head office does no more work for his division than before, and that the charge rises whenever the other </w:t>
-      </w:r>
-      <w:r>
-        <w:rPr>
-          <w:b/>
-          <w:bCs/>
-          <w:color w:val="8186EF"/>
-          <w:sz w:val="15"/>
-          <w:szCs w:val="15"/>
-        </w:rPr>
-        <w:t xml:space="preserve"> (8) </w:t>
-      </w:r>
-      <w:r>
-        <w:rPr>
-          <w:u w:val="single"/>
-          <w:sz w:val="19"/>
-          <w:szCs w:val="19"/>
-        </w:rPr>
-        <w:t xml:space="preserve">           </w:t>
-      </w:r>
-      <w:r>
-        <w:rPr>
-          <w:sz w:val="19"/>
-          <w:szCs w:val="19"/>
-        </w:rPr>
-        <w:t xml:space="preserve"> </w:t>
-      </w:r>
-      <w:r>
-        <w:rPr>
-          <w:sz w:val="19"/>
-          <w:szCs w:val="19"/>
-        </w:rPr>
-        <w:t xml:space="preserve"> grow. </w:t>
-      </w:r>
-      <w:r>
-        <w:rPr>
-          <w:sz w:val="19"/>
-          <w:szCs w:val="19"/>
-        </w:rPr>
-        <w:t xml:space="preserve">The board judges each manager on the </w:t>
-      </w:r>
-      <w:r>
-        <w:rPr>
-          <w:b/>
-          <w:bCs/>
-          <w:color w:val="8186EF"/>
-          <w:sz w:val="15"/>
-          <w:szCs w:val="15"/>
-        </w:rPr>
-        <w:t xml:space="preserve"> (9) </w:t>
-      </w:r>
-      <w:r>
-        <w:rPr>
-          <w:u w:val="single"/>
-          <w:sz w:val="19"/>
-          <w:szCs w:val="19"/>
-        </w:rPr>
-        <w:t xml:space="preserve">              </w:t>
-      </w:r>
-      <w:r>
-        <w:rPr>
-          <w:sz w:val="19"/>
-          <w:szCs w:val="19"/>
-        </w:rPr>
-        <w:t xml:space="preserve"> </w:t>
-      </w:r>
-      <w:r>
-        <w:rPr>
-          <w:sz w:val="19"/>
-          <w:szCs w:val="19"/>
-        </w:rPr>
-        <w:t xml:space="preserve"> margin and each division on the segment margin, and treats the allocation as a </w:t>
-      </w:r>
-      <w:r>
-        <w:rPr>
-          <w:b/>
-          <w:bCs/>
-          <w:color w:val="8186EF"/>
-          <w:sz w:val="15"/>
-          <w:szCs w:val="15"/>
-        </w:rPr>
-        <w:t xml:space="preserve"> (10) </w:t>
-      </w:r>
-      <w:r>
-        <w:rPr>
-          <w:u w:val="single"/>
-          <w:sz w:val="19"/>
-          <w:szCs w:val="19"/>
-        </w:rPr>
-        <w:t xml:space="preserve">            </w:t>
-      </w:r>
-      <w:r>
-        <w:rPr>
-          <w:sz w:val="19"/>
-          <w:szCs w:val="19"/>
-        </w:rPr>
-        <w:t xml:space="preserve"> </w:t>
-      </w:r>
-      <w:r>
-        <w:rPr>
-          <w:sz w:val="19"/>
-          <w:szCs w:val="19"/>
-        </w:rPr>
-        <w:t xml:space="preserve"> figure. </w:t>
-      </w:r>
-      <w:r>
-        <w:rPr>
-          <w:sz w:val="19"/>
-          <w:szCs w:val="19"/>
-        </w:rPr>
-        <w:t xml:space="preserve">No division is </w:t>
-      </w:r>
-      <w:r>
-        <w:rPr>
-          <w:b/>
-          <w:bCs/>
-          <w:color w:val="8186EF"/>
-          <w:sz w:val="15"/>
-          <w:szCs w:val="15"/>
-        </w:rPr>
-        <w:t xml:space="preserve"> (11) </w:t>
-      </w:r>
-      <w:r>
-        <w:rPr>
-          <w:u w:val="single"/>
-          <w:sz w:val="19"/>
-          <w:szCs w:val="19"/>
-        </w:rPr>
-        <w:t xml:space="preserve">           </w:t>
-      </w:r>
-      <w:r>
-        <w:rPr>
-          <w:sz w:val="19"/>
-          <w:szCs w:val="19"/>
-        </w:rPr>
-        <w:t xml:space="preserve"> </w:t>
-      </w:r>
-      <w:r>
-        <w:rPr>
-          <w:sz w:val="19"/>
-          <w:szCs w:val="19"/>
-        </w:rPr>
-        <w:t xml:space="preserve"> on the figure after allocation. </w:t>
-      </w:r>
-    </w:p>
+    <w:tbl>
+      <w:tblPr>
+        <w:tblW w:type="pct" w:w="100%"/>
+        <w:tblLayout w:type="fixed"/>
+        <w:tblBorders>
+          <w:top w:val="single" w:color="353A7C" w:sz="6"/>
+          <w:left w:val="single" w:color="353A7C" w:sz="6"/>
+          <w:bottom w:val="single" w:color="353A7C" w:sz="6"/>
+          <w:right w:val="single" w:color="353A7C" w:sz="6"/>
+          <w:insideH w:val="single" w:color="353A7C" w:sz="6"/>
+          <w:insideV w:val="single" w:color="353A7C" w:sz="6"/>
+        </w:tblBorders>
+      </w:tblPr>
+      <w:tblGrid>
+        <w:gridCol w:w="4608"/>
+        <w:gridCol w:w="4992"/>
+      </w:tblGrid>
+      <w:tr>
+        <w:tc>
+          <w:tcPr>
+            <w:tcW w:type="pct" w:w="5000"/>
+            <w:gridSpan w:val="2"/>
+            <w:shd w:fill="353A7C" w:val="clear"/>
+            <w:tcMar>
+              <w:top w:type="dxa" w:w="60"/>
+              <w:left w:type="dxa" w:w="120"/>
+              <w:bottom w:type="dxa" w:w="60"/>
+              <w:right w:type="dxa" w:w="120"/>
+            </w:tcMar>
+          </w:tcPr>
+          <w:p>
+            <w:pPr>
+              <w:spacing w:before="40" w:after="40"/>
+            </w:pPr>
+            <w:r>
+              <w:rPr>
+                <w:b/>
+                <w:bCs/>
+                <w:color w:val="FFFFFF"/>
+                <w:sz w:val="17"/>
+                <w:szCs w:val="17"/>
+              </w:rPr>
+              <w:t xml:space="preserve">Item — Answer</w:t>
+            </w:r>
+          </w:p>
+        </w:tc>
+      </w:tr>
+      <w:tr>
+        <w:tc>
+          <w:tcPr>
+            <w:tcW w:type="pct" w:w="2400"/>
+            <w:shd w:fill="353A7C" w:val="clear"/>
+            <w:tcMar>
+              <w:top w:type="dxa" w:w="50"/>
+              <w:left w:type="dxa" w:w="110"/>
+              <w:bottom w:type="dxa" w:w="50"/>
+              <w:right w:type="dxa" w:w="110"/>
+            </w:tcMar>
+          </w:tcPr>
+          <w:p>
+            <w:pPr>
+              <w:spacing w:before="30" w:after="30"/>
+            </w:pPr>
+            <w:r>
+              <w:rPr>
+                <w:b/>
+                <w:bCs/>
+                <w:color w:val="FFFFFF"/>
+                <w:sz w:val="15"/>
+                <w:szCs w:val="15"/>
+              </w:rPr>
+              <w:t xml:space="preserve">Item</w:t>
+            </w:r>
+          </w:p>
+        </w:tc>
+        <w:tc>
+          <w:tcPr>
+            <w:tcW w:type="pct" w:w="2600"/>
+            <w:shd w:fill="353A7C" w:val="clear"/>
+            <w:tcMar>
+              <w:top w:type="dxa" w:w="50"/>
+              <w:left w:type="dxa" w:w="110"/>
+              <w:bottom w:type="dxa" w:w="50"/>
+              <w:right w:type="dxa" w:w="110"/>
+            </w:tcMar>
+          </w:tcPr>
+          <w:p>
+            <w:pPr>
+              <w:spacing w:before="30" w:after="30"/>
+            </w:pPr>
+            <w:r>
+              <w:rPr>
+                <w:b/>
+                <w:bCs/>
+                <w:color w:val="FFFFFF"/>
+                <w:sz w:val="15"/>
+                <w:szCs w:val="15"/>
+              </w:rPr>
+              <w:t xml:space="preserve">Answer</w:t>
+            </w:r>
+          </w:p>
+        </w:tc>
+      </w:tr>
+      <w:tr>
+        <w:tc>
+          <w:tcPr>
+            <w:tcW w:type="pct" w:w="2400"/>
+            <w:tcMar>
+              <w:top w:type="dxa" w:w="50"/>
+              <w:left w:type="dxa" w:w="110"/>
+              <w:bottom w:type="dxa" w:w="50"/>
+              <w:right w:type="dxa" w:w="110"/>
+            </w:tcMar>
+          </w:tcPr>
+          <w:p>
+            <w:pPr>
+              <w:spacing w:before="28" w:after="28"/>
+            </w:pPr>
+            <w:r>
+              <w:rPr>
+                <w:sz w:val="15"/>
+                <w:szCs w:val="15"/>
+              </w:rPr>
+              <w:t xml:space="preserve">Contribution margin</w:t>
+            </w:r>
+          </w:p>
+        </w:tc>
+        <w:tc>
+          <w:tcPr>
+            <w:tcW w:type="pct" w:w="2600"/>
+            <w:tcMar>
+              <w:top w:type="dxa" w:w="50"/>
+              <w:left w:type="dxa" w:w="110"/>
+              <w:bottom w:type="dxa" w:w="50"/>
+              <w:right w:type="dxa" w:w="110"/>
+            </w:tcMar>
+          </w:tcPr>
+          <w:p>
+            <w:pPr>
+              <w:spacing w:before="28" w:after="28"/>
+            </w:pPr>
+            <w:r>
+              <w:rPr>
+                <w:sz w:val="15"/>
+                <w:szCs w:val="15"/>
+              </w:rPr>
+              <w:t xml:space="preserve">$5,250,000 − $3,150,000 = $2,100,000</w:t>
+            </w:r>
+          </w:p>
+        </w:tc>
+      </w:tr>
+      <w:tr>
+        <w:tc>
+          <w:tcPr>
+            <w:tcW w:type="pct" w:w="2400"/>
+            <w:shd w:fill="FBFAF6" w:val="clear"/>
+            <w:tcMar>
+              <w:top w:type="dxa" w:w="50"/>
+              <w:left w:type="dxa" w:w="110"/>
+              <w:bottom w:type="dxa" w:w="50"/>
+              <w:right w:type="dxa" w:w="110"/>
+            </w:tcMar>
+          </w:tcPr>
+          <w:p>
+            <w:pPr>
+              <w:spacing w:before="28" w:after="28"/>
+            </w:pPr>
+            <w:r>
+              <w:rPr>
+                <w:sz w:val="15"/>
+                <w:szCs w:val="15"/>
+              </w:rPr>
+              <w:t xml:space="preserve">Controllable margin</w:t>
+            </w:r>
+          </w:p>
+        </w:tc>
+        <w:tc>
+          <w:tcPr>
+            <w:tcW w:type="pct" w:w="2600"/>
+            <w:shd w:fill="FFFFFF" w:val="clear"/>
+            <w:tcMar>
+              <w:top w:type="dxa" w:w="50"/>
+              <w:left w:type="dxa" w:w="110"/>
+              <w:bottom w:type="dxa" w:w="50"/>
+              <w:right w:type="dxa" w:w="110"/>
+            </w:tcMar>
+          </w:tcPr>
+          <w:p>
+            <w:pPr>
+              <w:spacing w:before="46" w:after="46"/>
+            </w:pPr>
+            <w:r>
+              <w:rPr>
+                <w:b/>
+                <w:bCs/>
+                <w:color w:val="8186EF"/>
+                <w:sz w:val="14"/>
+                <w:szCs w:val="14"/>
+              </w:rPr>
+              <w:t xml:space="preserve">(18)</w:t>
+            </w:r>
+          </w:p>
+        </w:tc>
+      </w:tr>
+      <w:tr>
+        <w:tc>
+          <w:tcPr>
+            <w:tcW w:type="pct" w:w="2400"/>
+            <w:tcMar>
+              <w:top w:type="dxa" w:w="50"/>
+              <w:left w:type="dxa" w:w="110"/>
+              <w:bottom w:type="dxa" w:w="50"/>
+              <w:right w:type="dxa" w:w="110"/>
+            </w:tcMar>
+          </w:tcPr>
+          <w:p>
+            <w:pPr>
+              <w:spacing w:before="28" w:after="28"/>
+            </w:pPr>
+            <w:r>
+              <w:rPr>
+                <w:sz w:val="15"/>
+                <w:szCs w:val="15"/>
+              </w:rPr>
+              <w:t xml:space="preserve">Segment margin</w:t>
+            </w:r>
+          </w:p>
+        </w:tc>
+        <w:tc>
+          <w:tcPr>
+            <w:tcW w:type="pct" w:w="2600"/>
+            <w:shd w:fill="FFFFFF" w:val="clear"/>
+            <w:tcMar>
+              <w:top w:type="dxa" w:w="50"/>
+              <w:left w:type="dxa" w:w="110"/>
+              <w:bottom w:type="dxa" w:w="50"/>
+              <w:right w:type="dxa" w:w="110"/>
+            </w:tcMar>
+          </w:tcPr>
+          <w:p>
+            <w:pPr>
+              <w:spacing w:before="46" w:after="46"/>
+            </w:pPr>
+            <w:r>
+              <w:rPr>
+                <w:b/>
+                <w:bCs/>
+                <w:color w:val="8186EF"/>
+                <w:sz w:val="14"/>
+                <w:szCs w:val="14"/>
+              </w:rPr>
+              <w:t xml:space="preserve">(19)</w:t>
+            </w:r>
+          </w:p>
+        </w:tc>
+      </w:tr>
+    </w:tbl>
+    <w:p/>
     <w:tbl>
       <w:tblPr>
         <w:tblW w:type="pct" w:w="100%"/>
@@ -11253,7 +13161,7 @@
                 <w:sz w:val="16"/>
                 <w:szCs w:val="16"/>
               </w:rPr>
-              <w:t xml:space="preserve">closed   ·   smaller   ·   charges   ·   received   ·   remember   ·   memorandum   ·   percentage   ·   argues   ·   controllable   ·   divisions   ·   largest</w:t>
+              <w:t xml:space="preserve">$2,100,000 − $900,000 = $1,200,000   ·   $5,250,000 − $3,150,000 = $2,100,000   ·   $1,200,000 − $360,000 = $840,000</w:t>
             </w:r>
           </w:p>
         </w:tc>
@@ -11265,22 +13173,53 @@
         <w:tblW w:type="pct" w:w="100%"/>
         <w:tblLayout w:type="fixed"/>
         <w:tblBorders>
-          <w:top w:val="single" w:color="353A7C" w:sz="4"/>
-          <w:left w:val="single" w:color="353A7C" w:sz="4"/>
-          <w:bottom w:val="single" w:color="353A7C" w:sz="4"/>
-          <w:right w:val="single" w:color="353A7C" w:sz="4"/>
-          <w:insideH w:val="single" w:color="353A7C" w:sz="4"/>
-          <w:insideV w:val="single" w:color="353A7C" w:sz="4"/>
+          <w:top w:val="single" w:color="353A7C" w:sz="6"/>
+          <w:left w:val="single" w:color="353A7C" w:sz="6"/>
+          <w:bottom w:val="single" w:color="353A7C" w:sz="6"/>
+          <w:right w:val="single" w:color="353A7C" w:sz="6"/>
+          <w:insideH w:val="single" w:color="353A7C" w:sz="6"/>
+          <w:insideV w:val="single" w:color="353A7C" w:sz="6"/>
         </w:tblBorders>
       </w:tblPr>
       <w:tblGrid>
-        <w:gridCol w:w="9600"/>
+        <w:gridCol w:w="4992"/>
+        <w:gridCol w:w="4608"/>
       </w:tblGrid>
       <w:tr>
         <w:tc>
           <w:tcPr>
             <w:tcW w:type="pct" w:w="5000"/>
-            <w:shd w:fill="F2F4FB" w:val="clear"/>
+            <w:gridSpan w:val="2"/>
+            <w:shd w:fill="353A7C" w:val="clear"/>
+            <w:tcMar>
+              <w:top w:type="dxa" w:w="60"/>
+              <w:left w:type="dxa" w:w="120"/>
+              <w:bottom w:type="dxa" w:w="60"/>
+              <w:right w:type="dxa" w:w="120"/>
+            </w:tcMar>
+          </w:tcPr>
+          <w:p>
+            <w:pPr>
+              <w:spacing w:before="40" w:after="40"/>
+            </w:pPr>
+            <w:r>
+              <w:rPr>
+                <w:b/>
+                <w:bCs/>
+                <w:color w:val="FFFFFF"/>
+                <w:sz w:val="17"/>
+                <w:szCs w:val="17"/>
+              </w:rPr>
+              <w:t xml:space="preserve">Cost — Category</w:t>
+            </w:r>
+          </w:p>
+        </w:tc>
+      </w:tr>
+      <w:tr>
+        <w:tc>
+          <w:tcPr>
+            <w:tcW w:type="pct" w:w="2600"/>
+            <w:shd w:fill="353A7C" w:val="clear"/>
             <w:tcMar>
               <w:top w:type="dxa" w:w="50"/>
               <w:left w:type="dxa" w:w="110"/>
@@ -11296,124 +13235,299 @@
               <w:rPr>
                 <w:b/>
                 <w:bCs/>
-                <w:color w:val="353A7C"/>
-                <w:sz w:val="19"/>
-                <w:szCs w:val="19"/>
-              </w:rPr>
-              <w:t xml:space="preserve">Everything ties</w:t>
+                <w:color w:val="FFFFFF"/>
+                <w:sz w:val="15"/>
+                <w:szCs w:val="15"/>
+              </w:rPr>
+              <w:t xml:space="preserve">Cost</w:t>
+            </w:r>
+          </w:p>
+        </w:tc>
+        <w:tc>
+          <w:tcPr>
+            <w:tcW w:type="pct" w:w="2400"/>
+            <w:shd w:fill="353A7C" w:val="clear"/>
+            <w:tcMar>
+              <w:top w:type="dxa" w:w="50"/>
+              <w:left w:type="dxa" w:w="110"/>
+              <w:bottom w:type="dxa" w:w="50"/>
+              <w:right w:type="dxa" w:w="110"/>
+            </w:tcMar>
+          </w:tcPr>
+          <w:p>
+            <w:pPr>
+              <w:spacing w:before="30" w:after="30"/>
+            </w:pPr>
+            <w:r>
+              <w:rPr>
+                <w:b/>
+                <w:bCs/>
+                <w:color w:val="FFFFFF"/>
+                <w:sz w:val="15"/>
+                <w:szCs w:val="15"/>
+              </w:rPr>
+              <w:t xml:space="preserve">Category</w:t>
+            </w:r>
+          </w:p>
+        </w:tc>
+      </w:tr>
+      <w:tr>
+        <w:tc>
+          <w:tcPr>
+            <w:tcW w:type="pct" w:w="2600"/>
+            <w:tcMar>
+              <w:top w:type="dxa" w:w="50"/>
+              <w:left w:type="dxa" w:w="110"/>
+              <w:bottom w:type="dxa" w:w="50"/>
+              <w:right w:type="dxa" w:w="110"/>
+            </w:tcMar>
+          </w:tcPr>
+          <w:p>
+            <w:pPr>
+              <w:spacing w:before="28" w:after="28"/>
+            </w:pPr>
+            <w:r>
+              <w:rPr>
+                <w:sz w:val="15"/>
+                <w:szCs w:val="15"/>
+              </w:rPr>
+              <w:t xml:space="preserve">Olive oil and bottles</w:t>
+            </w:r>
+          </w:p>
+        </w:tc>
+        <w:tc>
+          <w:tcPr>
+            <w:tcW w:type="pct" w:w="2400"/>
+            <w:shd w:fill="FFFFFF" w:val="clear"/>
+            <w:tcMar>
+              <w:top w:type="dxa" w:w="50"/>
+              <w:left w:type="dxa" w:w="110"/>
+              <w:bottom w:type="dxa" w:w="50"/>
+              <w:right w:type="dxa" w:w="110"/>
+            </w:tcMar>
+          </w:tcPr>
+          <w:p>
+            <w:pPr>
+              <w:spacing w:before="46" w:after="46"/>
+            </w:pPr>
+            <w:r>
+              <w:rPr>
+                <w:b/>
+                <w:bCs/>
+                <w:color w:val="8186EF"/>
+                <w:sz w:val="14"/>
+                <w:szCs w:val="14"/>
+              </w:rPr>
+              <w:t xml:space="preserve">(20)</w:t>
+            </w:r>
+          </w:p>
+        </w:tc>
+      </w:tr>
+      <w:tr>
+        <w:tc>
+          <w:tcPr>
+            <w:tcW w:type="pct" w:w="2600"/>
+            <w:shd w:fill="FBFAF6" w:val="clear"/>
+            <w:tcMar>
+              <w:top w:type="dxa" w:w="50"/>
+              <w:left w:type="dxa" w:w="110"/>
+              <w:bottom w:type="dxa" w:w="50"/>
+              <w:right w:type="dxa" w:w="110"/>
+            </w:tcMar>
+          </w:tcPr>
+          <w:p>
+            <w:pPr>
+              <w:spacing w:before="28" w:after="28"/>
+            </w:pPr>
+            <w:r>
+              <w:rPr>
+                <w:sz w:val="15"/>
+                <w:szCs w:val="15"/>
+              </w:rPr>
+              <w:t xml:space="preserve">Marketing the manager approved</w:t>
+            </w:r>
+          </w:p>
+        </w:tc>
+        <w:tc>
+          <w:tcPr>
+            <w:tcW w:type="pct" w:w="2400"/>
+            <w:shd w:fill="FFFFFF" w:val="clear"/>
+            <w:tcMar>
+              <w:top w:type="dxa" w:w="50"/>
+              <w:left w:type="dxa" w:w="110"/>
+              <w:bottom w:type="dxa" w:w="50"/>
+              <w:right w:type="dxa" w:w="110"/>
+            </w:tcMar>
+          </w:tcPr>
+          <w:p>
+            <w:pPr>
+              <w:spacing w:before="46" w:after="46"/>
+            </w:pPr>
+            <w:r>
+              <w:rPr>
+                <w:b/>
+                <w:bCs/>
+                <w:color w:val="8186EF"/>
+                <w:sz w:val="14"/>
+                <w:szCs w:val="14"/>
+              </w:rPr>
+              <w:t xml:space="preserve">(21)</w:t>
+            </w:r>
+          </w:p>
+        </w:tc>
+      </w:tr>
+      <w:tr>
+        <w:tc>
+          <w:tcPr>
+            <w:tcW w:type="pct" w:w="2600"/>
+            <w:tcMar>
+              <w:top w:type="dxa" w:w="50"/>
+              <w:left w:type="dxa" w:w="110"/>
+              <w:bottom w:type="dxa" w:w="50"/>
+              <w:right w:type="dxa" w:w="110"/>
+            </w:tcMar>
+          </w:tcPr>
+          <w:p>
+            <w:pPr>
+              <w:spacing w:before="28" w:after="28"/>
+            </w:pPr>
+            <w:r>
+              <w:rPr>
+                <w:sz w:val="15"/>
+                <w:szCs w:val="15"/>
+              </w:rPr>
+              <w:t xml:space="preserve">Depreciation of the bottling plant</w:t>
+            </w:r>
+          </w:p>
+        </w:tc>
+        <w:tc>
+          <w:tcPr>
+            <w:tcW w:type="pct" w:w="2400"/>
+            <w:shd w:fill="FFFFFF" w:val="clear"/>
+            <w:tcMar>
+              <w:top w:type="dxa" w:w="50"/>
+              <w:left w:type="dxa" w:w="110"/>
+              <w:bottom w:type="dxa" w:w="50"/>
+              <w:right w:type="dxa" w:w="110"/>
+            </w:tcMar>
+          </w:tcPr>
+          <w:p>
+            <w:pPr>
+              <w:spacing w:before="46" w:after="46"/>
+            </w:pPr>
+            <w:r>
+              <w:rPr>
+                <w:b/>
+                <w:bCs/>
+                <w:color w:val="8186EF"/>
+                <w:sz w:val="14"/>
+                <w:szCs w:val="14"/>
+              </w:rPr>
+              <w:t xml:space="preserve">(22)</w:t>
+            </w:r>
+          </w:p>
+        </w:tc>
+      </w:tr>
+      <w:tr>
+        <w:tc>
+          <w:tcPr>
+            <w:tcW w:type="pct" w:w="2600"/>
+            <w:shd w:fill="FBFAF6" w:val="clear"/>
+            <w:tcMar>
+              <w:top w:type="dxa" w:w="50"/>
+              <w:left w:type="dxa" w:w="110"/>
+              <w:bottom w:type="dxa" w:w="50"/>
+              <w:right w:type="dxa" w:w="110"/>
+            </w:tcMar>
+          </w:tcPr>
+          <w:p>
+            <w:pPr>
+              <w:spacing w:before="28" w:after="28"/>
+            </w:pPr>
+            <w:r>
+              <w:rPr>
+                <w:sz w:val="15"/>
+                <w:szCs w:val="15"/>
+              </w:rPr>
+              <w:t xml:space="preserve">Share of head-office costs</w:t>
+            </w:r>
+          </w:p>
+        </w:tc>
+        <w:tc>
+          <w:tcPr>
+            <w:tcW w:type="pct" w:w="2400"/>
+            <w:shd w:fill="FBFAF6" w:val="clear"/>
+            <w:tcMar>
+              <w:top w:type="dxa" w:w="50"/>
+              <w:left w:type="dxa" w:w="110"/>
+              <w:bottom w:type="dxa" w:w="50"/>
+              <w:right w:type="dxa" w:w="110"/>
+            </w:tcMar>
+          </w:tcPr>
+          <w:p>
+            <w:pPr>
+              <w:spacing w:before="28" w:after="28"/>
+            </w:pPr>
+            <w:r>
+              <w:rPr>
+                <w:sz w:val="15"/>
+                <w:szCs w:val="15"/>
+              </w:rPr>
+              <w:t xml:space="preserve">Common cost</w:t>
+            </w:r>
+          </w:p>
+        </w:tc>
+      </w:tr>
+      <w:tr>
+        <w:tc>
+          <w:tcPr>
+            <w:tcW w:type="pct" w:w="2600"/>
+            <w:tcMar>
+              <w:top w:type="dxa" w:w="50"/>
+              <w:left w:type="dxa" w:w="110"/>
+              <w:bottom w:type="dxa" w:w="50"/>
+              <w:right w:type="dxa" w:w="110"/>
+            </w:tcMar>
+          </w:tcPr>
+          <w:p>
+            <w:pPr>
+              <w:spacing w:before="28" w:after="28"/>
+            </w:pPr>
+            <w:r>
+              <w:rPr>
+                <w:sz w:val="15"/>
+                <w:szCs w:val="15"/>
+              </w:rPr>
+              <w:t xml:space="preserve">Freight to customers per case</w:t>
+            </w:r>
+          </w:p>
+        </w:tc>
+        <w:tc>
+          <w:tcPr>
+            <w:tcW w:type="pct" w:w="2400"/>
+            <w:tcMar>
+              <w:top w:type="dxa" w:w="50"/>
+              <w:left w:type="dxa" w:w="110"/>
+              <w:bottom w:type="dxa" w:w="50"/>
+              <w:right w:type="dxa" w:w="110"/>
+            </w:tcMar>
+          </w:tcPr>
+          <w:p>
+            <w:pPr>
+              <w:spacing w:before="28" w:after="28"/>
+            </w:pPr>
+            <w:r>
+              <w:rPr>
+                <w:sz w:val="15"/>
+                <w:szCs w:val="15"/>
+              </w:rPr>
+              <w:t xml:space="preserve">Variable cost</w:t>
             </w:r>
           </w:p>
         </w:tc>
       </w:tr>
     </w:tbl>
     <w:p/>
-    <w:p>
-      <w:pPr>
-        <w:spacing w:before="44" w:after="14"/>
-      </w:pPr>
-      <w:r>
-        <w:rPr>
-          <w:b/>
-          <w:bCs/>
-          <w:color w:val="353A7C"/>
-          <w:sz w:val="18"/>
-          <w:szCs w:val="18"/>
-        </w:rPr>
-        <w:t xml:space="preserve">Summary 2</w:t>
-      </w:r>
-      <w:r>
-        <w:rPr>
-          <w:color w:val="6B7280"/>
-          <w:sz w:val="16"/>
-          <w:szCs w:val="16"/>
-        </w:rPr>
-        <w:t xml:space="preserve">      gaps 12–13</w:t>
-      </w:r>
-    </w:p>
-    <w:p>
-      <w:pPr>
-        <w:spacing w:before="20" w:after="20" w:line="360" w:lineRule="auto"/>
-        <w:ind w:left="200"/>
-      </w:pPr>
-      <w:r>
-        <w:rPr>
-          <w:sz w:val="19"/>
-          <w:szCs w:val="19"/>
-        </w:rPr>
-        <w:t xml:space="preserve">Beverages segment margin $3,180,000 = the </w:t>
-      </w:r>
-      <w:r>
-        <w:rPr>
-          <w:b/>
-          <w:bCs/>
-          <w:color w:val="8186EF"/>
-          <w:sz w:val="15"/>
-          <w:szCs w:val="15"/>
-        </w:rPr>
-        <w:t xml:space="preserve"> (12) </w:t>
-      </w:r>
-      <w:r>
-        <w:rPr>
-          <w:u w:val="single"/>
-          <w:sz w:val="19"/>
-          <w:szCs w:val="19"/>
-        </w:rPr>
-        <w:t xml:space="preserve">                     </w:t>
-      </w:r>
-      <w:r>
-        <w:rPr>
-          <w:sz w:val="19"/>
-          <w:szCs w:val="19"/>
-        </w:rPr>
-        <w:t xml:space="preserve"> </w:t>
-      </w:r>
-      <w:r>
-        <w:rPr>
-          <w:sz w:val="19"/>
-          <w:szCs w:val="19"/>
-        </w:rPr>
-        <w:t xml:space="preserve"> operating income. </w:t>
-      </w:r>
-      <w:r>
-        <w:rPr>
-          <w:sz w:val="19"/>
-          <w:szCs w:val="19"/>
-        </w:rPr>
-        <w:t xml:space="preserve">Segment </w:t>
-      </w:r>
-      <w:r>
-        <w:rPr>
-          <w:b/>
-          <w:bCs/>
-          <w:color w:val="8186EF"/>
-          <w:sz w:val="15"/>
-          <w:szCs w:val="15"/>
-        </w:rPr>
-        <w:t xml:space="preserve"> (13) </w:t>
-      </w:r>
-      <w:r>
-        <w:rPr>
-          <w:u w:val="single"/>
-          <w:sz w:val="19"/>
-          <w:szCs w:val="19"/>
-        </w:rPr>
-        <w:t xml:space="preserve">           </w:t>
-      </w:r>
-      <w:r>
-        <w:rPr>
-          <w:sz w:val="19"/>
-          <w:szCs w:val="19"/>
-        </w:rPr>
-        <w:t xml:space="preserve"> </w:t>
-      </w:r>
-      <w:r>
-        <w:rPr>
-          <w:sz w:val="19"/>
-          <w:szCs w:val="19"/>
-        </w:rPr>
-        <w:t xml:space="preserve"> $5,020,000 − common costs $1,100,000 = company operating income $3,920,000. </w:t>
-      </w:r>
-    </w:p>
     <w:tbl>
       <w:tblPr>
         <w:tblW w:type="pct" w:w="100%"/>
@@ -11469,255 +13583,7 @@
                 <w:sz w:val="16"/>
                 <w:szCs w:val="16"/>
               </w:rPr>
-              <w:t xml:space="preserve">Spreads   ·   contribution-format   ·   margins</w:t>
-            </w:r>
-          </w:p>
-        </w:tc>
-      </w:tr>
-    </w:tbl>
-    <w:p/>
-    <w:tbl>
-      <w:tblPr>
-        <w:tblW w:type="pct" w:w="100%"/>
-        <w:tblLayout w:type="fixed"/>
-        <w:tblBorders>
-          <w:top w:val="single" w:color="353A7C" w:sz="4"/>
-          <w:left w:val="single" w:color="353A7C" w:sz="4"/>
-          <w:bottom w:val="single" w:color="353A7C" w:sz="4"/>
-          <w:right w:val="single" w:color="353A7C" w:sz="4"/>
-          <w:insideH w:val="single" w:color="353A7C" w:sz="4"/>
-          <w:insideV w:val="single" w:color="353A7C" w:sz="4"/>
-        </w:tblBorders>
-      </w:tblPr>
-      <w:tblGrid>
-        <w:gridCol w:w="9600"/>
-      </w:tblGrid>
-      <w:tr>
-        <w:tc>
-          <w:tcPr>
-            <w:tcW w:type="pct" w:w="5000"/>
-            <w:shd w:fill="F2F4FB" w:val="clear"/>
-            <w:tcMar>
-              <w:top w:type="dxa" w:w="50"/>
-              <w:left w:type="dxa" w:w="110"/>
-              <w:bottom w:type="dxa" w:w="50"/>
-              <w:right w:type="dxa" w:w="110"/>
-            </w:tcMar>
-          </w:tcPr>
-          <w:p>
-            <w:pPr>
-              <w:spacing w:before="30" w:after="30"/>
-            </w:pPr>
-            <w:r>
-              <w:rPr>
-                <w:b/>
-                <w:bCs/>
-                <w:color w:val="353A7C"/>
-                <w:sz w:val="19"/>
-                <w:szCs w:val="19"/>
-              </w:rPr>
-              <w:t xml:space="preserve">Exam view</w:t>
-            </w:r>
-          </w:p>
-        </w:tc>
-      </w:tr>
-    </w:tbl>
-    <w:p/>
-    <w:p>
-      <w:pPr>
-        <w:spacing w:before="44" w:after="14"/>
-      </w:pPr>
-      <w:r>
-        <w:rPr>
-          <w:b/>
-          <w:bCs/>
-          <w:color w:val="353A7C"/>
-          <w:sz w:val="18"/>
-          <w:szCs w:val="18"/>
-        </w:rPr>
-        <w:t xml:space="preserve">Summary 3</w:t>
-      </w:r>
-      <w:r>
-        <w:rPr>
-          <w:color w:val="6B7280"/>
-          <w:sz w:val="16"/>
-          <w:szCs w:val="16"/>
-        </w:rPr>
-        <w:t xml:space="preserve">      gaps 14–16</w:t>
-      </w:r>
-    </w:p>
-    <w:p>
-      <w:pPr>
-        <w:spacing w:before="20" w:after="20" w:line="360" w:lineRule="auto"/>
-        <w:ind w:left="200"/>
-      </w:pPr>
-      <w:r>
-        <w:rPr>
-          <w:sz w:val="19"/>
-          <w:szCs w:val="19"/>
-        </w:rPr>
-        <w:t xml:space="preserve">Expect a list of costs to classify as variable, </w:t>
-      </w:r>
-      <w:r>
-        <w:rPr>
-          <w:b/>
-          <w:bCs/>
-          <w:color w:val="8186EF"/>
-          <w:sz w:val="15"/>
-          <w:szCs w:val="15"/>
-        </w:rPr>
-        <w:t xml:space="preserve"> (14) </w:t>
-      </w:r>
-      <w:r>
-        <w:rPr>
-          <w:u w:val="single"/>
-          <w:sz w:val="19"/>
-          <w:szCs w:val="19"/>
-        </w:rPr>
-        <w:t xml:space="preserve">              </w:t>
-      </w:r>
-      <w:r>
-        <w:rPr>
-          <w:sz w:val="19"/>
-          <w:szCs w:val="19"/>
-        </w:rPr>
-        <w:t xml:space="preserve"> </w:t>
-      </w:r>
-      <w:r>
-        <w:rPr>
-          <w:sz w:val="19"/>
-          <w:szCs w:val="19"/>
-        </w:rPr>
-        <w:t xml:space="preserve"> fixed, traceable fixed or common, and then a margin to </w:t>
-      </w:r>
-      <w:r>
-        <w:rPr>
-          <w:b/>
-          <w:bCs/>
-          <w:color w:val="8186EF"/>
-          <w:sz w:val="15"/>
-          <w:szCs w:val="15"/>
-        </w:rPr>
-        <w:t xml:space="preserve"> (15) </w:t>
-      </w:r>
-      <w:r>
-        <w:rPr>
-          <w:u w:val="single"/>
-          <w:sz w:val="19"/>
-          <w:szCs w:val="19"/>
-        </w:rPr>
-        <w:t xml:space="preserve">           </w:t>
-      </w:r>
-      <w:r>
-        <w:rPr>
-          <w:sz w:val="19"/>
-          <w:szCs w:val="19"/>
-        </w:rPr>
-        <w:t xml:space="preserve"> </w:t>
-      </w:r>
-      <w:r>
-        <w:rPr>
-          <w:sz w:val="19"/>
-          <w:szCs w:val="19"/>
-        </w:rPr>
-        <w:t xml:space="preserve">. </w:t>
-      </w:r>
-      <w:r>
-        <w:rPr>
-          <w:sz w:val="19"/>
-          <w:szCs w:val="19"/>
-        </w:rPr>
-        <w:t xml:space="preserve">Read </w:t>
-      </w:r>
-      <w:r>
-        <w:rPr>
-          <w:b/>
-          <w:bCs/>
-          <w:color w:val="8186EF"/>
-          <w:sz w:val="15"/>
-          <w:szCs w:val="15"/>
-        </w:rPr>
-        <w:t xml:space="preserve"> (16) </w:t>
-      </w:r>
-      <w:r>
-        <w:rPr>
-          <w:u w:val="single"/>
-          <w:sz w:val="19"/>
-          <w:szCs w:val="19"/>
-        </w:rPr>
-        <w:t xml:space="preserve">           </w:t>
-      </w:r>
-      <w:r>
-        <w:rPr>
-          <w:sz w:val="19"/>
-          <w:szCs w:val="19"/>
-        </w:rPr>
-        <w:t xml:space="preserve"> </w:t>
-      </w:r>
-      <w:r>
-        <w:rPr>
-          <w:sz w:val="19"/>
-          <w:szCs w:val="19"/>
-        </w:rPr>
-        <w:t xml:space="preserve"> which margin is asked for, and remember that allocated common costs come last. </w:t>
-      </w:r>
-    </w:p>
-    <w:tbl>
-      <w:tblPr>
-        <w:tblW w:type="pct" w:w="100%"/>
-        <w:tblLayout w:type="fixed"/>
-        <w:tblBorders>
-          <w:top w:val="single" w:color="FBFAF6" w:sz="4"/>
-          <w:left w:val="single" w:color="FBFAF6" w:sz="4"/>
-          <w:bottom w:val="single" w:color="FBFAF6" w:sz="4"/>
-          <w:right w:val="single" w:color="FBFAF6" w:sz="4"/>
-          <w:insideH w:val="single" w:color="FBFAF6" w:sz="4"/>
-          <w:insideV w:val="single" w:color="FBFAF6" w:sz="4"/>
-        </w:tblBorders>
-      </w:tblPr>
-      <w:tblGrid>
-        <w:gridCol w:w="9600"/>
-      </w:tblGrid>
-      <w:tr>
-        <w:tc>
-          <w:tcPr>
-            <w:tcW w:type="pct" w:w="5000"/>
-            <w:shd w:fill="FBFAF6" w:val="clear"/>
-            <w:tcMar>
-              <w:top w:type="dxa" w:w="40"/>
-              <w:left w:type="dxa" w:w="100"/>
-              <w:bottom w:type="dxa" w:w="40"/>
-              <w:right w:type="dxa" w:w="100"/>
-            </w:tcMar>
-          </w:tcPr>
-          <w:p>
-            <w:pPr>
-              <w:spacing w:before="18" w:after="6"/>
-            </w:pPr>
-            <w:r>
-              <w:rPr>
-                <w:b/>
-                <w:bCs/>
-                <w:color w:val="6B7280"/>
-                <w:sz w:val="14"/>
-                <w:szCs w:val="14"/>
-              </w:rPr>
-              <w:t xml:space="preserve">word list</w:t>
-            </w:r>
-          </w:p>
-          <w:p>
-            <w:pPr>
-              <w:spacing w:before="0" w:after="18"/>
-            </w:pPr>
-            <w:r>
-              <w:rPr>
-                <w:b/>
-                <w:bCs/>
-                <w:color w:val="353A7C"/>
-                <w:sz w:val="16"/>
-                <w:szCs w:val="16"/>
-              </w:rPr>
-              <w:t xml:space="preserve">controllable   ·   carefully   ·   Spreads   ·   calculate</w:t>
+              <w:t xml:space="preserve">Fixed cost the manager controls   ·   $2,100,000 − $900,000 = $1,200,000   ·   Traceable fixed cost the manager does not control   ·   Variable cost</w:t>
             </w:r>
           </w:p>
         </w:tc>
@@ -11748,7 +13614,7 @@
           <w:sz w:val="18"/>
           <w:szCs w:val="18"/>
         </w:rPr>
-        <w:t xml:space="preserve">Exam view</w:t>
+        <w:t xml:space="preserve">The English this section uses, and its Arabic</w:t>
       </w:r>
     </w:p>
     <w:p>
@@ -11761,7 +13627,7 @@
           <w:sz w:val="15"/>
           <w:szCs w:val="15"/>
         </w:rPr>
-        <w:t xml:space="preserve">The bars are drawn to scale.</w:t>
+        <w:t xml:space="preserve">Each term sits against what it means.</w:t>
       </w:r>
     </w:p>
     <w:p>
@@ -11772,7 +13638,7 @@
       <w:r>
         <w:drawing>
           <wp:inline distT="0" distB="0" distL="0" distR="0">
-            <wp:extent cx="5734050" cy="1644775"/>
+            <wp:extent cx="5734050" cy="1931475"/>
             <wp:effectExtent t="0" r="0" b="0" l="0"/>
             <wp:docPr id="1" name="" descr="" title=""/>
             <wp:cNvGraphicFramePr>
@@ -11797,7 +13663,7 @@
                   <pic:spPr bwMode="auto">
                     <a:xfrm>
                       <a:off x="0" y="0"/>
-                      <a:ext cx="5734050" cy="1644775"/>
+                      <a:ext cx="5734050" cy="1931475"/>
                     </a:xfrm>
                     <a:prstGeom prst="rect">
                       <a:avLst/>
@@ -11865,897 +13731,7 @@
                 <w:sz w:val="16"/>
                 <w:szCs w:val="16"/>
               </w:rPr>
-              <w:t xml:space="preserve">stand-alone cost allocation   ·   Variable manufacturing costs</w:t>
-            </w:r>
-          </w:p>
-        </w:tc>
-      </w:tr>
-    </w:tbl>
-    <w:p/>
-    <w:tbl>
-      <w:tblPr>
-        <w:tblW w:type="pct" w:w="100%"/>
-        <w:tblLayout w:type="fixed"/>
-        <w:tblBorders>
-          <w:top w:val="single" w:color="353A7C" w:sz="6"/>
-          <w:left w:val="single" w:color="353A7C" w:sz="6"/>
-          <w:bottom w:val="single" w:color="353A7C" w:sz="6"/>
-          <w:right w:val="single" w:color="353A7C" w:sz="6"/>
-          <w:insideH w:val="single" w:color="353A7C" w:sz="6"/>
-          <w:insideV w:val="single" w:color="353A7C" w:sz="6"/>
-        </w:tblBorders>
-      </w:tblPr>
-      <w:tblGrid>
-        <w:gridCol w:w="4608"/>
-        <w:gridCol w:w="4992"/>
-      </w:tblGrid>
-      <w:tr>
-        <w:tc>
-          <w:tcPr>
-            <w:tcW w:type="pct" w:w="5000"/>
-            <w:gridSpan w:val="2"/>
-            <w:shd w:fill="353A7C" w:val="clear"/>
-            <w:tcMar>
-              <w:top w:type="dxa" w:w="60"/>
-              <w:left w:type="dxa" w:w="120"/>
-              <w:bottom w:type="dxa" w:w="60"/>
-              <w:right w:type="dxa" w:w="120"/>
-            </w:tcMar>
-          </w:tcPr>
-          <w:p>
-            <w:pPr>
-              <w:spacing w:before="40" w:after="40"/>
-            </w:pPr>
-            <w:r>
-              <w:rPr>
-                <w:b/>
-                <w:bCs/>
-                <w:color w:val="FFFFFF"/>
-                <w:sz w:val="17"/>
-                <w:szCs w:val="17"/>
-              </w:rPr>
-              <w:t xml:space="preserve">Item — Answer</w:t>
-            </w:r>
-          </w:p>
-        </w:tc>
-      </w:tr>
-      <w:tr>
-        <w:tc>
-          <w:tcPr>
-            <w:tcW w:type="pct" w:w="2400"/>
-            <w:shd w:fill="353A7C" w:val="clear"/>
-            <w:tcMar>
-              <w:top w:type="dxa" w:w="50"/>
-              <w:left w:type="dxa" w:w="110"/>
-              <w:bottom w:type="dxa" w:w="50"/>
-              <w:right w:type="dxa" w:w="110"/>
-            </w:tcMar>
-          </w:tcPr>
-          <w:p>
-            <w:pPr>
-              <w:spacing w:before="30" w:after="30"/>
-            </w:pPr>
-            <w:r>
-              <w:rPr>
-                <w:b/>
-                <w:bCs/>
-                <w:color w:val="FFFFFF"/>
-                <w:sz w:val="15"/>
-                <w:szCs w:val="15"/>
-              </w:rPr>
-              <w:t xml:space="preserve">Item</w:t>
-            </w:r>
-          </w:p>
-        </w:tc>
-        <w:tc>
-          <w:tcPr>
-            <w:tcW w:type="pct" w:w="2600"/>
-            <w:shd w:fill="353A7C" w:val="clear"/>
-            <w:tcMar>
-              <w:top w:type="dxa" w:w="50"/>
-              <w:left w:type="dxa" w:w="110"/>
-              <w:bottom w:type="dxa" w:w="50"/>
-              <w:right w:type="dxa" w:w="110"/>
-            </w:tcMar>
-          </w:tcPr>
-          <w:p>
-            <w:pPr>
-              <w:spacing w:before="30" w:after="30"/>
-            </w:pPr>
-            <w:r>
-              <w:rPr>
-                <w:b/>
-                <w:bCs/>
-                <w:color w:val="FFFFFF"/>
-                <w:sz w:val="15"/>
-                <w:szCs w:val="15"/>
-              </w:rPr>
-              <w:t xml:space="preserve">Answer</w:t>
-            </w:r>
-          </w:p>
-        </w:tc>
-      </w:tr>
-      <w:tr>
-        <w:tc>
-          <w:tcPr>
-            <w:tcW w:type="pct" w:w="2400"/>
-            <w:tcMar>
-              <w:top w:type="dxa" w:w="50"/>
-              <w:left w:type="dxa" w:w="110"/>
-              <w:bottom w:type="dxa" w:w="50"/>
-              <w:right w:type="dxa" w:w="110"/>
-            </w:tcMar>
-          </w:tcPr>
-          <w:p>
-            <w:pPr>
-              <w:spacing w:before="28" w:after="28"/>
-            </w:pPr>
-            <w:r>
-              <w:rPr>
-                <w:sz w:val="15"/>
-                <w:szCs w:val="15"/>
-              </w:rPr>
-              <w:t xml:space="preserve">Contribution margin</w:t>
-            </w:r>
-          </w:p>
-        </w:tc>
-        <w:tc>
-          <w:tcPr>
-            <w:tcW w:type="pct" w:w="2600"/>
-            <w:tcMar>
-              <w:top w:type="dxa" w:w="50"/>
-              <w:left w:type="dxa" w:w="110"/>
-              <w:bottom w:type="dxa" w:w="50"/>
-              <w:right w:type="dxa" w:w="110"/>
-            </w:tcMar>
-          </w:tcPr>
-          <w:p>
-            <w:pPr>
-              <w:spacing w:before="28" w:after="28"/>
-            </w:pPr>
-            <w:r>
-              <w:rPr>
-                <w:sz w:val="15"/>
-                <w:szCs w:val="15"/>
-              </w:rPr>
-              <w:t xml:space="preserve">$5,250,000 − $3,150,000 = $2,100,000</w:t>
-            </w:r>
-          </w:p>
-        </w:tc>
-      </w:tr>
-      <w:tr>
-        <w:tc>
-          <w:tcPr>
-            <w:tcW w:type="pct" w:w="2400"/>
-            <w:shd w:fill="FBFAF6" w:val="clear"/>
-            <w:tcMar>
-              <w:top w:type="dxa" w:w="50"/>
-              <w:left w:type="dxa" w:w="110"/>
-              <w:bottom w:type="dxa" w:w="50"/>
-              <w:right w:type="dxa" w:w="110"/>
-            </w:tcMar>
-          </w:tcPr>
-          <w:p>
-            <w:pPr>
-              <w:spacing w:before="28" w:after="28"/>
-            </w:pPr>
-            <w:r>
-              <w:rPr>
-                <w:sz w:val="15"/>
-                <w:szCs w:val="15"/>
-              </w:rPr>
-              <w:t xml:space="preserve">Controllable margin</w:t>
-            </w:r>
-          </w:p>
-        </w:tc>
-        <w:tc>
-          <w:tcPr>
-            <w:tcW w:type="pct" w:w="2600"/>
-            <w:shd w:fill="FFFFFF" w:val="clear"/>
-            <w:tcMar>
-              <w:top w:type="dxa" w:w="50"/>
-              <w:left w:type="dxa" w:w="110"/>
-              <w:bottom w:type="dxa" w:w="50"/>
-              <w:right w:type="dxa" w:w="110"/>
-            </w:tcMar>
-          </w:tcPr>
-          <w:p>
-            <w:pPr>
-              <w:spacing w:before="46" w:after="46"/>
-            </w:pPr>
-            <w:r>
-              <w:rPr>
-                <w:b/>
-                <w:bCs/>
-                <w:color w:val="8186EF"/>
-                <w:sz w:val="14"/>
-                <w:szCs w:val="14"/>
-              </w:rPr>
-              <w:t xml:space="preserve">(18)</w:t>
-            </w:r>
-          </w:p>
-        </w:tc>
-      </w:tr>
-      <w:tr>
-        <w:tc>
-          <w:tcPr>
-            <w:tcW w:type="pct" w:w="2400"/>
-            <w:tcMar>
-              <w:top w:type="dxa" w:w="50"/>
-              <w:left w:type="dxa" w:w="110"/>
-              <w:bottom w:type="dxa" w:w="50"/>
-              <w:right w:type="dxa" w:w="110"/>
-            </w:tcMar>
-          </w:tcPr>
-          <w:p>
-            <w:pPr>
-              <w:spacing w:before="28" w:after="28"/>
-            </w:pPr>
-            <w:r>
-              <w:rPr>
-                <w:sz w:val="15"/>
-                <w:szCs w:val="15"/>
-              </w:rPr>
-              <w:t xml:space="preserve">Segment margin</w:t>
-            </w:r>
-          </w:p>
-        </w:tc>
-        <w:tc>
-          <w:tcPr>
-            <w:tcW w:type="pct" w:w="2600"/>
-            <w:shd w:fill="FFFFFF" w:val="clear"/>
-            <w:tcMar>
-              <w:top w:type="dxa" w:w="50"/>
-              <w:left w:type="dxa" w:w="110"/>
-              <w:bottom w:type="dxa" w:w="50"/>
-              <w:right w:type="dxa" w:w="110"/>
-            </w:tcMar>
-          </w:tcPr>
-          <w:p>
-            <w:pPr>
-              <w:spacing w:before="46" w:after="46"/>
-            </w:pPr>
-            <w:r>
-              <w:rPr>
-                <w:b/>
-                <w:bCs/>
-                <w:color w:val="8186EF"/>
-                <w:sz w:val="14"/>
-                <w:szCs w:val="14"/>
-              </w:rPr>
-              <w:t xml:space="preserve">(19)</w:t>
-            </w:r>
-          </w:p>
-        </w:tc>
-      </w:tr>
-    </w:tbl>
-    <w:p/>
-    <w:tbl>
-      <w:tblPr>
-        <w:tblW w:type="pct" w:w="100%"/>
-        <w:tblLayout w:type="fixed"/>
-        <w:tblBorders>
-          <w:top w:val="single" w:color="FBFAF6" w:sz="4"/>
-          <w:left w:val="single" w:color="FBFAF6" w:sz="4"/>
-          <w:bottom w:val="single" w:color="FBFAF6" w:sz="4"/>
-          <w:right w:val="single" w:color="FBFAF6" w:sz="4"/>
-          <w:insideH w:val="single" w:color="FBFAF6" w:sz="4"/>
-          <w:insideV w:val="single" w:color="FBFAF6" w:sz="4"/>
-        </w:tblBorders>
-      </w:tblPr>
-      <w:tblGrid>
-        <w:gridCol w:w="9600"/>
-      </w:tblGrid>
-      <w:tr>
-        <w:tc>
-          <w:tcPr>
-            <w:tcW w:type="pct" w:w="5000"/>
-            <w:shd w:fill="FBFAF6" w:val="clear"/>
-            <w:tcMar>
-              <w:top w:type="dxa" w:w="40"/>
-              <w:left w:type="dxa" w:w="100"/>
-              <w:bottom w:type="dxa" w:w="40"/>
-              <w:right w:type="dxa" w:w="100"/>
-            </w:tcMar>
-          </w:tcPr>
-          <w:p>
-            <w:pPr>
-              <w:spacing w:before="18" w:after="6"/>
-            </w:pPr>
-            <w:r>
-              <w:rPr>
-                <w:b/>
-                <w:bCs/>
-                <w:color w:val="6B7280"/>
-                <w:sz w:val="14"/>
-                <w:szCs w:val="14"/>
-              </w:rPr>
-              <w:t xml:space="preserve">word list</w:t>
-            </w:r>
-          </w:p>
-          <w:p>
-            <w:pPr>
-              <w:spacing w:before="0" w:after="18"/>
-            </w:pPr>
-            <w:r>
-              <w:rPr>
-                <w:b/>
-                <w:bCs/>
-                <w:color w:val="353A7C"/>
-                <w:sz w:val="16"/>
-                <w:szCs w:val="16"/>
-              </w:rPr>
-              <w:t xml:space="preserve">$2,100,000 − $900,000 = $1,200,000   ·   $5,250,000 − $3,150,000 = $2,100,000   ·   $1,200,000 − $360,000 = $840,000</w:t>
-            </w:r>
-          </w:p>
-        </w:tc>
-      </w:tr>
-    </w:tbl>
-    <w:p/>
-    <w:tbl>
-      <w:tblPr>
-        <w:tblW w:type="pct" w:w="100%"/>
-        <w:tblLayout w:type="fixed"/>
-        <w:tblBorders>
-          <w:top w:val="single" w:color="353A7C" w:sz="6"/>
-          <w:left w:val="single" w:color="353A7C" w:sz="6"/>
-          <w:bottom w:val="single" w:color="353A7C" w:sz="6"/>
-          <w:right w:val="single" w:color="353A7C" w:sz="6"/>
-          <w:insideH w:val="single" w:color="353A7C" w:sz="6"/>
-          <w:insideV w:val="single" w:color="353A7C" w:sz="6"/>
-        </w:tblBorders>
-      </w:tblPr>
-      <w:tblGrid>
-        <w:gridCol w:w="4992"/>
-        <w:gridCol w:w="4608"/>
-      </w:tblGrid>
-      <w:tr>
-        <w:tc>
-          <w:tcPr>
-            <w:tcW w:type="pct" w:w="5000"/>
-            <w:gridSpan w:val="2"/>
-            <w:shd w:fill="353A7C" w:val="clear"/>
-            <w:tcMar>
-              <w:top w:type="dxa" w:w="60"/>
-              <w:left w:type="dxa" w:w="120"/>
-              <w:bottom w:type="dxa" w:w="60"/>
-              <w:right w:type="dxa" w:w="120"/>
-            </w:tcMar>
-          </w:tcPr>
-          <w:p>
-            <w:pPr>
-              <w:spacing w:before="40" w:after="40"/>
-            </w:pPr>
-            <w:r>
-              <w:rPr>
-                <w:b/>
-                <w:bCs/>
-                <w:color w:val="FFFFFF"/>
-                <w:sz w:val="17"/>
-                <w:szCs w:val="17"/>
-              </w:rPr>
-              <w:t xml:space="preserve">Cost — Category</w:t>
-            </w:r>
-          </w:p>
-        </w:tc>
-      </w:tr>
-      <w:tr>
-        <w:tc>
-          <w:tcPr>
-            <w:tcW w:type="pct" w:w="2600"/>
-            <w:shd w:fill="353A7C" w:val="clear"/>
-            <w:tcMar>
-              <w:top w:type="dxa" w:w="50"/>
-              <w:left w:type="dxa" w:w="110"/>
-              <w:bottom w:type="dxa" w:w="50"/>
-              <w:right w:type="dxa" w:w="110"/>
-            </w:tcMar>
-          </w:tcPr>
-          <w:p>
-            <w:pPr>
-              <w:spacing w:before="30" w:after="30"/>
-            </w:pPr>
-            <w:r>
-              <w:rPr>
-                <w:b/>
-                <w:bCs/>
-                <w:color w:val="FFFFFF"/>
-                <w:sz w:val="15"/>
-                <w:szCs w:val="15"/>
-              </w:rPr>
-              <w:t xml:space="preserve">Cost</w:t>
-            </w:r>
-          </w:p>
-        </w:tc>
-        <w:tc>
-          <w:tcPr>
-            <w:tcW w:type="pct" w:w="2400"/>
-            <w:shd w:fill="353A7C" w:val="clear"/>
-            <w:tcMar>
-              <w:top w:type="dxa" w:w="50"/>
-              <w:left w:type="dxa" w:w="110"/>
-              <w:bottom w:type="dxa" w:w="50"/>
-              <w:right w:type="dxa" w:w="110"/>
-            </w:tcMar>
-          </w:tcPr>
-          <w:p>
-            <w:pPr>
-              <w:spacing w:before="30" w:after="30"/>
-            </w:pPr>
-            <w:r>
-              <w:rPr>
-                <w:b/>
-                <w:bCs/>
-                <w:color w:val="FFFFFF"/>
-                <w:sz w:val="15"/>
-                <w:szCs w:val="15"/>
-              </w:rPr>
-              <w:t xml:space="preserve">Category</w:t>
-            </w:r>
-          </w:p>
-        </w:tc>
-      </w:tr>
-      <w:tr>
-        <w:tc>
-          <w:tcPr>
-            <w:tcW w:type="pct" w:w="2600"/>
-            <w:tcMar>
-              <w:top w:type="dxa" w:w="50"/>
-              <w:left w:type="dxa" w:w="110"/>
-              <w:bottom w:type="dxa" w:w="50"/>
-              <w:right w:type="dxa" w:w="110"/>
-            </w:tcMar>
-          </w:tcPr>
-          <w:p>
-            <w:pPr>
-              <w:spacing w:before="28" w:after="28"/>
-            </w:pPr>
-            <w:r>
-              <w:rPr>
-                <w:sz w:val="15"/>
-                <w:szCs w:val="15"/>
-              </w:rPr>
-              <w:t xml:space="preserve">Olive oil and bottles</w:t>
-            </w:r>
-          </w:p>
-        </w:tc>
-        <w:tc>
-          <w:tcPr>
-            <w:tcW w:type="pct" w:w="2400"/>
-            <w:shd w:fill="FFFFFF" w:val="clear"/>
-            <w:tcMar>
-              <w:top w:type="dxa" w:w="50"/>
-              <w:left w:type="dxa" w:w="110"/>
-              <w:bottom w:type="dxa" w:w="50"/>
-              <w:right w:type="dxa" w:w="110"/>
-            </w:tcMar>
-          </w:tcPr>
-          <w:p>
-            <w:pPr>
-              <w:spacing w:before="46" w:after="46"/>
-            </w:pPr>
-            <w:r>
-              <w:rPr>
-                <w:b/>
-                <w:bCs/>
-                <w:color w:val="8186EF"/>
-                <w:sz w:val="14"/>
-                <w:szCs w:val="14"/>
-              </w:rPr>
-              <w:t xml:space="preserve">(20)</w:t>
-            </w:r>
-          </w:p>
-        </w:tc>
-      </w:tr>
-      <w:tr>
-        <w:tc>
-          <w:tcPr>
-            <w:tcW w:type="pct" w:w="2600"/>
-            <w:shd w:fill="FBFAF6" w:val="clear"/>
-            <w:tcMar>
-              <w:top w:type="dxa" w:w="50"/>
-              <w:left w:type="dxa" w:w="110"/>
-              <w:bottom w:type="dxa" w:w="50"/>
-              <w:right w:type="dxa" w:w="110"/>
-            </w:tcMar>
-          </w:tcPr>
-          <w:p>
-            <w:pPr>
-              <w:spacing w:before="28" w:after="28"/>
-            </w:pPr>
-            <w:r>
-              <w:rPr>
-                <w:sz w:val="15"/>
-                <w:szCs w:val="15"/>
-              </w:rPr>
-              <w:t xml:space="preserve">Marketing the manager approved</w:t>
-            </w:r>
-          </w:p>
-        </w:tc>
-        <w:tc>
-          <w:tcPr>
-            <w:tcW w:type="pct" w:w="2400"/>
-            <w:shd w:fill="FFFFFF" w:val="clear"/>
-            <w:tcMar>
-              <w:top w:type="dxa" w:w="50"/>
-              <w:left w:type="dxa" w:w="110"/>
-              <w:bottom w:type="dxa" w:w="50"/>
-              <w:right w:type="dxa" w:w="110"/>
-            </w:tcMar>
-          </w:tcPr>
-          <w:p>
-            <w:pPr>
-              <w:spacing w:before="46" w:after="46"/>
-            </w:pPr>
-            <w:r>
-              <w:rPr>
-                <w:b/>
-                <w:bCs/>
-                <w:color w:val="8186EF"/>
-                <w:sz w:val="14"/>
-                <w:szCs w:val="14"/>
-              </w:rPr>
-              <w:t xml:space="preserve">(21)</w:t>
-            </w:r>
-          </w:p>
-        </w:tc>
-      </w:tr>
-      <w:tr>
-        <w:tc>
-          <w:tcPr>
-            <w:tcW w:type="pct" w:w="2600"/>
-            <w:tcMar>
-              <w:top w:type="dxa" w:w="50"/>
-              <w:left w:type="dxa" w:w="110"/>
-              <w:bottom w:type="dxa" w:w="50"/>
-              <w:right w:type="dxa" w:w="110"/>
-            </w:tcMar>
-          </w:tcPr>
-          <w:p>
-            <w:pPr>
-              <w:spacing w:before="28" w:after="28"/>
-            </w:pPr>
-            <w:r>
-              <w:rPr>
-                <w:sz w:val="15"/>
-                <w:szCs w:val="15"/>
-              </w:rPr>
-              <w:t xml:space="preserve">Depreciation of the bottling plant</w:t>
-            </w:r>
-          </w:p>
-        </w:tc>
-        <w:tc>
-          <w:tcPr>
-            <w:tcW w:type="pct" w:w="2400"/>
-            <w:shd w:fill="FFFFFF" w:val="clear"/>
-            <w:tcMar>
-              <w:top w:type="dxa" w:w="50"/>
-              <w:left w:type="dxa" w:w="110"/>
-              <w:bottom w:type="dxa" w:w="50"/>
-              <w:right w:type="dxa" w:w="110"/>
-            </w:tcMar>
-          </w:tcPr>
-          <w:p>
-            <w:pPr>
-              <w:spacing w:before="46" w:after="46"/>
-            </w:pPr>
-            <w:r>
-              <w:rPr>
-                <w:b/>
-                <w:bCs/>
-                <w:color w:val="8186EF"/>
-                <w:sz w:val="14"/>
-                <w:szCs w:val="14"/>
-              </w:rPr>
-              <w:t xml:space="preserve">(22)</w:t>
-            </w:r>
-          </w:p>
-        </w:tc>
-      </w:tr>
-      <w:tr>
-        <w:tc>
-          <w:tcPr>
-            <w:tcW w:type="pct" w:w="2600"/>
-            <w:shd w:fill="FBFAF6" w:val="clear"/>
-            <w:tcMar>
-              <w:top w:type="dxa" w:w="50"/>
-              <w:left w:type="dxa" w:w="110"/>
-              <w:bottom w:type="dxa" w:w="50"/>
-              <w:right w:type="dxa" w:w="110"/>
-            </w:tcMar>
-          </w:tcPr>
-          <w:p>
-            <w:pPr>
-              <w:spacing w:before="28" w:after="28"/>
-            </w:pPr>
-            <w:r>
-              <w:rPr>
-                <w:sz w:val="15"/>
-                <w:szCs w:val="15"/>
-              </w:rPr>
-              <w:t xml:space="preserve">Share of head-office costs</w:t>
-            </w:r>
-          </w:p>
-        </w:tc>
-        <w:tc>
-          <w:tcPr>
-            <w:tcW w:type="pct" w:w="2400"/>
-            <w:shd w:fill="FBFAF6" w:val="clear"/>
-            <w:tcMar>
-              <w:top w:type="dxa" w:w="50"/>
-              <w:left w:type="dxa" w:w="110"/>
-              <w:bottom w:type="dxa" w:w="50"/>
-              <w:right w:type="dxa" w:w="110"/>
-            </w:tcMar>
-          </w:tcPr>
-          <w:p>
-            <w:pPr>
-              <w:spacing w:before="28" w:after="28"/>
-            </w:pPr>
-            <w:r>
-              <w:rPr>
-                <w:sz w:val="15"/>
-                <w:szCs w:val="15"/>
-              </w:rPr>
-              <w:t xml:space="preserve">Common cost</w:t>
-            </w:r>
-          </w:p>
-        </w:tc>
-      </w:tr>
-      <w:tr>
-        <w:tc>
-          <w:tcPr>
-            <w:tcW w:type="pct" w:w="2600"/>
-            <w:tcMar>
-              <w:top w:type="dxa" w:w="50"/>
-              <w:left w:type="dxa" w:w="110"/>
-              <w:bottom w:type="dxa" w:w="50"/>
-              <w:right w:type="dxa" w:w="110"/>
-            </w:tcMar>
-          </w:tcPr>
-          <w:p>
-            <w:pPr>
-              <w:spacing w:before="28" w:after="28"/>
-            </w:pPr>
-            <w:r>
-              <w:rPr>
-                <w:sz w:val="15"/>
-                <w:szCs w:val="15"/>
-              </w:rPr>
-              <w:t xml:space="preserve">Freight to customers per case</w:t>
-            </w:r>
-          </w:p>
-        </w:tc>
-        <w:tc>
-          <w:tcPr>
-            <w:tcW w:type="pct" w:w="2400"/>
-            <w:tcMar>
-              <w:top w:type="dxa" w:w="50"/>
-              <w:left w:type="dxa" w:w="110"/>
-              <w:bottom w:type="dxa" w:w="50"/>
-              <w:right w:type="dxa" w:w="110"/>
-            </w:tcMar>
-          </w:tcPr>
-          <w:p>
-            <w:pPr>
-              <w:spacing w:before="28" w:after="28"/>
-            </w:pPr>
-            <w:r>
-              <w:rPr>
-                <w:sz w:val="15"/>
-                <w:szCs w:val="15"/>
-              </w:rPr>
-              <w:t xml:space="preserve">Variable cost</w:t>
-            </w:r>
-          </w:p>
-        </w:tc>
-      </w:tr>
-    </w:tbl>
-    <w:p/>
-    <w:tbl>
-      <w:tblPr>
-        <w:tblW w:type="pct" w:w="100%"/>
-        <w:tblLayout w:type="fixed"/>
-        <w:tblBorders>
-          <w:top w:val="single" w:color="FBFAF6" w:sz="4"/>
-          <w:left w:val="single" w:color="FBFAF6" w:sz="4"/>
-          <w:bottom w:val="single" w:color="FBFAF6" w:sz="4"/>
-          <w:right w:val="single" w:color="FBFAF6" w:sz="4"/>
-          <w:insideH w:val="single" w:color="FBFAF6" w:sz="4"/>
-          <w:insideV w:val="single" w:color="FBFAF6" w:sz="4"/>
-        </w:tblBorders>
-      </w:tblPr>
-      <w:tblGrid>
-        <w:gridCol w:w="9600"/>
-      </w:tblGrid>
-      <w:tr>
-        <w:tc>
-          <w:tcPr>
-            <w:tcW w:type="pct" w:w="5000"/>
-            <w:shd w:fill="FBFAF6" w:val="clear"/>
-            <w:tcMar>
-              <w:top w:type="dxa" w:w="40"/>
-              <w:left w:type="dxa" w:w="100"/>
-              <w:bottom w:type="dxa" w:w="40"/>
-              <w:right w:type="dxa" w:w="100"/>
-            </w:tcMar>
-          </w:tcPr>
-          <w:p>
-            <w:pPr>
-              <w:spacing w:before="18" w:after="6"/>
-            </w:pPr>
-            <w:r>
-              <w:rPr>
-                <w:b/>
-                <w:bCs/>
-                <w:color w:val="6B7280"/>
-                <w:sz w:val="14"/>
-                <w:szCs w:val="14"/>
-              </w:rPr>
-              <w:t xml:space="preserve">word list</w:t>
-            </w:r>
-          </w:p>
-          <w:p>
-            <w:pPr>
-              <w:spacing w:before="0" w:after="18"/>
-            </w:pPr>
-            <w:r>
-              <w:rPr>
-                <w:b/>
-                <w:bCs/>
-                <w:color w:val="353A7C"/>
-                <w:sz w:val="16"/>
-                <w:szCs w:val="16"/>
-              </w:rPr>
-              <w:t xml:space="preserve">Fixed cost the manager controls   ·   $2,100,000 − $900,000 = $1,200,000   ·   Traceable fixed cost the manager does not control   ·   Variable cost</w:t>
-            </w:r>
-          </w:p>
-        </w:tc>
-      </w:tr>
-    </w:tbl>
-    <w:p/>
-    <w:p>
-      <w:pPr>
-        <w:pageBreakBefore w:val="true"/>
-        <w:spacing w:after="0"/>
-      </w:pPr>
-      <w:r>
-        <w:rPr>
-          <w:sz w:val="2"/>
-        </w:rPr>
-        <w:t xml:space="preserve"> </w:t>
-      </w:r>
-    </w:p>
-    <w:p>
-      <w:pPr>
-        <w:spacing w:before="44" w:after="10"/>
-      </w:pPr>
-      <w:r>
-        <w:rPr>
-          <w:b/>
-          <w:bCs/>
-          <w:color w:val="353A7C"/>
-          <w:sz w:val="18"/>
-          <w:szCs w:val="18"/>
-        </w:rPr>
-        <w:t xml:space="preserve">The English this section uses, and its Arabic</w:t>
-      </w:r>
-    </w:p>
-    <w:p>
-      <w:pPr>
-        <w:spacing w:before="0" w:after="12"/>
-      </w:pPr>
-      <w:r>
-        <w:rPr>
-          <w:color w:val="6B7280"/>
-          <w:sz w:val="15"/>
-          <w:szCs w:val="15"/>
-        </w:rPr>
-        <w:t xml:space="preserve">Each term sits against what it means.</w:t>
-      </w:r>
-    </w:p>
-    <w:p>
-      <w:pPr>
-        <w:spacing w:after="40" w:before="90"/>
-        <w:jc w:val="center"/>
-      </w:pPr>
-      <w:r>
-        <w:drawing>
-          <wp:inline distT="0" distB="0" distL="0" distR="0">
-            <wp:extent cx="5734050" cy="1931475"/>
-            <wp:effectExtent t="0" r="0" b="0" l="0"/>
-            <wp:docPr id="1" name="" descr="" title=""/>
-            <wp:cNvGraphicFramePr>
-              <a:graphicFrameLocks xmlns:a="http://schemas.openxmlformats.org/drawingml/2006/main" noChangeAspect="1"/>
-            </wp:cNvGraphicFramePr>
-            <a:graphic xmlns:a="http://schemas.openxmlformats.org/drawingml/2006/main">
-              <a:graphicData uri="http://schemas.openxmlformats.org/drawingml/2006/picture">
-                <pic:pic xmlns:pic="http://schemas.openxmlformats.org/drawingml/2006/picture">
-                  <pic:nvPicPr>
-                    <pic:cNvPr id="0" name="" descr=""/>
-                    <pic:cNvPicPr>
-                      <a:picLocks noChangeAspect="1" noChangeArrowheads="1"/>
-                    </pic:cNvPicPr>
-                  </pic:nvPicPr>
-                  <pic:blipFill>
-                    <a:blip r:embed="rId109" cstate="none"/>
-                    <a:srcRect/>
-                    <a:stretch>
-                      <a:fillRect/>
-                    </a:stretch>
-                  </pic:blipFill>
-                  <pic:spPr bwMode="auto">
-                    <a:xfrm>
-                      <a:off x="0" y="0"/>
-                      <a:ext cx="5734050" cy="1931475"/>
-                    </a:xfrm>
-                    <a:prstGeom prst="rect">
-                      <a:avLst/>
-                    </a:prstGeom>
-                  </pic:spPr>
-                </pic:pic>
-              </a:graphicData>
-            </a:graphic>
-          </wp:inline>
-        </w:drawing>
-      </w:r>
-    </w:p>
-    <w:tbl>
-      <w:tblPr>
-        <w:tblW w:type="pct" w:w="100%"/>
-        <w:tblLayout w:type="fixed"/>
-        <w:tblBorders>
-          <w:top w:val="single" w:color="FBFAF6" w:sz="4"/>
-          <w:left w:val="single" w:color="FBFAF6" w:sz="4"/>
-          <w:bottom w:val="single" w:color="FBFAF6" w:sz="4"/>
-          <w:right w:val="single" w:color="FBFAF6" w:sz="4"/>
-          <w:insideH w:val="single" w:color="FBFAF6" w:sz="4"/>
-          <w:insideV w:val="single" w:color="FBFAF6" w:sz="4"/>
-        </w:tblBorders>
-      </w:tblPr>
-      <w:tblGrid>
-        <w:gridCol w:w="9600"/>
-      </w:tblGrid>
-      <w:tr>
-        <w:tc>
-          <w:tcPr>
-            <w:tcW w:type="pct" w:w="5000"/>
-            <w:shd w:fill="FBFAF6" w:val="clear"/>
-            <w:tcMar>
-              <w:top w:type="dxa" w:w="40"/>
-              <w:left w:type="dxa" w:w="100"/>
-              <w:bottom w:type="dxa" w:w="40"/>
-              <w:right w:type="dxa" w:w="100"/>
-            </w:tcMar>
-          </w:tcPr>
-          <w:p>
-            <w:pPr>
-              <w:spacing w:before="18" w:after="6"/>
-            </w:pPr>
-            <w:r>
-              <w:rPr>
-                <w:b/>
-                <w:bCs/>
-                <w:color w:val="6B7280"/>
-                <w:sz w:val="14"/>
-                <w:szCs w:val="14"/>
-              </w:rPr>
-              <w:t xml:space="preserve">word list</w:t>
-            </w:r>
-          </w:p>
-          <w:p>
-            <w:pPr>
-              <w:spacing w:before="0" w:after="18"/>
-            </w:pPr>
-            <w:r>
-              <w:rPr>
-                <w:b/>
-                <w:bCs/>
-                <w:color w:val="353A7C"/>
-                <w:sz w:val="16"/>
-                <w:szCs w:val="16"/>
-              </w:rPr>
-              <w:t xml:space="preserve">profit center   ·   investment center   ·   segment margin</w:t>
+              <w:t xml:space="preserve">segment margin   ·   investment center</w:t>
             </w:r>
           </w:p>
         </w:tc>
@@ -13215,7 +14191,7 @@
                 <w:sz w:val="16"/>
                 <w:szCs w:val="16"/>
               </w:rPr>
-              <w:t xml:space="preserve">controllable</w:t>
+              <w:t xml:space="preserve">classify</w:t>
             </w:r>
           </w:p>
         </w:tc>
@@ -13658,7 +14634,7 @@
                 <w:sz w:val="16"/>
                 <w:szCs w:val="16"/>
               </w:rPr>
-              <w:t xml:space="preserve">controllable</w:t>
+              <w:t xml:space="preserve">judges</w:t>
             </w:r>
           </w:p>
         </w:tc>
@@ -13827,7 +14803,7 @@
                 <w:sz w:val="16"/>
                 <w:szCs w:val="16"/>
               </w:rPr>
-              <w:t xml:space="preserve">profit center</w:t>
+              <w:t xml:space="preserve">segment margin</w:t>
             </w:r>
           </w:p>
         </w:tc>
@@ -13878,24 +14854,14 @@
           </w:tcPr>
           <w:p>
             <w:pPr>
-              <w:spacing w:before="12" w:after="12"/>
-            </w:pPr>
-            <w:r>
-              <w:rPr>
-                <w:b/>
-                <w:bCs/>
-                <w:color w:val="8186EF"/>
-                <w:sz w:val="16"/>
-                <w:szCs w:val="16"/>
-              </w:rPr>
-              <w:t xml:space="preserve">24  </w:t>
-            </w:r>
-            <w:r>
-              <w:rPr>
-                <w:sz w:val="16"/>
-                <w:szCs w:val="16"/>
-              </w:rPr>
-              <w:t xml:space="preserve">segment margin</w:t>
+              <w:spacing w:before="24" w:after="24"/>
+            </w:pPr>
+            <w:r>
+              <w:rPr>
+                <w:sz w:val="16"/>
+                <w:szCs w:val="16"/>
+              </w:rPr>
+              <w:t xml:space="preserve"/>
             </w:r>
           </w:p>
         </w:tc>
